--- a/protected-assets/PreTribulation.docx
+++ b/protected-assets/PreTribulation.docx
@@ -152,7 +152,7 @@
           <w:sz w:val="23"/>
           <w:szCs w:val="23"/>
         </w:rPr>
-        <w:t xml:space="preserve">Many sincere Christians believe the church will be taken to heaven before a seven-year Tribulation begins. This belief is called the pre-tribulation rapture. It grows out of a larger system of Bible teaching called dispensationalism. This paper respects those who hold it. Many of them love God’s Word deeply, and they are right about something important: God’s wrath is not meant for His people.</w:t>
+        <w:t xml:space="preserve">Many sincere Christians believe the church will be taken to heaven before a seven-year Tribulation begins. This belief is called the pre-tribulation rapture (pre-trib, for short). The rapture is the gathering of believers to meet Christ “in the air” (1 Thessalonians 4:17); the question is when it happens. The pre-trib view grows out of a larger system of Bible teaching called dispensationalism, which divides history into ages (“dispensations”) and keeps Israel and the church on separate tracks. This paper respects those who hold it. Many of them love God’s Word deeply, and they are right about something important: God’s wrath is not meant for His people.</w:t>
       </w:r>
     </w:p>
     <w:p>
@@ -329,6 +329,24 @@
     </w:p>
     <w:p>
       <w:pPr>
+        <w:spacing w:after="200" w:line="300"/>
+        <w:jc w:val="both"/>
+      </w:pPr>
+      <w:r>
+        <w:rPr>
+          <w:rFonts w:ascii="Garamond" w:cs="Garamond" w:eastAsia="Garamond" w:hAnsi="Garamond"/>
+          <w:b w:val="false"/>
+          <w:bCs w:val="false"/>
+          <w:i w:val="false"/>
+          <w:iCs w:val="false"/>
+          <w:sz w:val="23"/>
+          <w:szCs w:val="23"/>
+        </w:rPr>
+        <w:t xml:space="preserve">A few terms used throughout: “Tribulation” with a capital T means the seven-year period pre-trib teaching expects; “great tribulation” is Scripture’s own phrase (Matthew 24:21; Revelation 7:14). Numbers such as G3952 or H5057 point to Strong’s Concordance, where readers can look up the original Greek (G) or Hebrew (H) word. “This research” refers to the Continuous Jubilee Calendar (CJC), which counts Scripture’s sabbath years and Jubilees, the year of release after seven cycles of seven years (Leviticus 25:8–10). Days 1,260, 1,290, and 1,335 are Daniel’s countdown (Daniel 12:7, 11–12), counted from the start of the great tribulation; see “The Shepherd’s Gathering.”</w:t>
+      </w:r>
+    </w:p>
+    <w:p>
+      <w:pPr>
         <w:pStyle w:val="Heading1"/>
         <w:pBdr>
           <w:bottom w:val="single" w:color="5B3A29" w:sz="6" w:space="4"/>
@@ -637,7 +655,7 @@
           <w:sz w:val="23"/>
           <w:szCs w:val="23"/>
         </w:rPr>
-        <w:t xml:space="preserve">That starting point is the decree of 457 BC, and from there the count runs straight through without a break:</w:t>
+        <w:t xml:space="preserve">That starting point is Artaxerxes’ decree to Ezra in 457 BC (Ezra 7), and from there the count runs straight through without a break:</w:t>
       </w:r>
     </w:p>
     <w:p>
@@ -815,79 +833,37 @@
           <w:sz w:val="25"/>
           <w:szCs w:val="25"/>
         </w:rPr>
-        <w:t xml:space="preserve">Answering pre-trib’s three supports</w:t>
-      </w:r>
-    </w:p>
-    <w:p>
-      <w:pPr>
-        <w:spacing w:after="200" w:line="300"/>
-        <w:jc w:val="both"/>
-      </w:pPr>
-      <w:r>
-        <w:rPr>
-          <w:rFonts w:ascii="Garamond" w:cs="Garamond" w:eastAsia="Garamond" w:hAnsi="Garamond"/>
-          <w:b/>
-          <w:bCs/>
-          <w:i w:val="false"/>
-          <w:iCs w:val="false"/>
-          <w:sz w:val="23"/>
-          <w:szCs w:val="23"/>
-        </w:rPr>
-        <w:t xml:space="preserve">1. “Jesus stopped reading mid-verse in Isaiah 61, so prophecy can have gaps.”</w:t>
-      </w:r>
-    </w:p>
-    <w:p>
-      <w:pPr>
-        <w:spacing w:after="200" w:line="300"/>
-        <w:jc w:val="both"/>
-      </w:pPr>
-      <w:r>
-        <w:rPr>
-          <w:rFonts w:ascii="Garamond" w:cs="Garamond" w:eastAsia="Garamond" w:hAnsi="Garamond"/>
-          <w:b w:val="false"/>
-          <w:bCs w:val="false"/>
-          <w:i w:val="false"/>
-          <w:iCs w:val="false"/>
-          <w:sz w:val="23"/>
-          <w:szCs w:val="23"/>
-        </w:rPr>
-        <w:t xml:space="preserve">In Nazareth, Jesus read from Isaiah 61 and stopped at “the acceptable year of the Lord” (Luke 4:19). He closed the book before reaching “the day of vengeance of our God” (Isaiah 61:2). Then He said, “This day is this scripture fulfilled in your ears” (Luke 4:21).</w:t>
-      </w:r>
-    </w:p>
-    <w:p>
-      <w:pPr>
-        <w:spacing w:after="200" w:line="300"/>
-        <w:jc w:val="both"/>
-      </w:pPr>
-      <w:r>
-        <w:rPr>
-          <w:rFonts w:ascii="Garamond" w:cs="Garamond" w:eastAsia="Garamond" w:hAnsi="Garamond"/>
-          <w:b w:val="false"/>
-          <w:bCs w:val="false"/>
-          <w:i w:val="false"/>
-          <w:iCs w:val="false"/>
-          <w:sz w:val="23"/>
-          <w:szCs w:val="23"/>
-        </w:rPr>
-        <w:t xml:space="preserve">He stopped because He read only what was being fulfilled that day. Isaiah 61 speaks the language of the Jubilee: liberty to the captives and the acceptable year. This was the heart of His mission: He came as the Savior from sin, to set free those held in sin’s prison. The law could show what sin is, but it could never set anyone free from it. “What the law could not do, in that it was weak through the flesh,” God did by “sending his own Son” (Romans 8:3), and “If the Son therefore shall make you free, ye shall be free indeed” (John 8:36). Jesus proclaimed the acceptable year at the time it was fulfilled. The day of vengeance was not cancelled. It belongs to a later time: prophecy often spans centuries in a single verse, and Isaiah 61:2 moves from His first coming to His second.</w:t>
-      </w:r>
-    </w:p>
-    <w:p>
-      <w:pPr>
-        <w:spacing w:after="200" w:line="300"/>
-        <w:jc w:val="both"/>
-      </w:pPr>
-      <w:r>
-        <w:rPr>
-          <w:rFonts w:ascii="Garamond" w:cs="Garamond" w:eastAsia="Garamond" w:hAnsi="Garamond"/>
-          <w:b w:val="false"/>
-          <w:bCs w:val="false"/>
-          <w:i w:val="false"/>
-          <w:iCs w:val="false"/>
-          <w:sz w:val="23"/>
-          <w:szCs w:val="23"/>
-        </w:rPr>
-        <w:t xml:space="preserve">Isaiah 61 has no count of years to break. Daniel 9 does. </w:t>
+        <w:t xml:space="preserve">Two ways to count the seventy weeks</w:t>
+      </w:r>
+    </w:p>
+    <w:p>
+      <w:pPr>
+        <w:spacing w:after="200" w:line="300"/>
+        <w:jc w:val="both"/>
+      </w:pPr>
+      <w:r>
+        <w:rPr>
+          <w:rFonts w:ascii="Garamond" w:cs="Garamond" w:eastAsia="Garamond" w:hAnsi="Garamond"/>
+          <w:b/>
+          <w:bCs/>
+          <w:i w:val="false"/>
+          <w:iCs w:val="false"/>
+          <w:sz w:val="23"/>
+          <w:szCs w:val="23"/>
+        </w:rPr>
+        <w:t xml:space="preserve">The pre-trib count.</w:t>
+      </w:r>
+      <w:r>
+        <w:rPr>
+          <w:rFonts w:ascii="Garamond" w:cs="Garamond" w:eastAsia="Garamond" w:hAnsi="Garamond"/>
+          <w:b w:val="false"/>
+          <w:bCs w:val="false"/>
+          <w:i w:val="false"/>
+          <w:iCs w:val="false"/>
+          <w:sz w:val="23"/>
+          <w:szCs w:val="23"/>
+        </w:rPr>
+        <w:t xml:space="preserve"> The best-known pre-trib calculation comes from Sir Robert Anderson’s </w:t>
       </w:r>
       <w:r>
         <w:rPr>
@@ -899,133 +875,19 @@
           <w:sz w:val="23"/>
           <w:szCs w:val="23"/>
         </w:rPr>
-        <w:t xml:space="preserve">(See “God’s Clock — Messiah’s Reading of Isaiah 61”: Isaiah 61:1–2; Luke 4:16–21; and “Art Thou He? — Jesus Fulfills Isaiah’s Messiah”: Luke 7:19–22.)</w:t>
-      </w:r>
-    </w:p>
-    <w:p>
-      <w:pPr>
-        <w:spacing w:after="200" w:line="300"/>
-        <w:jc w:val="both"/>
-      </w:pPr>
-      <w:r>
-        <w:rPr>
-          <w:rFonts w:ascii="Garamond" w:cs="Garamond" w:eastAsia="Garamond" w:hAnsi="Garamond"/>
-          <w:b/>
-          <w:bCs/>
-          <w:i w:val="false"/>
-          <w:iCs w:val="false"/>
-          <w:sz w:val="23"/>
-          <w:szCs w:val="23"/>
-        </w:rPr>
-        <w:t xml:space="preserve">2. “Jerusalem was destroyed in AD 70, after the 490 years ended, so the count must stretch.”</w:t>
-      </w:r>
-    </w:p>
-    <w:p>
-      <w:pPr>
-        <w:spacing w:after="200" w:line="300"/>
-        <w:jc w:val="both"/>
-      </w:pPr>
-      <w:r>
-        <w:rPr>
-          <w:rFonts w:ascii="Garamond" w:cs="Garamond" w:eastAsia="Garamond" w:hAnsi="Garamond"/>
-          <w:b w:val="false"/>
-          <w:bCs w:val="false"/>
-          <w:i w:val="false"/>
-          <w:iCs w:val="false"/>
-          <w:sz w:val="23"/>
-          <w:szCs w:val="23"/>
-        </w:rPr>
-        <w:t xml:space="preserve">Daniel 9:26 says that after the sixty-two weeks, Messiah would be cut off. Then “the people of the prince that shall come shall destroy the city and the sanctuary.” The destruction is the result of the covenant being rejected; it is not part of the count. The seventieth week ended on time in AD 33, and AD 34 opened a Jubilee, 490 years after the decree. The judgment followed later. Jesus warned, “Behold, your house is left unto you desolate” (Matthew 23:38), “because thou knewest not the time of thy visitation” (Luke 19:44).</w:t>
-      </w:r>
-    </w:p>
-    <w:p>
-      <w:pPr>
-        <w:spacing w:after="200" w:line="300"/>
-        <w:jc w:val="both"/>
-      </w:pPr>
-      <w:r>
-        <w:rPr>
-          <w:rFonts w:ascii="Garamond" w:cs="Garamond" w:eastAsia="Garamond" w:hAnsi="Garamond"/>
-          <w:b w:val="false"/>
-          <w:bCs w:val="false"/>
-          <w:i w:val="false"/>
-          <w:iCs w:val="false"/>
-          <w:sz w:val="23"/>
-          <w:szCs w:val="23"/>
-        </w:rPr>
-        <w:t xml:space="preserve">Some point to “This generation shall not pass” to tie all of Jesus’ words to AD 70. But Jesus separated the two events. In Luke 21, He first describes Jerusalem “compassed with armies” and “trodden down of the Gentiles, until the times of the Gentiles be fulfilled” (21:20–24). This is the first abomination of desolation. Luke’s “compassed with armies” explains what Matthew calls “the abomination of desolation” (Matthew 24:15): Roman armies standing on the holy ground around Jerusalem before its fall in AD 70 (Daniel 11:31). Daniel also names a second abomination, still ahead, set up on day 1,290 of the great tribulation (Daniel 12:11). The two are different events, and each comes true once. (See “The Jubilee Calendar and the Story of the End”: Daniel 9:26–27; 11:31; 12:11; Matthew 24:15–16; Luke 21:20–21.) Only after that does He turn to the sky: “And there shall be signs in the sun, and in the moon, and in the stars” (21:25). The generation He speaks of is the one that sees those signs: “when ye see these things come to pass, know ye that the kingdom of God is nigh at hand... This generation shall not pass away, till all be fulfilled” (21:31–32).</w:t>
-      </w:r>
-    </w:p>
-    <w:p>
-      <w:pPr>
-        <w:spacing w:after="200" w:line="300"/>
-        <w:jc w:val="both"/>
-      </w:pPr>
-      <w:r>
-        <w:rPr>
-          <w:rFonts w:ascii="Garamond" w:cs="Garamond" w:eastAsia="Garamond" w:hAnsi="Garamond"/>
-          <w:b w:val="false"/>
-          <w:bCs w:val="false"/>
-          <w:i w:val="false"/>
-          <w:iCs w:val="false"/>
-          <w:sz w:val="23"/>
-          <w:szCs w:val="23"/>
-        </w:rPr>
-        <w:t xml:space="preserve">Matthew places the same signs “immediately after the tribulation of those days” (24:29). Revelation shows them at the sixth seal: “the sun became black as sackcloth of hair, and the moon became as blood; And the stars of heaven fell unto the earth” (6:12–13). This comes just before “the great day of his wrath is come” (6:17).</w:t>
-      </w:r>
-    </w:p>
-    <w:p>
-      <w:pPr>
-        <w:spacing w:after="200" w:line="300"/>
-        <w:jc w:val="both"/>
-      </w:pPr>
-      <w:r>
-        <w:rPr>
-          <w:rFonts w:ascii="Garamond" w:cs="Garamond" w:eastAsia="Garamond" w:hAnsi="Garamond"/>
-          <w:b w:val="false"/>
-          <w:bCs w:val="false"/>
-          <w:i w:val="false"/>
-          <w:iCs w:val="false"/>
-          <w:sz w:val="23"/>
-          <w:szCs w:val="23"/>
-        </w:rPr>
-        <w:t xml:space="preserve">Jesus gave these signs to His followers to watch for. A church removed years earlier would have no reason to watch the sky for them.</w:t>
-      </w:r>
-    </w:p>
-    <w:p>
-      <w:pPr>
-        <w:spacing w:after="200" w:line="300"/>
-        <w:jc w:val="both"/>
-      </w:pPr>
-      <w:r>
-        <w:rPr>
-          <w:rFonts w:ascii="Garamond" w:cs="Garamond" w:eastAsia="Garamond" w:hAnsi="Garamond"/>
-          <w:b/>
-          <w:bCs/>
-          <w:i w:val="false"/>
-          <w:iCs w:val="false"/>
-          <w:sz w:val="23"/>
-          <w:szCs w:val="23"/>
-        </w:rPr>
-        <w:t xml:space="preserve">3. “Daniel 9:24’s six promises aren’t fulfilled yet, so the final week must be future.”</w:t>
-      </w:r>
-    </w:p>
-    <w:p>
-      <w:pPr>
-        <w:spacing w:after="200" w:line="300"/>
-        <w:jc w:val="both"/>
-      </w:pPr>
-      <w:r>
-        <w:rPr>
-          <w:rFonts w:ascii="Garamond" w:cs="Garamond" w:eastAsia="Garamond" w:hAnsi="Garamond"/>
-          <w:b w:val="false"/>
-          <w:bCs w:val="false"/>
-          <w:i w:val="false"/>
-          <w:iCs w:val="false"/>
-          <w:sz w:val="23"/>
-          <w:szCs w:val="23"/>
-        </w:rPr>
-        <w:t xml:space="preserve">Each promise is fulfilled in Christ:</w:t>
+        <w:t xml:space="preserve">The Coming Prince</w:t>
+      </w:r>
+      <w:r>
+        <w:rPr>
+          <w:rFonts w:ascii="Garamond" w:cs="Garamond" w:eastAsia="Garamond" w:hAnsi="Garamond"/>
+          <w:b w:val="false"/>
+          <w:bCs w:val="false"/>
+          <w:i w:val="false"/>
+          <w:iCs w:val="false"/>
+          <w:sz w:val="23"/>
+          <w:szCs w:val="23"/>
+        </w:rPr>
+        <w:t xml:space="preserve"> (1894), later revised by Harold Hoehner (1977). It makes four changes:</w:t>
       </w:r>
     </w:p>
     <w:p>
@@ -1048,19 +910,19 @@
           <w:sz w:val="23"/>
           <w:szCs w:val="23"/>
         </w:rPr>
-        <w:t xml:space="preserve">“To finish the transgression... make an end of sins... make reconciliation for iniquity.”</w:t>
-      </w:r>
-      <w:r>
-        <w:rPr>
-          <w:rFonts w:ascii="Garamond" w:cs="Garamond" w:eastAsia="Garamond" w:hAnsi="Garamond"/>
-          <w:b w:val="false"/>
-          <w:bCs w:val="false"/>
-          <w:i w:val="false"/>
-          <w:iCs w:val="false"/>
-          <w:sz w:val="23"/>
-          <w:szCs w:val="23"/>
-        </w:rPr>
-        <w:t xml:space="preserve"> “He appeared to put away sin by the sacrifice of himself” (Hebrews 9:26), and “we were reconciled to God by the death of his Son” (Romans 5:10).</w:t>
+        <w:t xml:space="preserve">A different starting point.</w:t>
+      </w:r>
+      <w:r>
+        <w:rPr>
+          <w:rFonts w:ascii="Garamond" w:cs="Garamond" w:eastAsia="Garamond" w:hAnsi="Garamond"/>
+          <w:b w:val="false"/>
+          <w:bCs w:val="false"/>
+          <w:i w:val="false"/>
+          <w:iCs w:val="false"/>
+          <w:sz w:val="23"/>
+          <w:szCs w:val="23"/>
+        </w:rPr>
+        <w:t xml:space="preserve"> It starts with Artaxerxes’ letters to Nehemiah (445 or 444 BC), not his decree to Ezra (457 BC).</w:t>
       </w:r>
     </w:p>
     <w:p>
@@ -1083,19 +945,19 @@
           <w:sz w:val="23"/>
           <w:szCs w:val="23"/>
         </w:rPr>
-        <w:t xml:space="preserve">“To bring in everlasting righteousness.”</w:t>
-      </w:r>
-      <w:r>
-        <w:rPr>
-          <w:rFonts w:ascii="Garamond" w:cs="Garamond" w:eastAsia="Garamond" w:hAnsi="Garamond"/>
-          <w:b w:val="false"/>
-          <w:bCs w:val="false"/>
-          <w:i w:val="false"/>
-          <w:iCs w:val="false"/>
-          <w:sz w:val="23"/>
-          <w:szCs w:val="23"/>
-        </w:rPr>
-        <w:t xml:space="preserve"> “That we might be made the righteousness of God in him” (2 Corinthians 5:21).</w:t>
+        <w:t xml:space="preserve">A shorter year.</w:t>
+      </w:r>
+      <w:r>
+        <w:rPr>
+          <w:rFonts w:ascii="Garamond" w:cs="Garamond" w:eastAsia="Garamond" w:hAnsi="Garamond"/>
+          <w:b w:val="false"/>
+          <w:bCs w:val="false"/>
+          <w:i w:val="false"/>
+          <w:iCs w:val="false"/>
+          <w:sz w:val="23"/>
+          <w:szCs w:val="23"/>
+        </w:rPr>
+        <w:t xml:space="preserve"> It shortens each year to 360 days, a “prophetic year,” based on the 1,260 days of Revelation 12:6.</w:t>
       </w:r>
     </w:p>
     <w:p>
@@ -1118,19 +980,19 @@
           <w:sz w:val="23"/>
           <w:szCs w:val="23"/>
         </w:rPr>
-        <w:t xml:space="preserve">“To seal up the vision and prophecy.”</w:t>
-      </w:r>
-      <w:r>
-        <w:rPr>
-          <w:rFonts w:ascii="Garamond" w:cs="Garamond" w:eastAsia="Garamond" w:hAnsi="Garamond"/>
-          <w:b w:val="false"/>
-          <w:bCs w:val="false"/>
-          <w:i w:val="false"/>
-          <w:iCs w:val="false"/>
-          <w:sz w:val="23"/>
-          <w:szCs w:val="23"/>
-        </w:rPr>
-        <w:t xml:space="preserve"> A seal confirms a document as true. Jesus confirmed that “all things must be fulfilled, which were written... concerning me” (Luke 24:44).</w:t>
+        <w:t xml:space="preserve">A different end.</w:t>
+      </w:r>
+      <w:r>
+        <w:rPr>
+          <w:rFonts w:ascii="Garamond" w:cs="Garamond" w:eastAsia="Garamond" w:hAnsi="Garamond"/>
+          <w:b w:val="false"/>
+          <w:bCs w:val="false"/>
+          <w:i w:val="false"/>
+          <w:iCs w:val="false"/>
+          <w:sz w:val="23"/>
+          <w:szCs w:val="23"/>
+        </w:rPr>
+        <w:t xml:space="preserve"> It counts 69 weeks × 7 × 360 = 173,880 days and ends at Jesus’ entry into Jerusalem (AD 32 or 33), not at His anointing.</w:t>
       </w:r>
     </w:p>
     <w:p>
@@ -1153,133 +1015,49 @@
           <w:sz w:val="23"/>
           <w:szCs w:val="23"/>
         </w:rPr>
-        <w:t xml:space="preserve">“To anoint the most Holy.”</w:t>
-      </w:r>
-      <w:r>
-        <w:rPr>
-          <w:rFonts w:ascii="Garamond" w:cs="Garamond" w:eastAsia="Garamond" w:hAnsi="Garamond"/>
-          <w:b w:val="false"/>
-          <w:bCs w:val="false"/>
-          <w:i w:val="false"/>
-          <w:iCs w:val="false"/>
-          <w:sz w:val="23"/>
-          <w:szCs w:val="23"/>
-        </w:rPr>
-        <w:t xml:space="preserve"> “God anointed Jesus of Nazareth with the Holy Ghost and with power” (Acts 10:38), at His baptism in AD 27, right on Gabriel’s count.</w:t>
-      </w:r>
-    </w:p>
-    <w:p>
-      <w:pPr>
-        <w:pStyle w:val="Heading2"/>
-        <w:keepNext/>
-        <w:spacing w:after="140" w:before="300"/>
-      </w:pPr>
-      <w:r>
-        <w:rPr>
-          <w:rFonts w:ascii="Garamond" w:cs="Garamond" w:eastAsia="Garamond" w:hAnsi="Garamond"/>
-          <w:b/>
-          <w:bCs/>
-          <w:i w:val="false"/>
-          <w:iCs w:val="false"/>
-          <w:color w:val="5B3A29"/>
-          <w:sz w:val="25"/>
-          <w:szCs w:val="25"/>
-        </w:rPr>
-        <w:t xml:space="preserve">Who holds the clock</w:t>
-      </w:r>
-    </w:p>
-    <w:p>
-      <w:pPr>
-        <w:spacing w:after="200" w:line="300"/>
-        <w:jc w:val="both"/>
-      </w:pPr>
-      <w:r>
-        <w:rPr>
-          <w:rFonts w:ascii="Garamond" w:cs="Garamond" w:eastAsia="Garamond" w:hAnsi="Garamond"/>
-          <w:b w:val="false"/>
-          <w:bCs w:val="false"/>
-          <w:i w:val="false"/>
-          <w:iCs w:val="false"/>
-          <w:sz w:val="23"/>
-          <w:szCs w:val="23"/>
-        </w:rPr>
-        <w:t xml:space="preserve">The authority over time belongs to God alone: “he changeth the times and the seasons: he removeth kings, and setteth up kings” (Daniel 2:21). God set the seventy weeks, and He fulfilled them on time. No teacher, however sincere, has the authority to stop a clock God started: “Add thou not unto his words, lest he reprove thee” (Proverbs 30:6).</w:t>
-      </w:r>
-    </w:p>
-    <w:p>
-      <w:pPr>
-        <w:pStyle w:val="Heading1"/>
-        <w:pBdr>
-          <w:bottom w:val="single" w:color="5B3A29" w:sz="6" w:space="4"/>
-        </w:pBdr>
-        <w:spacing w:after="200" w:before="480"/>
-      </w:pPr>
-      <w:r>
-        <w:rPr>
-          <w:rFonts w:ascii="Garamond" w:cs="Garamond" w:eastAsia="Garamond" w:hAnsi="Garamond"/>
-          <w:b/>
-          <w:bCs/>
-          <w:i w:val="false"/>
-          <w:iCs w:val="false"/>
-          <w:color w:val="5B3A29"/>
-          <w:sz w:val="30"/>
-          <w:szCs w:val="30"/>
-        </w:rPr>
-        <w:t xml:space="preserve">A Note on Names: Many Antichrists, and THE Antichrist</w:t>
-      </w:r>
-    </w:p>
-    <w:p>
-      <w:pPr>
-        <w:spacing w:after="200" w:line="300"/>
-        <w:jc w:val="both"/>
-      </w:pPr>
-      <w:r>
-        <w:rPr>
-          <w:rFonts w:ascii="Garamond" w:cs="Garamond" w:eastAsia="Garamond" w:hAnsi="Garamond"/>
-          <w:b w:val="false"/>
-          <w:bCs w:val="false"/>
-          <w:i w:val="false"/>
-          <w:iCs w:val="false"/>
-          <w:sz w:val="23"/>
-          <w:szCs w:val="23"/>
-        </w:rPr>
-        <w:t xml:space="preserve">Scripture speaks of antichrists in two ways. John wrote, “as ye have heard that antichrist shall come, even now are there many antichrists” (1 John 2:18). He described a “spirit of antichrist” that was “even now already... in the world” (1 John 4:3), and he called every deceiver who denies Christ “a deceiver and an antichrist” (2 John 7).</w:t>
-      </w:r>
-    </w:p>
-    <w:p>
-      <w:pPr>
-        <w:spacing w:after="200" w:line="300"/>
-        <w:jc w:val="both"/>
-      </w:pPr>
-      <w:r>
-        <w:rPr>
-          <w:rFonts w:ascii="Garamond" w:cs="Garamond" w:eastAsia="Garamond" w:hAnsi="Garamond"/>
-          <w:b w:val="false"/>
-          <w:bCs w:val="false"/>
-          <w:i w:val="false"/>
-          <w:iCs w:val="false"/>
-          <w:sz w:val="23"/>
-          <w:szCs w:val="23"/>
-        </w:rPr>
-        <w:t xml:space="preserve">So history has seen many smaller antichrists: rulers and teachers who opposed Christ and persecuted His people. They are real parallels, and each shows the same spirit at work. But a parallel is not the fulfillment. None of them is THE Antichrist of the end.</w:t>
-      </w:r>
-    </w:p>
-    <w:p>
-      <w:pPr>
-        <w:spacing w:after="200" w:line="300"/>
-        <w:jc w:val="both"/>
-      </w:pPr>
-      <w:r>
-        <w:rPr>
-          <w:rFonts w:ascii="Garamond" w:cs="Garamond" w:eastAsia="Garamond" w:hAnsi="Garamond"/>
-          <w:b w:val="false"/>
-          <w:bCs w:val="false"/>
-          <w:i w:val="false"/>
-          <w:iCs w:val="false"/>
-          <w:sz w:val="23"/>
-          <w:szCs w:val="23"/>
-        </w:rPr>
-        <w:t xml:space="preserve">Revelation names the main players of the final conflict:</w:t>
+        <w:t xml:space="preserve">A paused clock.</w:t>
+      </w:r>
+      <w:r>
+        <w:rPr>
+          <w:rFonts w:ascii="Garamond" w:cs="Garamond" w:eastAsia="Garamond" w:hAnsi="Garamond"/>
+          <w:b w:val="false"/>
+          <w:bCs w:val="false"/>
+          <w:i w:val="false"/>
+          <w:iCs w:val="false"/>
+          <w:sz w:val="23"/>
+          <w:szCs w:val="23"/>
+        </w:rPr>
+        <w:t xml:space="preserve"> It stops the clock there and moves the seventieth week to the future.</w:t>
+      </w:r>
+    </w:p>
+    <w:p>
+      <w:pPr>
+        <w:spacing w:after="200" w:line="300"/>
+        <w:jc w:val="both"/>
+      </w:pPr>
+      <w:r>
+        <w:rPr>
+          <w:rFonts w:ascii="Garamond" w:cs="Garamond" w:eastAsia="Garamond" w:hAnsi="Garamond"/>
+          <w:b/>
+          <w:bCs/>
+          <w:i w:val="false"/>
+          <w:iCs w:val="false"/>
+          <w:sz w:val="23"/>
+          <w:szCs w:val="23"/>
+        </w:rPr>
+        <w:t xml:space="preserve">The CJC count.</w:t>
+      </w:r>
+      <w:r>
+        <w:rPr>
+          <w:rFonts w:ascii="Garamond" w:cs="Garamond" w:eastAsia="Garamond" w:hAnsi="Garamond"/>
+          <w:b w:val="false"/>
+          <w:bCs w:val="false"/>
+          <w:i w:val="false"/>
+          <w:iCs w:val="false"/>
+          <w:sz w:val="23"/>
+          <w:szCs w:val="23"/>
+        </w:rPr>
+        <w:t xml:space="preserve"> The Continuous Jubilee Calendar counts the seventy weeks the way Leviticus 25 counts sabbath years: ordinary years, seven at a time, with no pauses. It uses one simple formula anyone can check with a pencil:</w:t>
       </w:r>
     </w:p>
     <w:p>
@@ -1302,19 +1080,19 @@
           <w:sz w:val="23"/>
           <w:szCs w:val="23"/>
         </w:rPr>
-        <w:t xml:space="preserve">The dragon</w:t>
-      </w:r>
-      <w:r>
-        <w:rPr>
-          <w:rFonts w:ascii="Garamond" w:cs="Garamond" w:eastAsia="Garamond" w:hAnsi="Garamond"/>
-          <w:b w:val="false"/>
-          <w:bCs w:val="false"/>
-          <w:i w:val="false"/>
-          <w:iCs w:val="false"/>
-          <w:sz w:val="23"/>
-          <w:szCs w:val="23"/>
-        </w:rPr>
-        <w:t xml:space="preserve">, “that old serpent, called the Devil, and Satan” (Revelation 12:9). He is the power behind it all, and in this research he is THE Antichrist.</w:t>
+        <w:t xml:space="preserve">B (the year count):</w:t>
+      </w:r>
+      <w:r>
+        <w:rPr>
+          <w:rFonts w:ascii="Garamond" w:cs="Garamond" w:eastAsia="Garamond" w:hAnsi="Garamond"/>
+          <w:b w:val="false"/>
+          <w:bCs w:val="false"/>
+          <w:i w:val="false"/>
+          <w:iCs w:val="false"/>
+          <w:sz w:val="23"/>
+          <w:szCs w:val="23"/>
+        </w:rPr>
+        <w:t xml:space="preserve"> for a BC year, B = 1438 − year; for an AD year, B = 1437 + year.</w:t>
       </w:r>
     </w:p>
     <w:p>
@@ -1337,19 +1115,19 @@
           <w:sz w:val="23"/>
           <w:szCs w:val="23"/>
         </w:rPr>
-        <w:t xml:space="preserve">The beast</w:t>
-      </w:r>
-      <w:r>
-        <w:rPr>
-          <w:rFonts w:ascii="Garamond" w:cs="Garamond" w:eastAsia="Garamond" w:hAnsi="Garamond"/>
-          <w:b w:val="false"/>
-          <w:bCs w:val="false"/>
-          <w:i w:val="false"/>
-          <w:iCs w:val="false"/>
-          <w:sz w:val="23"/>
-          <w:szCs w:val="23"/>
-        </w:rPr>
-        <w:t xml:space="preserve">, to whom “the dragon gave him his power, and his seat, and great authority” (Revelation 13:2).</w:t>
+        <w:t xml:space="preserve">Cycle:</w:t>
+      </w:r>
+      <w:r>
+        <w:rPr>
+          <w:rFonts w:ascii="Garamond" w:cs="Garamond" w:eastAsia="Garamond" w:hAnsi="Garamond"/>
+          <w:b w:val="false"/>
+          <w:bCs w:val="false"/>
+          <w:i w:val="false"/>
+          <w:iCs w:val="false"/>
+          <w:sz w:val="23"/>
+          <w:szCs w:val="23"/>
+        </w:rPr>
+        <w:t xml:space="preserve"> (B − 1) ÷ 49, rounded down, plus 1.</w:t>
       </w:r>
     </w:p>
     <w:p>
@@ -1372,239 +1150,747 @@
           <w:sz w:val="23"/>
           <w:szCs w:val="23"/>
         </w:rPr>
-        <w:t xml:space="preserve">The false prophet</w:t>
-      </w:r>
-      <w:r>
-        <w:rPr>
-          <w:rFonts w:ascii="Garamond" w:cs="Garamond" w:eastAsia="Garamond" w:hAnsi="Garamond"/>
-          <w:b w:val="false"/>
-          <w:bCs w:val="false"/>
-          <w:i w:val="false"/>
-          <w:iCs w:val="false"/>
-          <w:sz w:val="23"/>
-          <w:szCs w:val="23"/>
-        </w:rPr>
-        <w:t xml:space="preserve">, who works signs and enforces the mark (Revelation 13:11–17; 19:20).</w:t>
-      </w:r>
-    </w:p>
-    <w:p>
-      <w:pPr>
-        <w:pStyle w:val="Heading1"/>
-        <w:pBdr>
-          <w:bottom w:val="single" w:color="5B3A29" w:sz="6" w:space="4"/>
-        </w:pBdr>
-        <w:spacing w:after="200" w:before="480"/>
-      </w:pPr>
-      <w:r>
-        <w:rPr>
-          <w:rFonts w:ascii="Garamond" w:cs="Garamond" w:eastAsia="Garamond" w:hAnsi="Garamond"/>
-          <w:b/>
-          <w:bCs/>
-          <w:i w:val="false"/>
-          <w:iCs w:val="false"/>
-          <w:color w:val="5B3A29"/>
-          <w:sz w:val="30"/>
-          <w:szCs w:val="30"/>
-        </w:rPr>
-        <w:t xml:space="preserve">The Antiochus Question</w:t>
-      </w:r>
-    </w:p>
-    <w:p>
-      <w:pPr>
-        <w:spacing w:after="200" w:line="300"/>
-        <w:jc w:val="both"/>
-      </w:pPr>
-      <w:r>
-        <w:rPr>
-          <w:rFonts w:ascii="Garamond" w:cs="Garamond" w:eastAsia="Garamond" w:hAnsi="Garamond"/>
-          <w:b w:val="false"/>
-          <w:bCs w:val="false"/>
-          <w:i w:val="false"/>
-          <w:iCs w:val="false"/>
-          <w:sz w:val="23"/>
-          <w:szCs w:val="23"/>
-        </w:rPr>
-        <w:t xml:space="preserve">Antiochus IV fairly belongs among the “many antichrists.” He opposed God and defiled His Temple. The question is whether he </w:t>
-      </w:r>
-      <w:r>
-        <w:rPr>
-          <w:rFonts w:ascii="Garamond" w:cs="Garamond" w:eastAsia="Garamond" w:hAnsi="Garamond"/>
-          <w:b w:val="false"/>
-          <w:bCs w:val="false"/>
-          <w:i/>
-          <w:iCs/>
-          <w:sz w:val="23"/>
-          <w:szCs w:val="23"/>
-        </w:rPr>
-        <w:t xml:space="preserve">fulfilled</w:t>
-      </w:r>
-      <w:r>
-        <w:rPr>
-          <w:rFonts w:ascii="Garamond" w:cs="Garamond" w:eastAsia="Garamond" w:hAnsi="Garamond"/>
-          <w:b w:val="false"/>
-          <w:bCs w:val="false"/>
-          <w:i w:val="false"/>
-          <w:iCs w:val="false"/>
-          <w:sz w:val="23"/>
-          <w:szCs w:val="23"/>
-        </w:rPr>
-        <w:t xml:space="preserve"> Daniel’s prophecy, and Scripture’s own test says he did not.</w:t>
-      </w:r>
-    </w:p>
-    <w:p>
-      <w:pPr>
-        <w:pStyle w:val="Heading2"/>
-        <w:keepNext/>
-        <w:spacing w:after="140" w:before="300"/>
-      </w:pPr>
-      <w:r>
-        <w:rPr>
-          <w:rFonts w:ascii="Garamond" w:cs="Garamond" w:eastAsia="Garamond" w:hAnsi="Garamond"/>
-          <w:b/>
-          <w:bCs/>
-          <w:i w:val="false"/>
-          <w:iCs w:val="false"/>
-          <w:color w:val="5B3A29"/>
-          <w:sz w:val="25"/>
-          <w:szCs w:val="25"/>
-        </w:rPr>
-        <w:t xml:space="preserve">What many commentaries teach</w:t>
-      </w:r>
-    </w:p>
-    <w:p>
-      <w:pPr>
-        <w:spacing w:after="200" w:line="300"/>
-        <w:jc w:val="both"/>
-      </w:pPr>
-      <w:r>
-        <w:rPr>
-          <w:rFonts w:ascii="Garamond" w:cs="Garamond" w:eastAsia="Garamond" w:hAnsi="Garamond"/>
-          <w:b w:val="false"/>
-          <w:bCs w:val="false"/>
-          <w:i w:val="false"/>
-          <w:iCs w:val="false"/>
-          <w:sz w:val="23"/>
-          <w:szCs w:val="23"/>
-        </w:rPr>
-        <w:t xml:space="preserve">Antiochus IV Epiphanes was a Greek king who defiled the Temple in 167 BC. Many commentaries teach that he fulfilled, or at least foreshadowed, Daniel’s “abomination of desolation.” The verse they apply to him is Daniel 11:31: “they shall place the abomination that maketh desolate.” That is the first abomination of desolation, the one Jesus told His followers to watch for (Matthew 24:15) and Luke explains as Jerusalem “compassed with armies” (Luke 21:20). Scripture ties it to a set of events: Messiah is cut off first, and then the city and the sanctuary are destroyed (Daniel 9:26). It was fulfilled in AD 70. The second abomination, in Daniel 12:11, is still ahead. From there they teach that a future human Antichrist will do the same, after making and breaking a seven-year covenant. This is the foundation of the pre-trib reading of the “he” in Daniel 9:27.</w:t>
-      </w:r>
-    </w:p>
-    <w:p>
-      <w:pPr>
-        <w:pStyle w:val="Heading2"/>
-        <w:keepNext/>
-        <w:spacing w:after="140" w:before="300"/>
-      </w:pPr>
-      <w:r>
-        <w:rPr>
-          <w:rFonts w:ascii="Garamond" w:cs="Garamond" w:eastAsia="Garamond" w:hAnsi="Garamond"/>
-          <w:b/>
-          <w:bCs/>
-          <w:i w:val="false"/>
-          <w:iCs w:val="false"/>
-          <w:color w:val="5B3A29"/>
-          <w:sz w:val="25"/>
-          <w:szCs w:val="25"/>
-        </w:rPr>
-        <w:t xml:space="preserve">Where the idea came from</w:t>
-      </w:r>
-    </w:p>
-    <w:p>
-      <w:pPr>
-        <w:spacing w:after="200" w:line="300"/>
-        <w:jc w:val="both"/>
-      </w:pPr>
-      <w:r>
-        <w:rPr>
-          <w:rFonts w:ascii="Garamond" w:cs="Garamond" w:eastAsia="Garamond" w:hAnsi="Garamond"/>
-          <w:b w:val="false"/>
-          <w:bCs w:val="false"/>
-          <w:i w:val="false"/>
-          <w:iCs w:val="false"/>
-          <w:sz w:val="23"/>
-          <w:szCs w:val="23"/>
-        </w:rPr>
-        <w:t xml:space="preserve">The book of 1 Maccabees, which is not part of Scripture, was the first to apply Daniel’s phrase to Antiochus’s altar (1 Maccabees 1:54). In the third century, a pagan critic of Christianity named Porphyry went further. He argued that Daniel was written </w:t>
-      </w:r>
-      <w:r>
-        <w:rPr>
-          <w:rFonts w:ascii="Garamond" w:cs="Garamond" w:eastAsia="Garamond" w:hAnsi="Garamond"/>
-          <w:b w:val="false"/>
-          <w:bCs w:val="false"/>
-          <w:i/>
-          <w:iCs/>
-          <w:sz w:val="23"/>
-          <w:szCs w:val="23"/>
-        </w:rPr>
-        <w:t xml:space="preserve">after</w:t>
-      </w:r>
-      <w:r>
-        <w:rPr>
-          <w:rFonts w:ascii="Garamond" w:cs="Garamond" w:eastAsia="Garamond" w:hAnsi="Garamond"/>
-          <w:b w:val="false"/>
-          <w:bCs w:val="false"/>
-          <w:i w:val="false"/>
-          <w:iCs w:val="false"/>
-          <w:sz w:val="23"/>
-          <w:szCs w:val="23"/>
-        </w:rPr>
-        <w:t xml:space="preserve"> Antiochus, as history disguised as prophecy. Jerome answered him, but even Jerome allowed Antiochus as a “type” of a future Antichrist. That blend passed into later commentaries, and from them into much of today’s teaching.</w:t>
-      </w:r>
-    </w:p>
-    <w:p>
-      <w:pPr>
-        <w:spacing w:after="200" w:line="300"/>
-        <w:jc w:val="both"/>
-      </w:pPr>
-      <w:r>
-        <w:rPr>
-          <w:rFonts w:ascii="Garamond" w:cs="Garamond" w:eastAsia="Garamond" w:hAnsi="Garamond"/>
-          <w:b w:val="false"/>
-          <w:bCs w:val="false"/>
-          <w:i w:val="false"/>
-          <w:iCs w:val="false"/>
-          <w:sz w:val="23"/>
-          <w:szCs w:val="23"/>
-        </w:rPr>
-        <w:t xml:space="preserve">A theory that began by denying Daniel could predict the future is not a safe foundation for reading his prophecies.</w:t>
-      </w:r>
-    </w:p>
-    <w:p>
-      <w:pPr>
-        <w:pStyle w:val="Heading2"/>
-        <w:keepNext/>
-        <w:spacing w:after="140" w:before="300"/>
-      </w:pPr>
-      <w:r>
-        <w:rPr>
-          <w:rFonts w:ascii="Garamond" w:cs="Garamond" w:eastAsia="Garamond" w:hAnsi="Garamond"/>
-          <w:b/>
-          <w:bCs/>
-          <w:i w:val="false"/>
-          <w:iCs w:val="false"/>
-          <w:color w:val="5B3A29"/>
-          <w:sz w:val="25"/>
-          <w:szCs w:val="25"/>
-        </w:rPr>
-        <w:t xml:space="preserve">Scripture’s test</w:t>
-      </w:r>
-    </w:p>
-    <w:p>
-      <w:pPr>
-        <w:spacing w:after="200" w:line="300"/>
-        <w:jc w:val="both"/>
-      </w:pPr>
-      <w:r>
-        <w:rPr>
-          <w:rFonts w:ascii="Garamond" w:cs="Garamond" w:eastAsia="Garamond" w:hAnsi="Garamond"/>
-          <w:b w:val="false"/>
-          <w:bCs w:val="false"/>
-          <w:i w:val="false"/>
-          <w:iCs w:val="false"/>
-          <w:sz w:val="23"/>
-          <w:szCs w:val="23"/>
-        </w:rPr>
-        <w:t xml:space="preserve">A prophecy is fulfilled only when every part of it is fulfilled. Antiochus fails every event Scripture ties to the first abomination:</w:t>
+        <w:t xml:space="preserve">Year in the cycle (Y):</w:t>
+      </w:r>
+      <w:r>
+        <w:rPr>
+          <w:rFonts w:ascii="Garamond" w:cs="Garamond" w:eastAsia="Garamond" w:hAnsi="Garamond"/>
+          <w:b w:val="false"/>
+          <w:bCs w:val="false"/>
+          <w:i w:val="false"/>
+          <w:iCs w:val="false"/>
+          <w:sz w:val="23"/>
+          <w:szCs w:val="23"/>
+        </w:rPr>
+        <w:t xml:space="preserve"> B − (Cycle − 1) × 49. Y = 1 is a Jubilee.</w:t>
+      </w:r>
+    </w:p>
+    <w:tbl>
+      <w:tblPr>
+        <w:tblW w:type="dxa" w:w="9360"/>
+        <w:tblBorders>
+          <w:top w:val="single" w:color="auto" w:sz="4"/>
+          <w:left w:val="single" w:color="auto" w:sz="4"/>
+          <w:bottom w:val="single" w:color="auto" w:sz="4"/>
+          <w:right w:val="single" w:color="auto" w:sz="4"/>
+          <w:insideH w:val="single" w:color="auto" w:sz="4"/>
+          <w:insideV w:val="single" w:color="auto" w:sz="4"/>
+        </w:tblBorders>
+      </w:tblPr>
+      <w:tblGrid>
+        <w:gridCol w:w="2160"/>
+        <w:gridCol w:w="1100"/>
+        <w:gridCol w:w="1000"/>
+        <w:gridCol w:w="2300"/>
+        <w:gridCol w:w="2800"/>
+      </w:tblGrid>
+      <w:tr>
+        <w:trPr>
+          <w:cantSplit/>
+          <w:tblHeader/>
+        </w:trPr>
+        <w:tc>
+          <w:tcPr>
+            <w:tcW w:type="dxa" w:w="2160"/>
+            <w:shd w:fill="EDE4CE" w:color="auto" w:val="clear"/>
+            <w:tcMar>
+              <w:top w:type="dxa" w:w="60"/>
+              <w:left w:type="dxa" w:w="90"/>
+              <w:bottom w:type="dxa" w:w="60"/>
+              <w:right w:type="dxa" w:w="90"/>
+            </w:tcMar>
+          </w:tcPr>
+          <w:p>
+            <w:r>
+              <w:rPr>
+                <w:rFonts w:ascii="Arial" w:cs="Arial" w:eastAsia="Arial" w:hAnsi="Arial"/>
+                <w:b/>
+                <w:bCs/>
+                <w:i w:val="false"/>
+                <w:iCs w:val="false"/>
+                <w:color w:val="2B2318"/>
+                <w:sz w:val="18"/>
+                <w:szCs w:val="18"/>
+              </w:rPr>
+              <w:t xml:space="preserve">Event</w:t>
+            </w:r>
+          </w:p>
+        </w:tc>
+        <w:tc>
+          <w:tcPr>
+            <w:tcW w:type="dxa" w:w="1100"/>
+            <w:shd w:fill="EDE4CE" w:color="auto" w:val="clear"/>
+            <w:tcMar>
+              <w:top w:type="dxa" w:w="60"/>
+              <w:left w:type="dxa" w:w="90"/>
+              <w:bottom w:type="dxa" w:w="60"/>
+              <w:right w:type="dxa" w:w="90"/>
+            </w:tcMar>
+          </w:tcPr>
+          <w:p>
+            <w:r>
+              <w:rPr>
+                <w:rFonts w:ascii="Arial" w:cs="Arial" w:eastAsia="Arial" w:hAnsi="Arial"/>
+                <w:b/>
+                <w:bCs/>
+                <w:i w:val="false"/>
+                <w:iCs w:val="false"/>
+                <w:color w:val="2B2318"/>
+                <w:sz w:val="18"/>
+                <w:szCs w:val="18"/>
+              </w:rPr>
+              <w:t xml:space="preserve">Year</w:t>
+            </w:r>
+          </w:p>
+        </w:tc>
+        <w:tc>
+          <w:tcPr>
+            <w:tcW w:type="dxa" w:w="1000"/>
+            <w:shd w:fill="EDE4CE" w:color="auto" w:val="clear"/>
+            <w:tcMar>
+              <w:top w:type="dxa" w:w="60"/>
+              <w:left w:type="dxa" w:w="90"/>
+              <w:bottom w:type="dxa" w:w="60"/>
+              <w:right w:type="dxa" w:w="90"/>
+            </w:tcMar>
+          </w:tcPr>
+          <w:p>
+            <w:r>
+              <w:rPr>
+                <w:rFonts w:ascii="Arial" w:cs="Arial" w:eastAsia="Arial" w:hAnsi="Arial"/>
+                <w:b/>
+                <w:bCs/>
+                <w:i w:val="false"/>
+                <w:iCs w:val="false"/>
+                <w:color w:val="2B2318"/>
+                <w:sz w:val="18"/>
+                <w:szCs w:val="18"/>
+              </w:rPr>
+              <w:t xml:space="preserve">B</w:t>
+            </w:r>
+          </w:p>
+        </w:tc>
+        <w:tc>
+          <w:tcPr>
+            <w:tcW w:type="dxa" w:w="2300"/>
+            <w:shd w:fill="EDE4CE" w:color="auto" w:val="clear"/>
+            <w:tcMar>
+              <w:top w:type="dxa" w:w="60"/>
+              <w:left w:type="dxa" w:w="90"/>
+              <w:bottom w:type="dxa" w:w="60"/>
+              <w:right w:type="dxa" w:w="90"/>
+            </w:tcMar>
+          </w:tcPr>
+          <w:p>
+            <w:r>
+              <w:rPr>
+                <w:rFonts w:ascii="Arial" w:cs="Arial" w:eastAsia="Arial" w:hAnsi="Arial"/>
+                <w:b/>
+                <w:bCs/>
+                <w:i w:val="false"/>
+                <w:iCs w:val="false"/>
+                <w:color w:val="2B2318"/>
+                <w:sz w:val="18"/>
+                <w:szCs w:val="18"/>
+              </w:rPr>
+              <w:t xml:space="preserve">Cycle, Year</w:t>
+            </w:r>
+          </w:p>
+        </w:tc>
+        <w:tc>
+          <w:tcPr>
+            <w:tcW w:type="dxa" w:w="2800"/>
+            <w:shd w:fill="EDE4CE" w:color="auto" w:val="clear"/>
+            <w:tcMar>
+              <w:top w:type="dxa" w:w="60"/>
+              <w:left w:type="dxa" w:w="90"/>
+              <w:bottom w:type="dxa" w:w="60"/>
+              <w:right w:type="dxa" w:w="90"/>
+            </w:tcMar>
+          </w:tcPr>
+          <w:p>
+            <w:r>
+              <w:rPr>
+                <w:rFonts w:ascii="Arial" w:cs="Arial" w:eastAsia="Arial" w:hAnsi="Arial"/>
+                <w:b/>
+                <w:bCs/>
+                <w:i w:val="false"/>
+                <w:iCs w:val="false"/>
+                <w:color w:val="2B2318"/>
+                <w:sz w:val="18"/>
+                <w:szCs w:val="18"/>
+              </w:rPr>
+              <w:t xml:space="preserve">Check</w:t>
+            </w:r>
+          </w:p>
+        </w:tc>
+      </w:tr>
+      <w:tr>
+        <w:trPr>
+          <w:cantSplit/>
+          <w:tblHeader w:val="false"/>
+        </w:trPr>
+        <w:tc>
+          <w:tcPr>
+            <w:tcW w:type="dxa" w:w="2160"/>
+            <w:tcMar>
+              <w:top w:type="dxa" w:w="60"/>
+              <w:left w:type="dxa" w:w="90"/>
+              <w:bottom w:type="dxa" w:w="60"/>
+              <w:right w:type="dxa" w:w="90"/>
+            </w:tcMar>
+          </w:tcPr>
+          <w:p>
+            <w:r>
+              <w:rPr>
+                <w:rFonts w:ascii="Arial" w:cs="Arial" w:eastAsia="Arial" w:hAnsi="Arial"/>
+                <w:b w:val="false"/>
+                <w:bCs w:val="false"/>
+                <w:i w:val="false"/>
+                <w:iCs w:val="false"/>
+                <w:color w:val="2B2318"/>
+                <w:sz w:val="18"/>
+                <w:szCs w:val="18"/>
+              </w:rPr>
+              <w:t xml:space="preserve">Decree to Ezra (Ezra 7)</w:t>
+            </w:r>
+          </w:p>
+        </w:tc>
+        <w:tc>
+          <w:tcPr>
+            <w:tcW w:type="dxa" w:w="1100"/>
+            <w:tcMar>
+              <w:top w:type="dxa" w:w="60"/>
+              <w:left w:type="dxa" w:w="90"/>
+              <w:bottom w:type="dxa" w:w="60"/>
+              <w:right w:type="dxa" w:w="90"/>
+            </w:tcMar>
+          </w:tcPr>
+          <w:p>
+            <w:r>
+              <w:rPr>
+                <w:rFonts w:ascii="Arial" w:cs="Arial" w:eastAsia="Arial" w:hAnsi="Arial"/>
+                <w:b w:val="false"/>
+                <w:bCs w:val="false"/>
+                <w:i w:val="false"/>
+                <w:iCs w:val="false"/>
+                <w:color w:val="2B2318"/>
+                <w:sz w:val="18"/>
+                <w:szCs w:val="18"/>
+              </w:rPr>
+              <w:t xml:space="preserve">457 BC</w:t>
+            </w:r>
+          </w:p>
+        </w:tc>
+        <w:tc>
+          <w:tcPr>
+            <w:tcW w:type="dxa" w:w="1000"/>
+            <w:tcMar>
+              <w:top w:type="dxa" w:w="60"/>
+              <w:left w:type="dxa" w:w="90"/>
+              <w:bottom w:type="dxa" w:w="60"/>
+              <w:right w:type="dxa" w:w="90"/>
+            </w:tcMar>
+          </w:tcPr>
+          <w:p>
+            <w:r>
+              <w:rPr>
+                <w:rFonts w:ascii="Arial" w:cs="Arial" w:eastAsia="Arial" w:hAnsi="Arial"/>
+                <w:b w:val="false"/>
+                <w:bCs w:val="false"/>
+                <w:i w:val="false"/>
+                <w:iCs w:val="false"/>
+                <w:color w:val="2B2318"/>
+                <w:sz w:val="18"/>
+                <w:szCs w:val="18"/>
+              </w:rPr>
+              <w:t xml:space="preserve">981</w:t>
+            </w:r>
+          </w:p>
+        </w:tc>
+        <w:tc>
+          <w:tcPr>
+            <w:tcW w:type="dxa" w:w="2300"/>
+            <w:tcMar>
+              <w:top w:type="dxa" w:w="60"/>
+              <w:left w:type="dxa" w:w="90"/>
+              <w:bottom w:type="dxa" w:w="60"/>
+              <w:right w:type="dxa" w:w="90"/>
+            </w:tcMar>
+          </w:tcPr>
+          <w:p>
+            <w:r>
+              <w:rPr>
+                <w:rFonts w:ascii="Arial" w:cs="Arial" w:eastAsia="Arial" w:hAnsi="Arial"/>
+                <w:b w:val="false"/>
+                <w:bCs w:val="false"/>
+                <w:i w:val="false"/>
+                <w:iCs w:val="false"/>
+                <w:color w:val="2B2318"/>
+                <w:sz w:val="18"/>
+                <w:szCs w:val="18"/>
+              </w:rPr>
+              <w:t xml:space="preserve">Cycle 21, Y 1 (Jubilee)</w:t>
+            </w:r>
+          </w:p>
+        </w:tc>
+        <w:tc>
+          <w:tcPr>
+            <w:tcW w:type="dxa" w:w="2800"/>
+            <w:tcMar>
+              <w:top w:type="dxa" w:w="60"/>
+              <w:left w:type="dxa" w:w="90"/>
+              <w:bottom w:type="dxa" w:w="60"/>
+              <w:right w:type="dxa" w:w="90"/>
+            </w:tcMar>
+          </w:tcPr>
+          <w:p>
+            <w:r>
+              <w:rPr>
+                <w:rFonts w:ascii="Arial" w:cs="Arial" w:eastAsia="Arial" w:hAnsi="Arial"/>
+                <w:b w:val="false"/>
+                <w:bCs w:val="false"/>
+                <w:i w:val="false"/>
+                <w:iCs w:val="false"/>
+                <w:color w:val="2B2318"/>
+                <w:sz w:val="18"/>
+                <w:szCs w:val="18"/>
+              </w:rPr>
+              <w:t xml:space="preserve">The start</w:t>
+            </w:r>
+          </w:p>
+        </w:tc>
+      </w:tr>
+      <w:tr>
+        <w:trPr>
+          <w:cantSplit/>
+          <w:tblHeader w:val="false"/>
+        </w:trPr>
+        <w:tc>
+          <w:tcPr>
+            <w:tcW w:type="dxa" w:w="2160"/>
+            <w:tcMar>
+              <w:top w:type="dxa" w:w="60"/>
+              <w:left w:type="dxa" w:w="90"/>
+              <w:bottom w:type="dxa" w:w="60"/>
+              <w:right w:type="dxa" w:w="90"/>
+            </w:tcMar>
+          </w:tcPr>
+          <w:p>
+            <w:r>
+              <w:rPr>
+                <w:rFonts w:ascii="Arial" w:cs="Arial" w:eastAsia="Arial" w:hAnsi="Arial"/>
+                <w:b w:val="false"/>
+                <w:bCs w:val="false"/>
+                <w:i w:val="false"/>
+                <w:iCs w:val="false"/>
+                <w:color w:val="2B2318"/>
+                <w:sz w:val="18"/>
+                <w:szCs w:val="18"/>
+              </w:rPr>
+              <w:t xml:space="preserve">Messiah anointed at His baptism</w:t>
+            </w:r>
+          </w:p>
+        </w:tc>
+        <w:tc>
+          <w:tcPr>
+            <w:tcW w:type="dxa" w:w="1100"/>
+            <w:tcMar>
+              <w:top w:type="dxa" w:w="60"/>
+              <w:left w:type="dxa" w:w="90"/>
+              <w:bottom w:type="dxa" w:w="60"/>
+              <w:right w:type="dxa" w:w="90"/>
+            </w:tcMar>
+          </w:tcPr>
+          <w:p>
+            <w:r>
+              <w:rPr>
+                <w:rFonts w:ascii="Arial" w:cs="Arial" w:eastAsia="Arial" w:hAnsi="Arial"/>
+                <w:b w:val="false"/>
+                <w:bCs w:val="false"/>
+                <w:i w:val="false"/>
+                <w:iCs w:val="false"/>
+                <w:color w:val="2B2318"/>
+                <w:sz w:val="18"/>
+                <w:szCs w:val="18"/>
+              </w:rPr>
+              <w:t xml:space="preserve">AD 27</w:t>
+            </w:r>
+          </w:p>
+        </w:tc>
+        <w:tc>
+          <w:tcPr>
+            <w:tcW w:type="dxa" w:w="1000"/>
+            <w:tcMar>
+              <w:top w:type="dxa" w:w="60"/>
+              <w:left w:type="dxa" w:w="90"/>
+              <w:bottom w:type="dxa" w:w="60"/>
+              <w:right w:type="dxa" w:w="90"/>
+            </w:tcMar>
+          </w:tcPr>
+          <w:p>
+            <w:r>
+              <w:rPr>
+                <w:rFonts w:ascii="Arial" w:cs="Arial" w:eastAsia="Arial" w:hAnsi="Arial"/>
+                <w:b w:val="false"/>
+                <w:bCs w:val="false"/>
+                <w:i w:val="false"/>
+                <w:iCs w:val="false"/>
+                <w:color w:val="2B2318"/>
+                <w:sz w:val="18"/>
+                <w:szCs w:val="18"/>
+              </w:rPr>
+              <w:t xml:space="preserve">1464</w:t>
+            </w:r>
+          </w:p>
+        </w:tc>
+        <w:tc>
+          <w:tcPr>
+            <w:tcW w:type="dxa" w:w="2300"/>
+            <w:tcMar>
+              <w:top w:type="dxa" w:w="60"/>
+              <w:left w:type="dxa" w:w="90"/>
+              <w:bottom w:type="dxa" w:w="60"/>
+              <w:right w:type="dxa" w:w="90"/>
+            </w:tcMar>
+          </w:tcPr>
+          <w:p>
+            <w:r>
+              <w:rPr>
+                <w:rFonts w:ascii="Arial" w:cs="Arial" w:eastAsia="Arial" w:hAnsi="Arial"/>
+                <w:b w:val="false"/>
+                <w:bCs w:val="false"/>
+                <w:i w:val="false"/>
+                <w:iCs w:val="false"/>
+                <w:color w:val="2B2318"/>
+                <w:sz w:val="18"/>
+                <w:szCs w:val="18"/>
+              </w:rPr>
+              <w:t xml:space="preserve">Cycle 30, Y 43</w:t>
+            </w:r>
+          </w:p>
+        </w:tc>
+        <w:tc>
+          <w:tcPr>
+            <w:tcW w:type="dxa" w:w="2800"/>
+            <w:tcMar>
+              <w:top w:type="dxa" w:w="60"/>
+              <w:left w:type="dxa" w:w="90"/>
+              <w:bottom w:type="dxa" w:w="60"/>
+              <w:right w:type="dxa" w:w="90"/>
+            </w:tcMar>
+          </w:tcPr>
+          <w:p>
+            <w:r>
+              <w:rPr>
+                <w:rFonts w:ascii="Arial" w:cs="Arial" w:eastAsia="Arial" w:hAnsi="Arial"/>
+                <w:b w:val="false"/>
+                <w:bCs w:val="false"/>
+                <w:i w:val="false"/>
+                <w:iCs w:val="false"/>
+                <w:color w:val="2B2318"/>
+                <w:sz w:val="18"/>
+                <w:szCs w:val="18"/>
+              </w:rPr>
+              <w:t xml:space="preserve">1464 − 981 = 483 years (69 weeks)</w:t>
+            </w:r>
+          </w:p>
+        </w:tc>
+      </w:tr>
+      <w:tr>
+        <w:trPr>
+          <w:cantSplit/>
+          <w:tblHeader w:val="false"/>
+        </w:trPr>
+        <w:tc>
+          <w:tcPr>
+            <w:tcW w:type="dxa" w:w="2160"/>
+            <w:tcMar>
+              <w:top w:type="dxa" w:w="60"/>
+              <w:left w:type="dxa" w:w="90"/>
+              <w:bottom w:type="dxa" w:w="60"/>
+              <w:right w:type="dxa" w:w="90"/>
+            </w:tcMar>
+          </w:tcPr>
+          <w:p>
+            <w:r>
+              <w:rPr>
+                <w:rFonts w:ascii="Arial" w:cs="Arial" w:eastAsia="Arial" w:hAnsi="Arial"/>
+                <w:b w:val="false"/>
+                <w:bCs w:val="false"/>
+                <w:i w:val="false"/>
+                <w:iCs w:val="false"/>
+                <w:color w:val="2B2318"/>
+                <w:sz w:val="18"/>
+                <w:szCs w:val="18"/>
+              </w:rPr>
+              <w:t xml:space="preserve">Messiah cut off</w:t>
+            </w:r>
+          </w:p>
+        </w:tc>
+        <w:tc>
+          <w:tcPr>
+            <w:tcW w:type="dxa" w:w="1100"/>
+            <w:tcMar>
+              <w:top w:type="dxa" w:w="60"/>
+              <w:left w:type="dxa" w:w="90"/>
+              <w:bottom w:type="dxa" w:w="60"/>
+              <w:right w:type="dxa" w:w="90"/>
+            </w:tcMar>
+          </w:tcPr>
+          <w:p>
+            <w:r>
+              <w:rPr>
+                <w:rFonts w:ascii="Arial" w:cs="Arial" w:eastAsia="Arial" w:hAnsi="Arial"/>
+                <w:b w:val="false"/>
+                <w:bCs w:val="false"/>
+                <w:i w:val="false"/>
+                <w:iCs w:val="false"/>
+                <w:color w:val="2B2318"/>
+                <w:sz w:val="18"/>
+                <w:szCs w:val="18"/>
+              </w:rPr>
+              <w:t xml:space="preserve">AD 30</w:t>
+            </w:r>
+          </w:p>
+        </w:tc>
+        <w:tc>
+          <w:tcPr>
+            <w:tcW w:type="dxa" w:w="1000"/>
+            <w:tcMar>
+              <w:top w:type="dxa" w:w="60"/>
+              <w:left w:type="dxa" w:w="90"/>
+              <w:bottom w:type="dxa" w:w="60"/>
+              <w:right w:type="dxa" w:w="90"/>
+            </w:tcMar>
+          </w:tcPr>
+          <w:p>
+            <w:r>
+              <w:rPr>
+                <w:rFonts w:ascii="Arial" w:cs="Arial" w:eastAsia="Arial" w:hAnsi="Arial"/>
+                <w:b w:val="false"/>
+                <w:bCs w:val="false"/>
+                <w:i w:val="false"/>
+                <w:iCs w:val="false"/>
+                <w:color w:val="2B2318"/>
+                <w:sz w:val="18"/>
+                <w:szCs w:val="18"/>
+              </w:rPr>
+              <w:t xml:space="preserve">1467</w:t>
+            </w:r>
+          </w:p>
+        </w:tc>
+        <w:tc>
+          <w:tcPr>
+            <w:tcW w:type="dxa" w:w="2300"/>
+            <w:tcMar>
+              <w:top w:type="dxa" w:w="60"/>
+              <w:left w:type="dxa" w:w="90"/>
+              <w:bottom w:type="dxa" w:w="60"/>
+              <w:right w:type="dxa" w:w="90"/>
+            </w:tcMar>
+          </w:tcPr>
+          <w:p>
+            <w:r>
+              <w:rPr>
+                <w:rFonts w:ascii="Arial" w:cs="Arial" w:eastAsia="Arial" w:hAnsi="Arial"/>
+                <w:b w:val="false"/>
+                <w:bCs w:val="false"/>
+                <w:i w:val="false"/>
+                <w:iCs w:val="false"/>
+                <w:color w:val="2B2318"/>
+                <w:sz w:val="18"/>
+                <w:szCs w:val="18"/>
+              </w:rPr>
+              <w:t xml:space="preserve">Cycle 30, Y 46 (the middle year of its seven)</w:t>
+            </w:r>
+          </w:p>
+        </w:tc>
+        <w:tc>
+          <w:tcPr>
+            <w:tcW w:type="dxa" w:w="2800"/>
+            <w:tcMar>
+              <w:top w:type="dxa" w:w="60"/>
+              <w:left w:type="dxa" w:w="90"/>
+              <w:bottom w:type="dxa" w:w="60"/>
+              <w:right w:type="dxa" w:w="90"/>
+            </w:tcMar>
+          </w:tcPr>
+          <w:p>
+            <w:r>
+              <w:rPr>
+                <w:rFonts w:ascii="Arial" w:cs="Arial" w:eastAsia="Arial" w:hAnsi="Arial"/>
+                <w:b w:val="false"/>
+                <w:bCs w:val="false"/>
+                <w:i w:val="false"/>
+                <w:iCs w:val="false"/>
+                <w:color w:val="2B2318"/>
+                <w:sz w:val="18"/>
+                <w:szCs w:val="18"/>
+              </w:rPr>
+              <w:t xml:space="preserve">The midst of the seventieth week</w:t>
+            </w:r>
+          </w:p>
+        </w:tc>
+      </w:tr>
+      <w:tr>
+        <w:trPr>
+          <w:cantSplit/>
+          <w:tblHeader w:val="false"/>
+        </w:trPr>
+        <w:tc>
+          <w:tcPr>
+            <w:tcW w:type="dxa" w:w="2160"/>
+            <w:tcMar>
+              <w:top w:type="dxa" w:w="60"/>
+              <w:left w:type="dxa" w:w="90"/>
+              <w:bottom w:type="dxa" w:w="60"/>
+              <w:right w:type="dxa" w:w="90"/>
+            </w:tcMar>
+          </w:tcPr>
+          <w:p>
+            <w:r>
+              <w:rPr>
+                <w:rFonts w:ascii="Arial" w:cs="Arial" w:eastAsia="Arial" w:hAnsi="Arial"/>
+                <w:b w:val="false"/>
+                <w:bCs w:val="false"/>
+                <w:i w:val="false"/>
+                <w:iCs w:val="false"/>
+                <w:color w:val="2B2318"/>
+                <w:sz w:val="18"/>
+                <w:szCs w:val="18"/>
+              </w:rPr>
+              <w:t xml:space="preserve">Seventy weeks complete</w:t>
+            </w:r>
+          </w:p>
+        </w:tc>
+        <w:tc>
+          <w:tcPr>
+            <w:tcW w:type="dxa" w:w="1100"/>
+            <w:tcMar>
+              <w:top w:type="dxa" w:w="60"/>
+              <w:left w:type="dxa" w:w="90"/>
+              <w:bottom w:type="dxa" w:w="60"/>
+              <w:right w:type="dxa" w:w="90"/>
+            </w:tcMar>
+          </w:tcPr>
+          <w:p>
+            <w:r>
+              <w:rPr>
+                <w:rFonts w:ascii="Arial" w:cs="Arial" w:eastAsia="Arial" w:hAnsi="Arial"/>
+                <w:b w:val="false"/>
+                <w:bCs w:val="false"/>
+                <w:i w:val="false"/>
+                <w:iCs w:val="false"/>
+                <w:color w:val="2B2318"/>
+                <w:sz w:val="18"/>
+                <w:szCs w:val="18"/>
+              </w:rPr>
+              <w:t xml:space="preserve">AD 34</w:t>
+            </w:r>
+          </w:p>
+        </w:tc>
+        <w:tc>
+          <w:tcPr>
+            <w:tcW w:type="dxa" w:w="1000"/>
+            <w:tcMar>
+              <w:top w:type="dxa" w:w="60"/>
+              <w:left w:type="dxa" w:w="90"/>
+              <w:bottom w:type="dxa" w:w="60"/>
+              <w:right w:type="dxa" w:w="90"/>
+            </w:tcMar>
+          </w:tcPr>
+          <w:p>
+            <w:r>
+              <w:rPr>
+                <w:rFonts w:ascii="Arial" w:cs="Arial" w:eastAsia="Arial" w:hAnsi="Arial"/>
+                <w:b w:val="false"/>
+                <w:bCs w:val="false"/>
+                <w:i w:val="false"/>
+                <w:iCs w:val="false"/>
+                <w:color w:val="2B2318"/>
+                <w:sz w:val="18"/>
+                <w:szCs w:val="18"/>
+              </w:rPr>
+              <w:t xml:space="preserve">1471</w:t>
+            </w:r>
+          </w:p>
+        </w:tc>
+        <w:tc>
+          <w:tcPr>
+            <w:tcW w:type="dxa" w:w="2300"/>
+            <w:tcMar>
+              <w:top w:type="dxa" w:w="60"/>
+              <w:left w:type="dxa" w:w="90"/>
+              <w:bottom w:type="dxa" w:w="60"/>
+              <w:right w:type="dxa" w:w="90"/>
+            </w:tcMar>
+          </w:tcPr>
+          <w:p>
+            <w:r>
+              <w:rPr>
+                <w:rFonts w:ascii="Arial" w:cs="Arial" w:eastAsia="Arial" w:hAnsi="Arial"/>
+                <w:b w:val="false"/>
+                <w:bCs w:val="false"/>
+                <w:i w:val="false"/>
+                <w:iCs w:val="false"/>
+                <w:color w:val="2B2318"/>
+                <w:sz w:val="18"/>
+                <w:szCs w:val="18"/>
+              </w:rPr>
+              <w:t xml:space="preserve">Cycle 31, Y 1 (Jubilee)</w:t>
+            </w:r>
+          </w:p>
+        </w:tc>
+        <w:tc>
+          <w:tcPr>
+            <w:tcW w:type="dxa" w:w="2800"/>
+            <w:tcMar>
+              <w:top w:type="dxa" w:w="60"/>
+              <w:left w:type="dxa" w:w="90"/>
+              <w:bottom w:type="dxa" w:w="60"/>
+              <w:right w:type="dxa" w:w="90"/>
+            </w:tcMar>
+          </w:tcPr>
+          <w:p>
+            <w:r>
+              <w:rPr>
+                <w:rFonts w:ascii="Arial" w:cs="Arial" w:eastAsia="Arial" w:hAnsi="Arial"/>
+                <w:b w:val="false"/>
+                <w:bCs w:val="false"/>
+                <w:i w:val="false"/>
+                <w:iCs w:val="false"/>
+                <w:color w:val="2B2318"/>
+                <w:sz w:val="18"/>
+                <w:szCs w:val="18"/>
+              </w:rPr>
+              <w:t xml:space="preserve">1471 − 981 = 490 years</w:t>
+            </w:r>
+          </w:p>
+        </w:tc>
+      </w:tr>
+    </w:tbl>
+    <w:p>
+      <w:pPr>
+        <w:spacing w:after="120"/>
+      </w:pPr>
+    </w:p>
+    <w:p>
+      <w:pPr>
+        <w:spacing w:after="200" w:line="300"/>
+        <w:jc w:val="both"/>
+      </w:pPr>
+      <w:r>
+        <w:rPr>
+          <w:rFonts w:ascii="Garamond" w:cs="Garamond" w:eastAsia="Garamond" w:hAnsi="Garamond"/>
+          <w:b/>
+          <w:bCs/>
+          <w:i w:val="false"/>
+          <w:iCs w:val="false"/>
+          <w:sz w:val="23"/>
+          <w:szCs w:val="23"/>
+        </w:rPr>
+        <w:t xml:space="preserve">What the comparison shows:</w:t>
       </w:r>
     </w:p>
     <w:p>
@@ -1627,19 +1913,19 @@
           <w:sz w:val="23"/>
           <w:szCs w:val="23"/>
         </w:rPr>
-        <w:t xml:space="preserve">Jesus pointed forward.</w:t>
-      </w:r>
-      <w:r>
-        <w:rPr>
-          <w:rFonts w:ascii="Garamond" w:cs="Garamond" w:eastAsia="Garamond" w:hAnsi="Garamond"/>
-          <w:b w:val="false"/>
-          <w:bCs w:val="false"/>
-          <w:i w:val="false"/>
-          <w:iCs w:val="false"/>
-          <w:sz w:val="23"/>
-          <w:szCs w:val="23"/>
-        </w:rPr>
-        <w:t xml:space="preserve"> About two centuries after Antiochus, Jesus said, “When ye therefore shall see the abomination of desolation, spoken of by Daniel the prophet” (Matthew 24:15). He even attended the feast of the dedication (John 10:22), the feast that celebrated the Temple’s cleansing after Antiochus. He knew that history well, and He still placed Daniel’s abomination in the future.</w:t>
+        <w:t xml:space="preserve">Year length.</w:t>
+      </w:r>
+      <w:r>
+        <w:rPr>
+          <w:rFonts w:ascii="Garamond" w:cs="Garamond" w:eastAsia="Garamond" w:hAnsi="Garamond"/>
+          <w:b w:val="false"/>
+          <w:bCs w:val="false"/>
+          <w:i w:val="false"/>
+          <w:iCs w:val="false"/>
+          <w:sz w:val="23"/>
+          <w:szCs w:val="23"/>
+        </w:rPr>
+        <w:t xml:space="preserve"> Scripture’s sabbath years are ordinary years, counted by sowing and harvest (Leviticus 25:3–4). Changing them to 360 days changes the unit Gabriel used.</w:t>
       </w:r>
     </w:p>
     <w:p>
@@ -1662,19 +1948,19 @@
           <w:sz w:val="23"/>
           <w:szCs w:val="23"/>
         </w:rPr>
-        <w:t xml:space="preserve">It comes after Messiah.</w:t>
-      </w:r>
-      <w:r>
-        <w:rPr>
-          <w:rFonts w:ascii="Garamond" w:cs="Garamond" w:eastAsia="Garamond" w:hAnsi="Garamond"/>
-          <w:b w:val="false"/>
-          <w:bCs w:val="false"/>
-          <w:i w:val="false"/>
-          <w:iCs w:val="false"/>
-          <w:sz w:val="23"/>
-          <w:szCs w:val="23"/>
-        </w:rPr>
-        <w:t xml:space="preserve"> The city and sanctuary are destroyed after “Messiah be cut off” (Daniel 9:26). Antiochus came almost two hundred years before Messiah.</w:t>
+        <w:t xml:space="preserve">Where 69 weeks ends.</w:t>
+      </w:r>
+      <w:r>
+        <w:rPr>
+          <w:rFonts w:ascii="Garamond" w:cs="Garamond" w:eastAsia="Garamond" w:hAnsi="Garamond"/>
+          <w:b w:val="false"/>
+          <w:bCs w:val="false"/>
+          <w:i w:val="false"/>
+          <w:iCs w:val="false"/>
+          <w:sz w:val="23"/>
+          <w:szCs w:val="23"/>
+        </w:rPr>
+        <w:t xml:space="preserve"> Gabriel counted “unto the Messiah the Prince” (9:25). “Messiah” means Anointed One, and Jesus was anointed at His baptism (Acts 10:38): AD 27, exactly 483 years.</w:t>
       </w:r>
     </w:p>
     <w:p>
@@ -1697,687 +1983,19 @@
           <w:sz w:val="23"/>
           <w:szCs w:val="23"/>
         </w:rPr>
-        <w:t xml:space="preserve">It destroys.</w:t>
-      </w:r>
-      <w:r>
-        <w:rPr>
-          <w:rFonts w:ascii="Garamond" w:cs="Garamond" w:eastAsia="Garamond" w:hAnsi="Garamond"/>
-          <w:b w:val="false"/>
-          <w:bCs w:val="false"/>
-          <w:i w:val="false"/>
-          <w:iCs w:val="false"/>
-          <w:sz w:val="23"/>
-          <w:szCs w:val="23"/>
-        </w:rPr>
-        <w:t xml:space="preserve"> Daniel 9:26 says the city and the sanctuary are destroyed, and Luke 21:20 ties the desolation to Jerusalem “compassed with armies.” Antiochus defiled the Temple but destroyed neither the city nor the sanctuary. The Temple was cleansed and back in use about three years later.</w:t>
-      </w:r>
-    </w:p>
-    <w:p>
-      <w:pPr>
-        <w:spacing w:after="200" w:line="300"/>
-        <w:jc w:val="both"/>
-      </w:pPr>
-      <w:r>
-        <w:rPr>
-          <w:rFonts w:ascii="Garamond" w:cs="Garamond" w:eastAsia="Garamond" w:hAnsi="Garamond"/>
-          <w:b/>
-          <w:bCs/>
-          <w:i w:val="false"/>
-          <w:iCs w:val="false"/>
-          <w:sz w:val="23"/>
-          <w:szCs w:val="23"/>
-        </w:rPr>
-        <w:t xml:space="preserve">Daniel 8’s little horn.</w:t>
-      </w:r>
-      <w:r>
-        <w:rPr>
-          <w:rFonts w:ascii="Garamond" w:cs="Garamond" w:eastAsia="Garamond" w:hAnsi="Garamond"/>
-          <w:b w:val="false"/>
-          <w:bCs w:val="false"/>
-          <w:i w:val="false"/>
-          <w:iCs w:val="false"/>
-          <w:sz w:val="23"/>
-          <w:szCs w:val="23"/>
-        </w:rPr>
-        <w:t xml:space="preserve"> Commentaries also apply the little horn of Daniel 8:9–13 to Antiochus. But this is where Daniel’s prophecy moves beyond the Greek kings toward the great enemy of the end. The ram “became great” (8:4), the goat “waxed very great” (8:8), and the little horn “waxed exceeding great” (8:9). Antiochus ruled only one piece of Alexander’s divided empire, and he was not greater than Persia or Alexander. The vision also reaches “the time of the end” (8:17) and “shall be for many days” (8:26). A prophecy is fulfilled only when every part of it is fulfilled, and Antiochus meets neither claim.</w:t>
-      </w:r>
-    </w:p>
-    <w:p>
-      <w:pPr>
-        <w:pStyle w:val="Heading2"/>
-        <w:keepNext/>
-        <w:spacing w:after="140" w:before="300"/>
-      </w:pPr>
-      <w:r>
-        <w:rPr>
-          <w:rFonts w:ascii="Garamond" w:cs="Garamond" w:eastAsia="Garamond" w:hAnsi="Garamond"/>
-          <w:b/>
-          <w:bCs/>
-          <w:i w:val="false"/>
-          <w:iCs w:val="false"/>
-          <w:color w:val="5B3A29"/>
-          <w:sz w:val="25"/>
-          <w:szCs w:val="25"/>
-        </w:rPr>
-        <w:t xml:space="preserve">How Daniel 11 reads instead</w:t>
-      </w:r>
-    </w:p>
-    <w:p>
-      <w:pPr>
-        <w:spacing w:after="200" w:line="300"/>
-        <w:jc w:val="both"/>
-      </w:pPr>
-      <w:r>
-        <w:rPr>
-          <w:rFonts w:ascii="Garamond" w:cs="Garamond" w:eastAsia="Garamond" w:hAnsi="Garamond"/>
-          <w:b w:val="false"/>
-          <w:bCs w:val="false"/>
-          <w:i w:val="false"/>
-          <w:iCs w:val="false"/>
-          <w:sz w:val="23"/>
-          <w:szCs w:val="23"/>
-        </w:rPr>
-        <w:t xml:space="preserve">Daniel 11:30–35 points to Rome, the destruction of AD 70, and the long persecution that followed. The chapter then shifts to the end-time king at about 11:36. </w:t>
-      </w:r>
-      <w:r>
-        <w:rPr>
-          <w:rFonts w:ascii="Garamond" w:cs="Garamond" w:eastAsia="Garamond" w:hAnsi="Garamond"/>
-          <w:b w:val="false"/>
-          <w:bCs w:val="false"/>
-          <w:i/>
-          <w:iCs/>
-          <w:sz w:val="23"/>
-          <w:szCs w:val="23"/>
-        </w:rPr>
-        <w:t xml:space="preserve">(See “The Jubilee Calendar and the Story of the End,” which reads Daniel 10:1–11:35 as the warning fulfilled in AD 70 and 11:36–12:13 as the prophecy still ahead.)</w:t>
-      </w:r>
-    </w:p>
-    <w:p>
-      <w:pPr>
-        <w:spacing w:after="200" w:line="300"/>
-        <w:jc w:val="both"/>
-      </w:pPr>
-      <w:r>
-        <w:rPr>
-          <w:rFonts w:ascii="Garamond" w:cs="Garamond" w:eastAsia="Garamond" w:hAnsi="Garamond"/>
-          <w:b w:val="false"/>
-          <w:bCs w:val="false"/>
-          <w:i w:val="false"/>
-          <w:iCs w:val="false"/>
-          <w:sz w:val="23"/>
-          <w:szCs w:val="23"/>
-        </w:rPr>
-        <w:t xml:space="preserve">Without Antiochus as its pattern, the idea of a future human Antichrist making a seven-year treaty in Daniel 9:27 loses its main support. That leads directly into the covenant question.</w:t>
-      </w:r>
-    </w:p>
-    <w:p>
-      <w:pPr>
-        <w:pStyle w:val="Heading1"/>
-        <w:pBdr>
-          <w:bottom w:val="single" w:color="5B3A29" w:sz="6" w:space="4"/>
-        </w:pBdr>
-        <w:spacing w:after="200" w:before="480"/>
-      </w:pPr>
-      <w:r>
-        <w:rPr>
-          <w:rFonts w:ascii="Garamond" w:cs="Garamond" w:eastAsia="Garamond" w:hAnsi="Garamond"/>
-          <w:b/>
-          <w:bCs/>
-          <w:i w:val="false"/>
-          <w:iCs w:val="false"/>
-          <w:color w:val="5B3A29"/>
-          <w:sz w:val="30"/>
-          <w:szCs w:val="30"/>
-        </w:rPr>
-        <w:t xml:space="preserve">Pillar 2: Whose Covenant Is It?</w:t>
-      </w:r>
-    </w:p>
-    <w:p>
-      <w:pPr>
-        <w:pStyle w:val="Heading2"/>
-        <w:keepNext/>
-        <w:spacing w:after="140" w:before="300"/>
-      </w:pPr>
-      <w:r>
-        <w:rPr>
-          <w:rFonts w:ascii="Garamond" w:cs="Garamond" w:eastAsia="Garamond" w:hAnsi="Garamond"/>
-          <w:b/>
-          <w:bCs/>
-          <w:i w:val="false"/>
-          <w:iCs w:val="false"/>
-          <w:color w:val="5B3A29"/>
-          <w:sz w:val="25"/>
-          <w:szCs w:val="25"/>
-        </w:rPr>
-        <w:t xml:space="preserve">What pre-trib teaches</w:t>
-      </w:r>
-    </w:p>
-    <w:p>
-      <w:pPr>
-        <w:spacing w:after="200" w:line="300"/>
-        <w:jc w:val="both"/>
-      </w:pPr>
-      <w:r>
-        <w:rPr>
-          <w:rFonts w:ascii="Garamond" w:cs="Garamond" w:eastAsia="Garamond" w:hAnsi="Garamond"/>
-          <w:b w:val="false"/>
-          <w:bCs w:val="false"/>
-          <w:i w:val="false"/>
-          <w:iCs w:val="false"/>
-          <w:sz w:val="23"/>
-          <w:szCs w:val="23"/>
-        </w:rPr>
-        <w:t xml:space="preserve">Daniel 9:26 mentions “the prince that shall come.” Pre-trib teaches that this prince is a future human Antichrist. Then, because “he” in 9:27 comes right after, they say the Antichrist is the one who will “confirm the covenant with many for one week.” He makes a seven-year treaty with Israel, breaks it halfway through, and stops the sacrifices in a rebuilt temple. The whole seven-year Tribulation is built on this one pronoun.</w:t>
-      </w:r>
-    </w:p>
-    <w:p>
-      <w:pPr>
-        <w:pStyle w:val="Heading2"/>
-        <w:keepNext/>
-        <w:spacing w:after="140" w:before="300"/>
-      </w:pPr>
-      <w:r>
-        <w:rPr>
-          <w:rFonts w:ascii="Garamond" w:cs="Garamond" w:eastAsia="Garamond" w:hAnsi="Garamond"/>
-          <w:b/>
-          <w:bCs/>
-          <w:i w:val="false"/>
-          <w:iCs w:val="false"/>
-          <w:color w:val="5B3A29"/>
-          <w:sz w:val="25"/>
-          <w:szCs w:val="25"/>
-        </w:rPr>
-        <w:t xml:space="preserve">What Scripture says</w:t>
-      </w:r>
-    </w:p>
-    <w:p>
-      <w:pPr>
-        <w:spacing w:after="200" w:line="300"/>
-        <w:jc w:val="both"/>
-      </w:pPr>
-      <w:r>
-        <w:rPr>
-          <w:rFonts w:ascii="Garamond" w:cs="Garamond" w:eastAsia="Garamond" w:hAnsi="Garamond"/>
-          <w:b/>
-          <w:bCs/>
-          <w:i w:val="false"/>
-          <w:iCs w:val="false"/>
-          <w:sz w:val="23"/>
-          <w:szCs w:val="23"/>
-        </w:rPr>
-        <w:t xml:space="preserve">1. The passage is about one Prince.</w:t>
-      </w:r>
-    </w:p>
-    <w:p>
-      <w:pPr>
-        <w:spacing w:after="200" w:line="300"/>
-        <w:jc w:val="both"/>
-      </w:pPr>
-      <w:r>
-        <w:rPr>
-          <w:rFonts w:ascii="Garamond" w:cs="Garamond" w:eastAsia="Garamond" w:hAnsi="Garamond"/>
-          <w:b w:val="false"/>
-          <w:bCs w:val="false"/>
-          <w:i w:val="false"/>
-          <w:iCs w:val="false"/>
-          <w:sz w:val="23"/>
-          <w:szCs w:val="23"/>
-        </w:rPr>
-        <w:t xml:space="preserve">Gabriel’s message centers on “Messiah the Prince” (9:25), who is “cut off, but not for himself” (9:26). The word for “prince” in 9:25 is </w:t>
-      </w:r>
-      <w:r>
-        <w:rPr>
-          <w:rFonts w:ascii="Garamond" w:cs="Garamond" w:eastAsia="Garamond" w:hAnsi="Garamond"/>
-          <w:b w:val="false"/>
-          <w:bCs w:val="false"/>
-          <w:i/>
-          <w:iCs/>
-          <w:sz w:val="23"/>
-          <w:szCs w:val="23"/>
-        </w:rPr>
-        <w:t xml:space="preserve">nagid</w:t>
-      </w:r>
-      <w:r>
-        <w:rPr>
-          <w:rFonts w:ascii="Garamond" w:cs="Garamond" w:eastAsia="Garamond" w:hAnsi="Garamond"/>
-          <w:b w:val="false"/>
-          <w:bCs w:val="false"/>
-          <w:i w:val="false"/>
-          <w:iCs w:val="false"/>
-          <w:sz w:val="23"/>
-          <w:szCs w:val="23"/>
-        </w:rPr>
-        <w:t xml:space="preserve"> (H5057). The “prince that shall come” in 9:26 is the same word, </w:t>
-      </w:r>
-      <w:r>
-        <w:rPr>
-          <w:rFonts w:ascii="Garamond" w:cs="Garamond" w:eastAsia="Garamond" w:hAnsi="Garamond"/>
-          <w:b w:val="false"/>
-          <w:bCs w:val="false"/>
-          <w:i/>
-          <w:iCs/>
-          <w:sz w:val="23"/>
-          <w:szCs w:val="23"/>
-        </w:rPr>
-        <w:t xml:space="preserve">nagid</w:t>
-      </w:r>
-      <w:r>
-        <w:rPr>
-          <w:rFonts w:ascii="Garamond" w:cs="Garamond" w:eastAsia="Garamond" w:hAnsi="Garamond"/>
-          <w:b w:val="false"/>
-          <w:bCs w:val="false"/>
-          <w:i w:val="false"/>
-          <w:iCs w:val="false"/>
-          <w:sz w:val="23"/>
-          <w:szCs w:val="23"/>
-        </w:rPr>
-        <w:t xml:space="preserve">. Nothing in the text introduces a second, evil prince. The Prince who comes is the Messiah Gabriel has been describing all along.</w:t>
-      </w:r>
-    </w:p>
-    <w:p>
-      <w:pPr>
-        <w:spacing w:after="200" w:line="300"/>
-        <w:jc w:val="both"/>
-      </w:pPr>
-      <w:r>
-        <w:rPr>
-          <w:rFonts w:ascii="Garamond" w:cs="Garamond" w:eastAsia="Garamond" w:hAnsi="Garamond"/>
-          <w:b w:val="false"/>
-          <w:bCs w:val="false"/>
-          <w:i w:val="false"/>
-          <w:iCs w:val="false"/>
-          <w:sz w:val="23"/>
-          <w:szCs w:val="23"/>
-        </w:rPr>
-        <w:t xml:space="preserve">Also, in 9:26 the prince does not act. It is “the people of the prince” who “destroy the city and the sanctuary.” The Romans who destroyed Jerusalem in AD 70 served as His instruments of judgment. God once called Nebuchadnezzar “my servant” when He sent Babylon against Jerusalem (Jeremiah 25:9). Jesus told the same story in His own parable: the king “sent forth his armies, and destroyed those murderers, and burned up their city” (Matthew 22:7).</w:t>
-      </w:r>
-    </w:p>
-    <w:p>
-      <w:pPr>
-        <w:spacing w:after="200" w:line="300"/>
-        <w:jc w:val="both"/>
-      </w:pPr>
-      <w:r>
-        <w:rPr>
-          <w:rFonts w:ascii="Garamond" w:cs="Garamond" w:eastAsia="Garamond" w:hAnsi="Garamond"/>
-          <w:b/>
-          <w:bCs/>
-          <w:i w:val="false"/>
-          <w:iCs w:val="false"/>
-          <w:sz w:val="23"/>
-          <w:szCs w:val="23"/>
-        </w:rPr>
-        <w:t xml:space="preserve">2. “Confirm,” not “make.”</w:t>
-      </w:r>
-    </w:p>
-    <w:p>
-      <w:pPr>
-        <w:spacing w:after="200" w:line="300"/>
-        <w:jc w:val="both"/>
-      </w:pPr>
-      <w:r>
-        <w:rPr>
-          <w:rFonts w:ascii="Garamond" w:cs="Garamond" w:eastAsia="Garamond" w:hAnsi="Garamond"/>
-          <w:b w:val="false"/>
-          <w:bCs w:val="false"/>
-          <w:i w:val="false"/>
-          <w:iCs w:val="false"/>
-          <w:sz w:val="23"/>
-          <w:szCs w:val="23"/>
-        </w:rPr>
-        <w:t xml:space="preserve">Daniel does not say the prince will </w:t>
-      </w:r>
-      <w:r>
-        <w:rPr>
-          <w:rFonts w:ascii="Garamond" w:cs="Garamond" w:eastAsia="Garamond" w:hAnsi="Garamond"/>
-          <w:b w:val="false"/>
-          <w:bCs w:val="false"/>
-          <w:i/>
-          <w:iCs/>
-          <w:sz w:val="23"/>
-          <w:szCs w:val="23"/>
-        </w:rPr>
-        <w:t xml:space="preserve">make</w:t>
-      </w:r>
-      <w:r>
-        <w:rPr>
-          <w:rFonts w:ascii="Garamond" w:cs="Garamond" w:eastAsia="Garamond" w:hAnsi="Garamond"/>
-          <w:b w:val="false"/>
-          <w:bCs w:val="false"/>
-          <w:i w:val="false"/>
-          <w:iCs w:val="false"/>
-          <w:sz w:val="23"/>
-          <w:szCs w:val="23"/>
-        </w:rPr>
-        <w:t xml:space="preserve"> a covenant. He says “he shall confirm the covenant.” To confirm something is to make firm what already exists. The New Testament uses the same idea for Christ: He came “to confirm the promises made unto the fathers” (Romans 15:8), and the gospel “was confirmed unto us by them that heard him” (Hebrews 2:3).</w:t>
-      </w:r>
-    </w:p>
-    <w:p>
-      <w:pPr>
-        <w:spacing w:after="200" w:line="300"/>
-        <w:jc w:val="both"/>
-      </w:pPr>
-      <w:r>
-        <w:rPr>
-          <w:rFonts w:ascii="Garamond" w:cs="Garamond" w:eastAsia="Garamond" w:hAnsi="Garamond"/>
-          <w:b w:val="false"/>
-          <w:bCs w:val="false"/>
-          <w:i w:val="false"/>
-          <w:iCs w:val="false"/>
-          <w:sz w:val="23"/>
-          <w:szCs w:val="23"/>
-        </w:rPr>
-        <w:t xml:space="preserve">In Daniel, the word “covenant” (</w:t>
-      </w:r>
-      <w:r>
-        <w:rPr>
-          <w:rFonts w:ascii="Garamond" w:cs="Garamond" w:eastAsia="Garamond" w:hAnsi="Garamond"/>
-          <w:b w:val="false"/>
-          <w:bCs w:val="false"/>
-          <w:i/>
-          <w:iCs/>
-          <w:sz w:val="23"/>
-          <w:szCs w:val="23"/>
-        </w:rPr>
-        <w:t xml:space="preserve">berit</w:t>
-      </w:r>
-      <w:r>
-        <w:rPr>
-          <w:rFonts w:ascii="Garamond" w:cs="Garamond" w:eastAsia="Garamond" w:hAnsi="Garamond"/>
-          <w:b w:val="false"/>
-          <w:bCs w:val="false"/>
-          <w:i w:val="false"/>
-          <w:iCs w:val="false"/>
-          <w:sz w:val="23"/>
-          <w:szCs w:val="23"/>
-        </w:rPr>
-        <w:t xml:space="preserve">, H1285) always means God’s covenant. Daniel opens his prayer in this very chapter with “keeping the covenant and mercy to them that love him” (9:4). In chapter 11 it is “the holy covenant” (11:28, 30). A treaty signed by a future dictator appears nowhere in the book.</w:t>
-      </w:r>
-    </w:p>
-    <w:p>
-      <w:pPr>
-        <w:spacing w:after="200" w:line="300"/>
-        <w:jc w:val="both"/>
-      </w:pPr>
-      <w:r>
-        <w:rPr>
-          <w:rFonts w:ascii="Garamond" w:cs="Garamond" w:eastAsia="Garamond" w:hAnsi="Garamond"/>
-          <w:b/>
-          <w:bCs/>
-          <w:i w:val="false"/>
-          <w:iCs w:val="false"/>
-          <w:sz w:val="23"/>
-          <w:szCs w:val="23"/>
-        </w:rPr>
-        <w:t xml:space="preserve">3. “With many.”</w:t>
-      </w:r>
-    </w:p>
-    <w:p>
-      <w:pPr>
-        <w:spacing w:after="200" w:line="300"/>
-        <w:jc w:val="both"/>
-      </w:pPr>
-      <w:r>
-        <w:rPr>
-          <w:rFonts w:ascii="Garamond" w:cs="Garamond" w:eastAsia="Garamond" w:hAnsi="Garamond"/>
-          <w:b w:val="false"/>
-          <w:bCs w:val="false"/>
-          <w:i w:val="false"/>
-          <w:iCs w:val="false"/>
-          <w:sz w:val="23"/>
-          <w:szCs w:val="23"/>
-        </w:rPr>
-        <w:t xml:space="preserve">These are covenant words, and Jesus used them at the Last Supper: “this is my blood of the new testament, which is shed for many” (Matthew 26:28). Isaiah said the Servant would “justify many” and “bare the sin of many” (Isaiah 53:11–12). And “Christ was once offered to bear the sins of many” (Hebrews 9:28).</w:t>
-      </w:r>
-    </w:p>
-    <w:p>
-      <w:pPr>
-        <w:spacing w:after="200" w:line="300"/>
-        <w:jc w:val="both"/>
-      </w:pPr>
-      <w:r>
-        <w:rPr>
-          <w:rFonts w:ascii="Garamond" w:cs="Garamond" w:eastAsia="Garamond" w:hAnsi="Garamond"/>
-          <w:b/>
-          <w:bCs/>
-          <w:i w:val="false"/>
-          <w:iCs w:val="false"/>
-          <w:sz w:val="23"/>
-          <w:szCs w:val="23"/>
-        </w:rPr>
-        <w:t xml:space="preserve">4. “In the midst of the week he shall cause the sacrifice and the oblation to cease.”</w:t>
-      </w:r>
-    </w:p>
-    <w:p>
-      <w:pPr>
-        <w:spacing w:after="200" w:line="300"/>
-        <w:jc w:val="both"/>
-      </w:pPr>
-      <w:r>
-        <w:rPr>
-          <w:rFonts w:ascii="Garamond" w:cs="Garamond" w:eastAsia="Garamond" w:hAnsi="Garamond"/>
-          <w:b w:val="false"/>
-          <w:bCs w:val="false"/>
-          <w:i w:val="false"/>
-          <w:iCs w:val="false"/>
-          <w:sz w:val="23"/>
-          <w:szCs w:val="23"/>
-        </w:rPr>
-        <w:t xml:space="preserve">In AD 30, in the middle of the final week, Christ offered Himself. The veil of the Temple was torn in two (Matthew 27:51), and “there is no more offering for sin” (Hebrews 10:18). The sacrifices did not stop because a tyrant banned them. They ended because the true Sacrifice had been made. No rebuilt temple is needed to fulfill this verse. It was fulfilled at the cross, right on God’s clock.</w:t>
-      </w:r>
-    </w:p>
-    <w:p>
-      <w:pPr>
-        <w:pStyle w:val="Heading2"/>
-        <w:keepNext/>
-        <w:spacing w:after="140" w:before="300"/>
-      </w:pPr>
-      <w:r>
-        <w:rPr>
-          <w:rFonts w:ascii="Garamond" w:cs="Garamond" w:eastAsia="Garamond" w:hAnsi="Garamond"/>
-          <w:b/>
-          <w:bCs/>
-          <w:i w:val="false"/>
-          <w:iCs w:val="false"/>
-          <w:color w:val="5B3A29"/>
-          <w:sz w:val="25"/>
-          <w:szCs w:val="25"/>
-        </w:rPr>
-        <w:t xml:space="preserve">The rest of 9:27: who makes it desolate?</w:t>
-      </w:r>
-    </w:p>
-    <w:p>
-      <w:pPr>
-        <w:spacing w:after="200" w:line="300"/>
-        <w:jc w:val="both"/>
-      </w:pPr>
-      <w:r>
-        <w:rPr>
-          <w:rFonts w:ascii="Garamond" w:cs="Garamond" w:eastAsia="Garamond" w:hAnsi="Garamond"/>
-          <w:b w:val="false"/>
-          <w:bCs w:val="false"/>
-          <w:i w:val="false"/>
-          <w:iCs w:val="false"/>
-          <w:sz w:val="23"/>
-          <w:szCs w:val="23"/>
-        </w:rPr>
-        <w:t xml:space="preserve">Bible translations read the end of the verse in two ways, so both are shown here.</w:t>
-      </w:r>
-    </w:p>
-    <w:p>
-      <w:pPr>
-        <w:spacing w:after="200" w:line="300"/>
-        <w:jc w:val="both"/>
-      </w:pPr>
-      <w:r>
-        <w:rPr>
-          <w:rFonts w:ascii="Garamond" w:cs="Garamond" w:eastAsia="Garamond" w:hAnsi="Garamond"/>
-          <w:b/>
-          <w:bCs/>
-          <w:i w:val="false"/>
-          <w:iCs w:val="false"/>
-          <w:sz w:val="23"/>
-          <w:szCs w:val="23"/>
-        </w:rPr>
-        <w:t xml:space="preserve">The KJV reading:</w:t>
-      </w:r>
-      <w:r>
-        <w:rPr>
-          <w:rFonts w:ascii="Garamond" w:cs="Garamond" w:eastAsia="Garamond" w:hAnsi="Garamond"/>
-          <w:b w:val="false"/>
-          <w:bCs w:val="false"/>
-          <w:i w:val="false"/>
-          <w:iCs w:val="false"/>
-          <w:sz w:val="23"/>
-          <w:szCs w:val="23"/>
-        </w:rPr>
-        <w:t xml:space="preserve"> “for the overspreading of abominations he shall make it desolate, even until the consummation, and that determined shall be poured upon the desolate.” In this reading, the Prince Himself declares the judgment. Jesus said it in person: “Behold, your house is left unto you desolate” (Matthew 23:38). The Roman armies carried it out, and the desolation continues “until the consummation.”</w:t>
-      </w:r>
-    </w:p>
-    <w:p>
-      <w:pPr>
-        <w:spacing w:after="200" w:line="300"/>
-        <w:jc w:val="both"/>
-      </w:pPr>
-      <w:r>
-        <w:rPr>
-          <w:rFonts w:ascii="Garamond" w:cs="Garamond" w:eastAsia="Garamond" w:hAnsi="Garamond"/>
-          <w:b/>
-          <w:bCs/>
-          <w:i w:val="false"/>
-          <w:iCs w:val="false"/>
-          <w:sz w:val="23"/>
-          <w:szCs w:val="23"/>
-        </w:rPr>
-        <w:t xml:space="preserve">The NASB reading:</w:t>
-      </w:r>
-      <w:r>
-        <w:rPr>
-          <w:rFonts w:ascii="Garamond" w:cs="Garamond" w:eastAsia="Garamond" w:hAnsi="Garamond"/>
-          <w:b w:val="false"/>
-          <w:bCs w:val="false"/>
-          <w:i w:val="false"/>
-          <w:iCs w:val="false"/>
-          <w:sz w:val="23"/>
-          <w:szCs w:val="23"/>
-        </w:rPr>
-        <w:t xml:space="preserve"> Here, the verse speaks of “one who makes desolate,” and the decreed destruction is poured out “on the one who makes desolate.” In this reading, the destroyer is the unseen enemy behind the ruin, Lucifer himself. His desolations continue until God’s wrath is finally poured out on him (Revelation 20:10).</w:t>
-      </w:r>
-    </w:p>
-    <w:p>
-      <w:pPr>
-        <w:spacing w:after="200" w:line="300"/>
-        <w:jc w:val="both"/>
-      </w:pPr>
-      <w:r>
-        <w:rPr>
-          <w:rFonts w:ascii="Garamond" w:cs="Garamond" w:eastAsia="Garamond" w:hAnsi="Garamond"/>
-          <w:b w:val="false"/>
-          <w:bCs w:val="false"/>
-          <w:i w:val="false"/>
-          <w:iCs w:val="false"/>
-          <w:sz w:val="23"/>
-          <w:szCs w:val="23"/>
-        </w:rPr>
-        <w:t xml:space="preserve">Neither reading has a human Antichrist signing a seven-year treaty. In the KJV, the Prince judges the city that rejected Him. In the NASB, the destroyer is Satan, whose end is already decreed. In both, the covenant belongs to Christ.</w:t>
-      </w:r>
-    </w:p>
-    <w:p>
-      <w:pPr>
-        <w:pStyle w:val="Heading2"/>
-        <w:keepNext/>
-        <w:spacing w:after="140" w:before="300"/>
-      </w:pPr>
-      <w:r>
-        <w:rPr>
-          <w:rFonts w:ascii="Garamond" w:cs="Garamond" w:eastAsia="Garamond" w:hAnsi="Garamond"/>
-          <w:b/>
-          <w:bCs/>
-          <w:i w:val="false"/>
-          <w:iCs w:val="false"/>
-          <w:color w:val="5B3A29"/>
-          <w:sz w:val="25"/>
-          <w:szCs w:val="25"/>
-        </w:rPr>
-        <w:t xml:space="preserve">The answer</w:t>
-      </w:r>
-    </w:p>
-    <w:p>
-      <w:pPr>
-        <w:spacing w:after="200" w:line="300"/>
-        <w:jc w:val="both"/>
-      </w:pPr>
-      <w:r>
-        <w:rPr>
-          <w:rFonts w:ascii="Garamond" w:cs="Garamond" w:eastAsia="Garamond" w:hAnsi="Garamond"/>
-          <w:b w:val="false"/>
-          <w:bCs w:val="false"/>
-          <w:i w:val="false"/>
-          <w:iCs w:val="false"/>
-          <w:sz w:val="23"/>
-          <w:szCs w:val="23"/>
-        </w:rPr>
-        <w:t xml:space="preserve">Pre-trib takes the covenant Christ confirmed with His own blood and hands it to His enemy, and it does so on the strength of one pronoun. Scripture keeps the covenant where it belongs. One Prince confirms it, one Sacrifice ends the offerings, and one clock keeps the time. Without a seven-year treaty, there is no seven-year Tribulation for the church to be removed from.</w:t>
-      </w:r>
-    </w:p>
-    <w:p>
-      <w:pPr>
-        <w:pStyle w:val="Heading1"/>
-        <w:pBdr>
-          <w:bottom w:val="single" w:color="5B3A29" w:sz="6" w:space="4"/>
-        </w:pBdr>
-        <w:spacing w:after="200" w:before="480"/>
-      </w:pPr>
-      <w:r>
-        <w:rPr>
-          <w:rFonts w:ascii="Garamond" w:cs="Garamond" w:eastAsia="Garamond" w:hAnsi="Garamond"/>
-          <w:b/>
-          <w:bCs/>
-          <w:i w:val="false"/>
-          <w:iCs w:val="false"/>
-          <w:color w:val="5B3A29"/>
-          <w:sz w:val="30"/>
-          <w:szCs w:val="30"/>
-        </w:rPr>
-        <w:t xml:space="preserve">Pillar 3: One People of God</w:t>
-      </w:r>
-    </w:p>
-    <w:p>
-      <w:pPr>
-        <w:pStyle w:val="Heading2"/>
-        <w:keepNext/>
-        <w:spacing w:after="140" w:before="300"/>
-      </w:pPr>
-      <w:r>
-        <w:rPr>
-          <w:rFonts w:ascii="Garamond" w:cs="Garamond" w:eastAsia="Garamond" w:hAnsi="Garamond"/>
-          <w:b/>
-          <w:bCs/>
-          <w:i w:val="false"/>
-          <w:iCs w:val="false"/>
-          <w:color w:val="5B3A29"/>
-          <w:sz w:val="25"/>
-          <w:szCs w:val="25"/>
-        </w:rPr>
-        <w:t xml:space="preserve">What pre-trib teaches</w:t>
-      </w:r>
-    </w:p>
-    <w:p>
-      <w:pPr>
-        <w:spacing w:after="200" w:line="300"/>
-        <w:jc w:val="both"/>
-      </w:pPr>
-      <w:r>
-        <w:rPr>
-          <w:rFonts w:ascii="Garamond" w:cs="Garamond" w:eastAsia="Garamond" w:hAnsi="Garamond"/>
-          <w:b w:val="false"/>
-          <w:bCs w:val="false"/>
-          <w:i w:val="false"/>
-          <w:iCs w:val="false"/>
-          <w:sz w:val="23"/>
-          <w:szCs w:val="23"/>
-        </w:rPr>
-        <w:t xml:space="preserve">Dispensational teaching holds that God has two separate peoples, Israel and the church, with two separate programs. Its own scholars call this distinction the heart of the system. The reasoning goes like this:</w:t>
+        <w:t xml:space="preserve">The gap.</w:t>
+      </w:r>
+      <w:r>
+        <w:rPr>
+          <w:rFonts w:ascii="Garamond" w:cs="Garamond" w:eastAsia="Garamond" w:hAnsi="Garamond"/>
+          <w:b w:val="false"/>
+          <w:bCs w:val="false"/>
+          <w:i w:val="false"/>
+          <w:iCs w:val="false"/>
+          <w:sz w:val="23"/>
+          <w:szCs w:val="23"/>
+        </w:rPr>
+        <w:t xml:space="preserve"> The pre-trib count must stop the clock after 69 weeks, and nothing in the text says to. The CJC count needs no gap. It runs from a Jubilee (457 BC) to a Jubilee (AD 34), unbroken, with the cross in the middle of the final week.</w:t>
       </w:r>
     </w:p>
     <w:p>
@@ -2400,19 +2018,249 @@
           <w:sz w:val="23"/>
           <w:szCs w:val="23"/>
         </w:rPr>
-        <w:t xml:space="preserve">The seventieth week belongs to Israel.</w:t>
-      </w:r>
-      <w:r>
-        <w:rPr>
-          <w:rFonts w:ascii="Garamond" w:cs="Garamond" w:eastAsia="Garamond" w:hAnsi="Garamond"/>
-          <w:b w:val="false"/>
-          <w:bCs w:val="false"/>
-          <w:i w:val="false"/>
-          <w:iCs w:val="false"/>
-          <w:sz w:val="23"/>
-          <w:szCs w:val="23"/>
-        </w:rPr>
-        <w:t xml:space="preserve"> The seventy weeks were “determined upon thy people” (Daniel 9:24), so the final week is Israel’s alone.</w:t>
+        <w:t xml:space="preserve">Who can check it.</w:t>
+      </w:r>
+      <w:r>
+        <w:rPr>
+          <w:rFonts w:ascii="Garamond" w:cs="Garamond" w:eastAsia="Garamond" w:hAnsi="Garamond"/>
+          <w:b w:val="false"/>
+          <w:bCs w:val="false"/>
+          <w:i w:val="false"/>
+          <w:iCs w:val="false"/>
+          <w:sz w:val="23"/>
+          <w:szCs w:val="23"/>
+        </w:rPr>
+        <w:t xml:space="preserve"> The CJC uses whole years and simple subtraction, so anyone can verify every number.</w:t>
+      </w:r>
+    </w:p>
+    <w:p>
+      <w:pPr>
+        <w:pStyle w:val="Heading2"/>
+        <w:keepNext/>
+        <w:spacing w:after="140" w:before="300"/>
+      </w:pPr>
+      <w:r>
+        <w:rPr>
+          <w:rFonts w:ascii="Garamond" w:cs="Garamond" w:eastAsia="Garamond" w:hAnsi="Garamond"/>
+          <w:b/>
+          <w:bCs/>
+          <w:i w:val="false"/>
+          <w:iCs w:val="false"/>
+          <w:color w:val="5B3A29"/>
+          <w:sz w:val="25"/>
+          <w:szCs w:val="25"/>
+        </w:rPr>
+        <w:t xml:space="preserve">Answering pre-trib’s three supports</w:t>
+      </w:r>
+    </w:p>
+    <w:p>
+      <w:pPr>
+        <w:spacing w:after="200" w:line="300"/>
+        <w:jc w:val="both"/>
+      </w:pPr>
+      <w:r>
+        <w:rPr>
+          <w:rFonts w:ascii="Garamond" w:cs="Garamond" w:eastAsia="Garamond" w:hAnsi="Garamond"/>
+          <w:b/>
+          <w:bCs/>
+          <w:i w:val="false"/>
+          <w:iCs w:val="false"/>
+          <w:sz w:val="23"/>
+          <w:szCs w:val="23"/>
+        </w:rPr>
+        <w:t xml:space="preserve">1. “Jesus stopped reading mid-verse in Isaiah 61, so prophecy can have gaps.”</w:t>
+      </w:r>
+    </w:p>
+    <w:p>
+      <w:pPr>
+        <w:spacing w:after="200" w:line="300"/>
+        <w:jc w:val="both"/>
+      </w:pPr>
+      <w:r>
+        <w:rPr>
+          <w:rFonts w:ascii="Garamond" w:cs="Garamond" w:eastAsia="Garamond" w:hAnsi="Garamond"/>
+          <w:b w:val="false"/>
+          <w:bCs w:val="false"/>
+          <w:i w:val="false"/>
+          <w:iCs w:val="false"/>
+          <w:sz w:val="23"/>
+          <w:szCs w:val="23"/>
+        </w:rPr>
+        <w:t xml:space="preserve">In Nazareth, Jesus read from Isaiah 61 and stopped at “the acceptable year of the Lord” (Luke 4:19). He closed the book before reaching “the day of vengeance of our God” (Isaiah 61:2). Then He said, “This day is this scripture fulfilled in your ears” (Luke 4:21).</w:t>
+      </w:r>
+    </w:p>
+    <w:p>
+      <w:pPr>
+        <w:spacing w:after="200" w:line="300"/>
+        <w:jc w:val="both"/>
+      </w:pPr>
+      <w:r>
+        <w:rPr>
+          <w:rFonts w:ascii="Garamond" w:cs="Garamond" w:eastAsia="Garamond" w:hAnsi="Garamond"/>
+          <w:b w:val="false"/>
+          <w:bCs w:val="false"/>
+          <w:i w:val="false"/>
+          <w:iCs w:val="false"/>
+          <w:sz w:val="23"/>
+          <w:szCs w:val="23"/>
+        </w:rPr>
+        <w:t xml:space="preserve">He stopped because He read only what was being fulfilled that day. Isaiah 61 speaks the language of the Jubilee: liberty to the captives and the acceptable year. This was the heart of His mission: He came as the Savior from sin, to set free those held in sin’s prison. The law could show what sin is, but it could never set anyone free from it. “What the law could not do, in that it was weak through the flesh,” God did by “sending his own Son” (Romans 8:3), and “If the Son therefore shall make you free, ye shall be free indeed” (John 8:36). Jesus proclaimed the acceptable year at the time it was fulfilled. The day of vengeance was not cancelled. It belongs to a later time: prophecy often spans centuries in a single verse, and Isaiah 61:2 moves from His first coming to His second.</w:t>
+      </w:r>
+    </w:p>
+    <w:p>
+      <w:pPr>
+        <w:spacing w:after="200" w:line="300"/>
+        <w:jc w:val="both"/>
+      </w:pPr>
+      <w:r>
+        <w:rPr>
+          <w:rFonts w:ascii="Garamond" w:cs="Garamond" w:eastAsia="Garamond" w:hAnsi="Garamond"/>
+          <w:b w:val="false"/>
+          <w:bCs w:val="false"/>
+          <w:i w:val="false"/>
+          <w:iCs w:val="false"/>
+          <w:sz w:val="23"/>
+          <w:szCs w:val="23"/>
+        </w:rPr>
+        <w:t xml:space="preserve">Isaiah 61 has no count of years to break. Daniel 9 does. </w:t>
+      </w:r>
+      <w:r>
+        <w:rPr>
+          <w:rFonts w:ascii="Garamond" w:cs="Garamond" w:eastAsia="Garamond" w:hAnsi="Garamond"/>
+          <w:b w:val="false"/>
+          <w:bCs w:val="false"/>
+          <w:i/>
+          <w:iCs/>
+          <w:sz w:val="23"/>
+          <w:szCs w:val="23"/>
+        </w:rPr>
+        <w:t xml:space="preserve">(See “God’s Clock — Messiah’s Reading of Isaiah 61”: Isaiah 61:1–2; Luke 4:16–21; and “Art Thou He? — Jesus Fulfills Isaiah’s Messiah”: Luke 7:19–22.)</w:t>
+      </w:r>
+    </w:p>
+    <w:p>
+      <w:pPr>
+        <w:spacing w:after="200" w:line="300"/>
+        <w:jc w:val="both"/>
+      </w:pPr>
+      <w:r>
+        <w:rPr>
+          <w:rFonts w:ascii="Garamond" w:cs="Garamond" w:eastAsia="Garamond" w:hAnsi="Garamond"/>
+          <w:b/>
+          <w:bCs/>
+          <w:i w:val="false"/>
+          <w:iCs w:val="false"/>
+          <w:sz w:val="23"/>
+          <w:szCs w:val="23"/>
+        </w:rPr>
+        <w:t xml:space="preserve">2. “Jerusalem was destroyed in AD 70, after the 490 years ended, so the count must stretch.”</w:t>
+      </w:r>
+    </w:p>
+    <w:p>
+      <w:pPr>
+        <w:spacing w:after="200" w:line="300"/>
+        <w:jc w:val="both"/>
+      </w:pPr>
+      <w:r>
+        <w:rPr>
+          <w:rFonts w:ascii="Garamond" w:cs="Garamond" w:eastAsia="Garamond" w:hAnsi="Garamond"/>
+          <w:b w:val="false"/>
+          <w:bCs w:val="false"/>
+          <w:i w:val="false"/>
+          <w:iCs w:val="false"/>
+          <w:sz w:val="23"/>
+          <w:szCs w:val="23"/>
+        </w:rPr>
+        <w:t xml:space="preserve">Daniel 9:26 says that after the sixty-two weeks, Messiah would be cut off. Then “the people of the prince that shall come shall destroy the city and the sanctuary.” The destruction is the result of the covenant being rejected; it is not part of the count. The seventieth week ended on time in AD 33, and AD 34 opened a Jubilee, 490 years after the decree. The judgment followed later. Jesus warned, “Behold, your house is left unto you desolate” (Matthew 23:38), “because thou knewest not the time of thy visitation” (Luke 19:44).</w:t>
+      </w:r>
+    </w:p>
+    <w:p>
+      <w:pPr>
+        <w:spacing w:after="200" w:line="300"/>
+        <w:jc w:val="both"/>
+      </w:pPr>
+      <w:r>
+        <w:rPr>
+          <w:rFonts w:ascii="Garamond" w:cs="Garamond" w:eastAsia="Garamond" w:hAnsi="Garamond"/>
+          <w:b w:val="false"/>
+          <w:bCs w:val="false"/>
+          <w:i w:val="false"/>
+          <w:iCs w:val="false"/>
+          <w:sz w:val="23"/>
+          <w:szCs w:val="23"/>
+        </w:rPr>
+        <w:t xml:space="preserve">Some point to “This generation shall not pass” to tie all of Jesus’ words to AD 70. But Jesus separated the two events. In Luke 21, He first describes Jerusalem “compassed with armies” and “trodden down of the Gentiles, until the times of the Gentiles be fulfilled” (21:20–24). This is the first abomination of desolation. Luke’s “compassed with armies” explains what Matthew calls “the abomination of desolation” (Matthew 24:15): Roman armies standing on the holy ground around Jerusalem before its fall in AD 70 (Daniel 11:31). Daniel also names a second abomination, still ahead, set up on day 1,290 of the great tribulation (Daniel 12:11). The two are different events, and each comes true once. (See “The Jubilee Calendar and the Story of the End”: Daniel 9:26–27; 11:31; 12:11; Matthew 24:15–16; Luke 21:20–21.) Only after that does He turn to the sky: “And there shall be signs in the sun, and in the moon, and in the stars” (21:25). The generation He speaks of is the one that sees those signs: “when ye see these things come to pass, know ye that the kingdom of God is nigh at hand... This generation shall not pass away, till all be fulfilled” (21:31–32).</w:t>
+      </w:r>
+    </w:p>
+    <w:p>
+      <w:pPr>
+        <w:spacing w:after="200" w:line="300"/>
+        <w:jc w:val="both"/>
+      </w:pPr>
+      <w:r>
+        <w:rPr>
+          <w:rFonts w:ascii="Garamond" w:cs="Garamond" w:eastAsia="Garamond" w:hAnsi="Garamond"/>
+          <w:b w:val="false"/>
+          <w:bCs w:val="false"/>
+          <w:i w:val="false"/>
+          <w:iCs w:val="false"/>
+          <w:sz w:val="23"/>
+          <w:szCs w:val="23"/>
+        </w:rPr>
+        <w:t xml:space="preserve">Matthew places the same signs “immediately after the tribulation of those days” (24:29). Revelation shows them at the sixth seal: “the sun became black as sackcloth of hair, and the moon became as blood; And the stars of heaven fell unto the earth” (6:12–13). This comes just before “the great day of his wrath is come” (6:17).</w:t>
+      </w:r>
+    </w:p>
+    <w:p>
+      <w:pPr>
+        <w:spacing w:after="200" w:line="300"/>
+        <w:jc w:val="both"/>
+      </w:pPr>
+      <w:r>
+        <w:rPr>
+          <w:rFonts w:ascii="Garamond" w:cs="Garamond" w:eastAsia="Garamond" w:hAnsi="Garamond"/>
+          <w:b w:val="false"/>
+          <w:bCs w:val="false"/>
+          <w:i w:val="false"/>
+          <w:iCs w:val="false"/>
+          <w:sz w:val="23"/>
+          <w:szCs w:val="23"/>
+        </w:rPr>
+        <w:t xml:space="preserve">Jesus gave these signs to His followers to watch for. A church removed years earlier would have no reason to watch the sky for them.</w:t>
+      </w:r>
+    </w:p>
+    <w:p>
+      <w:pPr>
+        <w:spacing w:after="200" w:line="300"/>
+        <w:jc w:val="both"/>
+      </w:pPr>
+      <w:r>
+        <w:rPr>
+          <w:rFonts w:ascii="Garamond" w:cs="Garamond" w:eastAsia="Garamond" w:hAnsi="Garamond"/>
+          <w:b/>
+          <w:bCs/>
+          <w:i w:val="false"/>
+          <w:iCs w:val="false"/>
+          <w:sz w:val="23"/>
+          <w:szCs w:val="23"/>
+        </w:rPr>
+        <w:t xml:space="preserve">3. “Daniel 9:24’s six promises aren’t fulfilled yet, so the final week must be future.”</w:t>
+      </w:r>
+    </w:p>
+    <w:p>
+      <w:pPr>
+        <w:spacing w:after="200" w:line="300"/>
+        <w:jc w:val="both"/>
+      </w:pPr>
+      <w:r>
+        <w:rPr>
+          <w:rFonts w:ascii="Garamond" w:cs="Garamond" w:eastAsia="Garamond" w:hAnsi="Garamond"/>
+          <w:b w:val="false"/>
+          <w:bCs w:val="false"/>
+          <w:i w:val="false"/>
+          <w:iCs w:val="false"/>
+          <w:sz w:val="23"/>
+          <w:szCs w:val="23"/>
+        </w:rPr>
+        <w:t xml:space="preserve">Each promise is fulfilled in Christ:</w:t>
       </w:r>
     </w:p>
     <w:p>
@@ -2435,19 +2283,19 @@
           <w:sz w:val="23"/>
           <w:szCs w:val="23"/>
         </w:rPr>
-        <w:t xml:space="preserve">The church is a “parenthesis.”</w:t>
-      </w:r>
-      <w:r>
-        <w:rPr>
-          <w:rFonts w:ascii="Garamond" w:cs="Garamond" w:eastAsia="Garamond" w:hAnsi="Garamond"/>
-          <w:b w:val="false"/>
-          <w:bCs w:val="false"/>
-          <w:i w:val="false"/>
-          <w:iCs w:val="false"/>
-          <w:sz w:val="23"/>
-          <w:szCs w:val="23"/>
-        </w:rPr>
-        <w:t xml:space="preserve"> It is a “mystery” the prophets never saw, inserted between week 69 and week 70.</w:t>
+        <w:t xml:space="preserve">“To finish the transgression... make an end of sins... make reconciliation for iniquity.”</w:t>
+      </w:r>
+      <w:r>
+        <w:rPr>
+          <w:rFonts w:ascii="Garamond" w:cs="Garamond" w:eastAsia="Garamond" w:hAnsi="Garamond"/>
+          <w:b w:val="false"/>
+          <w:bCs w:val="false"/>
+          <w:i w:val="false"/>
+          <w:iCs w:val="false"/>
+          <w:sz w:val="23"/>
+          <w:szCs w:val="23"/>
+        </w:rPr>
+        <w:t xml:space="preserve"> “He appeared to put away sin by the sacrifice of himself” (Hebrews 9:26), and “we were reconciled to God by the death of his Son” (Romans 5:10).</w:t>
       </w:r>
     </w:p>
     <w:p>
@@ -2470,19 +2318,89 @@
           <w:sz w:val="23"/>
           <w:szCs w:val="23"/>
         </w:rPr>
-        <w:t xml:space="preserve">The church must leave first.</w:t>
-      </w:r>
-      <w:r>
-        <w:rPr>
-          <w:rFonts w:ascii="Garamond" w:cs="Garamond" w:eastAsia="Garamond" w:hAnsi="Garamond"/>
-          <w:b w:val="false"/>
-          <w:bCs w:val="false"/>
-          <w:i w:val="false"/>
-          <w:iCs w:val="false"/>
-          <w:sz w:val="23"/>
-          <w:szCs w:val="23"/>
-        </w:rPr>
-        <w:t xml:space="preserve"> Before God can resume His program with Israel, the church has to be removed.</w:t>
+        <w:t xml:space="preserve">“To bring in everlasting righteousness.”</w:t>
+      </w:r>
+      <w:r>
+        <w:rPr>
+          <w:rFonts w:ascii="Garamond" w:cs="Garamond" w:eastAsia="Garamond" w:hAnsi="Garamond"/>
+          <w:b w:val="false"/>
+          <w:bCs w:val="false"/>
+          <w:i w:val="false"/>
+          <w:iCs w:val="false"/>
+          <w:sz w:val="23"/>
+          <w:szCs w:val="23"/>
+        </w:rPr>
+        <w:t xml:space="preserve"> “That we might be made the righteousness of God in him” (2 Corinthians 5:21).</w:t>
+      </w:r>
+    </w:p>
+    <w:p>
+      <w:pPr>
+        <w:pStyle w:val="ListParagraph"/>
+        <w:numPr>
+          <w:ilvl w:val="0"/>
+          <w:numId w:val="2"/>
+        </w:numPr>
+        <w:spacing w:after="120" w:line="300"/>
+        <w:jc w:val="both"/>
+      </w:pPr>
+      <w:r>
+        <w:rPr>
+          <w:rFonts w:ascii="Garamond" w:cs="Garamond" w:eastAsia="Garamond" w:hAnsi="Garamond"/>
+          <w:b/>
+          <w:bCs/>
+          <w:i w:val="false"/>
+          <w:iCs w:val="false"/>
+          <w:sz w:val="23"/>
+          <w:szCs w:val="23"/>
+        </w:rPr>
+        <w:t xml:space="preserve">“To seal up the vision and prophecy.”</w:t>
+      </w:r>
+      <w:r>
+        <w:rPr>
+          <w:rFonts w:ascii="Garamond" w:cs="Garamond" w:eastAsia="Garamond" w:hAnsi="Garamond"/>
+          <w:b w:val="false"/>
+          <w:bCs w:val="false"/>
+          <w:i w:val="false"/>
+          <w:iCs w:val="false"/>
+          <w:sz w:val="23"/>
+          <w:szCs w:val="23"/>
+        </w:rPr>
+        <w:t xml:space="preserve"> A seal confirms a document as true. Jesus confirmed that “all things must be fulfilled, which were written... concerning me” (Luke 24:44).</w:t>
+      </w:r>
+    </w:p>
+    <w:p>
+      <w:pPr>
+        <w:pStyle w:val="ListParagraph"/>
+        <w:numPr>
+          <w:ilvl w:val="0"/>
+          <w:numId w:val="2"/>
+        </w:numPr>
+        <w:spacing w:after="120" w:line="300"/>
+        <w:jc w:val="both"/>
+      </w:pPr>
+      <w:r>
+        <w:rPr>
+          <w:rFonts w:ascii="Garamond" w:cs="Garamond" w:eastAsia="Garamond" w:hAnsi="Garamond"/>
+          <w:b/>
+          <w:bCs/>
+          <w:i w:val="false"/>
+          <w:iCs w:val="false"/>
+          <w:sz w:val="23"/>
+          <w:szCs w:val="23"/>
+        </w:rPr>
+        <w:t xml:space="preserve">“To anoint the most Holy.”</w:t>
+      </w:r>
+      <w:r>
+        <w:rPr>
+          <w:rFonts w:ascii="Garamond" w:cs="Garamond" w:eastAsia="Garamond" w:hAnsi="Garamond"/>
+          <w:b w:val="false"/>
+          <w:bCs w:val="false"/>
+          <w:i w:val="false"/>
+          <w:iCs w:val="false"/>
+          <w:sz w:val="23"/>
+          <w:szCs w:val="23"/>
+        </w:rPr>
+        <w:t xml:space="preserve"> “God anointed Jesus of Nazareth with the Holy Ghost and with power” (Acts 10:38), at His baptism in AD 27, right on Gabriel’s count.</w:t>
       </w:r>
     </w:p>
     <w:p>
@@ -2502,50 +2420,247 @@
           <w:sz w:val="25"/>
           <w:szCs w:val="25"/>
         </w:rPr>
-        <w:t xml:space="preserve">What Scripture says</w:t>
-      </w:r>
-    </w:p>
-    <w:p>
-      <w:pPr>
-        <w:spacing w:after="200" w:line="300"/>
-        <w:jc w:val="both"/>
-      </w:pPr>
-      <w:r>
-        <w:rPr>
-          <w:rFonts w:ascii="Garamond" w:cs="Garamond" w:eastAsia="Garamond" w:hAnsi="Garamond"/>
-          <w:b/>
-          <w:bCs/>
-          <w:i w:val="false"/>
-          <w:iCs w:val="false"/>
-          <w:sz w:val="23"/>
-          <w:szCs w:val="23"/>
-        </w:rPr>
-        <w:t xml:space="preserve">1. One olive tree.</w:t>
-      </w:r>
-    </w:p>
-    <w:p>
-      <w:pPr>
-        <w:spacing w:after="200" w:line="300"/>
-        <w:jc w:val="both"/>
-      </w:pPr>
-      <w:r>
-        <w:rPr>
-          <w:rFonts w:ascii="Garamond" w:cs="Garamond" w:eastAsia="Garamond" w:hAnsi="Garamond"/>
-          <w:b w:val="false"/>
-          <w:bCs w:val="false"/>
-          <w:i w:val="false"/>
-          <w:iCs w:val="false"/>
-          <w:sz w:val="23"/>
-          <w:szCs w:val="23"/>
-        </w:rPr>
-        <w:t xml:space="preserve">Paul does not describe two trees. He describes one. Believing Gentiles are wild branches “graffed in among them,” and “with them partakest of the root and fatness of the olive tree” (Romans 11:17). Natural branches that were broken off will be grafted back in “if they abide not still in unbelief,” into “their own olive tree” (11:23–24). There is one tree, one root, and one sap. Branches are added or removed by faith.</w:t>
-      </w:r>
-    </w:p>
-    <w:p>
-      <w:pPr>
-        <w:spacing w:after="200" w:line="300"/>
-        <w:jc w:val="both"/>
-      </w:pPr>
+        <w:t xml:space="preserve">Who holds the clock</w:t>
+      </w:r>
+    </w:p>
+    <w:p>
+      <w:pPr>
+        <w:spacing w:after="200" w:line="300"/>
+        <w:jc w:val="both"/>
+      </w:pPr>
+      <w:r>
+        <w:rPr>
+          <w:rFonts w:ascii="Garamond" w:cs="Garamond" w:eastAsia="Garamond" w:hAnsi="Garamond"/>
+          <w:b w:val="false"/>
+          <w:bCs w:val="false"/>
+          <w:i w:val="false"/>
+          <w:iCs w:val="false"/>
+          <w:sz w:val="23"/>
+          <w:szCs w:val="23"/>
+        </w:rPr>
+        <w:t xml:space="preserve">The authority over time belongs to God alone: “he changeth the times and the seasons: he removeth kings, and setteth up kings” (Daniel 2:21). God set the seventy weeks, and He fulfilled them on time. No teacher, however sincere, has the authority to stop a clock God started: “Add thou not unto his words, lest he reprove thee” (Proverbs 30:6).</w:t>
+      </w:r>
+    </w:p>
+    <w:p>
+      <w:pPr>
+        <w:pStyle w:val="Heading1"/>
+        <w:pBdr>
+          <w:bottom w:val="single" w:color="5B3A29" w:sz="6" w:space="4"/>
+        </w:pBdr>
+        <w:spacing w:after="200" w:before="480"/>
+      </w:pPr>
+      <w:r>
+        <w:rPr>
+          <w:rFonts w:ascii="Garamond" w:cs="Garamond" w:eastAsia="Garamond" w:hAnsi="Garamond"/>
+          <w:b/>
+          <w:bCs/>
+          <w:i w:val="false"/>
+          <w:iCs w:val="false"/>
+          <w:color w:val="5B3A29"/>
+          <w:sz w:val="30"/>
+          <w:szCs w:val="30"/>
+        </w:rPr>
+        <w:t xml:space="preserve">A Note on Names: Many Antichrists, and THE Antichrist</w:t>
+      </w:r>
+    </w:p>
+    <w:p>
+      <w:pPr>
+        <w:spacing w:after="200" w:line="300"/>
+        <w:jc w:val="both"/>
+      </w:pPr>
+      <w:r>
+        <w:rPr>
+          <w:rFonts w:ascii="Garamond" w:cs="Garamond" w:eastAsia="Garamond" w:hAnsi="Garamond"/>
+          <w:b w:val="false"/>
+          <w:bCs w:val="false"/>
+          <w:i w:val="false"/>
+          <w:iCs w:val="false"/>
+          <w:sz w:val="23"/>
+          <w:szCs w:val="23"/>
+        </w:rPr>
+        <w:t xml:space="preserve">Scripture speaks of antichrists in two ways. John wrote, “as ye have heard that antichrist shall come, even now are there many antichrists” (1 John 2:18). He described a “spirit of antichrist” that was “even now already... in the world” (1 John 4:3), and he called every deceiver who denies Christ “a deceiver and an antichrist” (2 John 7).</w:t>
+      </w:r>
+    </w:p>
+    <w:p>
+      <w:pPr>
+        <w:spacing w:after="200" w:line="300"/>
+        <w:jc w:val="both"/>
+      </w:pPr>
+      <w:r>
+        <w:rPr>
+          <w:rFonts w:ascii="Garamond" w:cs="Garamond" w:eastAsia="Garamond" w:hAnsi="Garamond"/>
+          <w:b w:val="false"/>
+          <w:bCs w:val="false"/>
+          <w:i w:val="false"/>
+          <w:iCs w:val="false"/>
+          <w:sz w:val="23"/>
+          <w:szCs w:val="23"/>
+        </w:rPr>
+        <w:t xml:space="preserve">So history has seen many smaller antichrists: rulers and teachers who opposed Christ and persecuted His people. They are real parallels, and each shows the same spirit at work. But a parallel is not the fulfillment. None of them is THE Antichrist of the end.</w:t>
+      </w:r>
+    </w:p>
+    <w:p>
+      <w:pPr>
+        <w:spacing w:after="200" w:line="300"/>
+        <w:jc w:val="both"/>
+      </w:pPr>
+      <w:r>
+        <w:rPr>
+          <w:rFonts w:ascii="Garamond" w:cs="Garamond" w:eastAsia="Garamond" w:hAnsi="Garamond"/>
+          <w:b w:val="false"/>
+          <w:bCs w:val="false"/>
+          <w:i w:val="false"/>
+          <w:iCs w:val="false"/>
+          <w:sz w:val="23"/>
+          <w:szCs w:val="23"/>
+        </w:rPr>
+        <w:t xml:space="preserve">Revelation names the main players of the final conflict:</w:t>
+      </w:r>
+    </w:p>
+    <w:p>
+      <w:pPr>
+        <w:pStyle w:val="ListParagraph"/>
+        <w:numPr>
+          <w:ilvl w:val="0"/>
+          <w:numId w:val="2"/>
+        </w:numPr>
+        <w:spacing w:after="120" w:line="300"/>
+        <w:jc w:val="both"/>
+      </w:pPr>
+      <w:r>
+        <w:rPr>
+          <w:rFonts w:ascii="Garamond" w:cs="Garamond" w:eastAsia="Garamond" w:hAnsi="Garamond"/>
+          <w:b/>
+          <w:bCs/>
+          <w:i w:val="false"/>
+          <w:iCs w:val="false"/>
+          <w:sz w:val="23"/>
+          <w:szCs w:val="23"/>
+        </w:rPr>
+        <w:t xml:space="preserve">The dragon</w:t>
+      </w:r>
+      <w:r>
+        <w:rPr>
+          <w:rFonts w:ascii="Garamond" w:cs="Garamond" w:eastAsia="Garamond" w:hAnsi="Garamond"/>
+          <w:b w:val="false"/>
+          <w:bCs w:val="false"/>
+          <w:i w:val="false"/>
+          <w:iCs w:val="false"/>
+          <w:sz w:val="23"/>
+          <w:szCs w:val="23"/>
+        </w:rPr>
+        <w:t xml:space="preserve">, “that old serpent, called the Devil, and Satan” (Revelation 12:9). He is the power behind it all, and in this research he is THE Antichrist.</w:t>
+      </w:r>
+    </w:p>
+    <w:p>
+      <w:pPr>
+        <w:pStyle w:val="ListParagraph"/>
+        <w:numPr>
+          <w:ilvl w:val="0"/>
+          <w:numId w:val="2"/>
+        </w:numPr>
+        <w:spacing w:after="120" w:line="300"/>
+        <w:jc w:val="both"/>
+      </w:pPr>
+      <w:r>
+        <w:rPr>
+          <w:rFonts w:ascii="Garamond" w:cs="Garamond" w:eastAsia="Garamond" w:hAnsi="Garamond"/>
+          <w:b/>
+          <w:bCs/>
+          <w:i w:val="false"/>
+          <w:iCs w:val="false"/>
+          <w:sz w:val="23"/>
+          <w:szCs w:val="23"/>
+        </w:rPr>
+        <w:t xml:space="preserve">The beast</w:t>
+      </w:r>
+      <w:r>
+        <w:rPr>
+          <w:rFonts w:ascii="Garamond" w:cs="Garamond" w:eastAsia="Garamond" w:hAnsi="Garamond"/>
+          <w:b w:val="false"/>
+          <w:bCs w:val="false"/>
+          <w:i w:val="false"/>
+          <w:iCs w:val="false"/>
+          <w:sz w:val="23"/>
+          <w:szCs w:val="23"/>
+        </w:rPr>
+        <w:t xml:space="preserve">, to whom “the dragon gave him his power, and his seat, and great authority” (Revelation 13:2).</w:t>
+      </w:r>
+    </w:p>
+    <w:p>
+      <w:pPr>
+        <w:pStyle w:val="ListParagraph"/>
+        <w:numPr>
+          <w:ilvl w:val="0"/>
+          <w:numId w:val="2"/>
+        </w:numPr>
+        <w:spacing w:after="120" w:line="300"/>
+        <w:jc w:val="both"/>
+      </w:pPr>
+      <w:r>
+        <w:rPr>
+          <w:rFonts w:ascii="Garamond" w:cs="Garamond" w:eastAsia="Garamond" w:hAnsi="Garamond"/>
+          <w:b/>
+          <w:bCs/>
+          <w:i w:val="false"/>
+          <w:iCs w:val="false"/>
+          <w:sz w:val="23"/>
+          <w:szCs w:val="23"/>
+        </w:rPr>
+        <w:t xml:space="preserve">The false prophet</w:t>
+      </w:r>
+      <w:r>
+        <w:rPr>
+          <w:rFonts w:ascii="Garamond" w:cs="Garamond" w:eastAsia="Garamond" w:hAnsi="Garamond"/>
+          <w:b w:val="false"/>
+          <w:bCs w:val="false"/>
+          <w:i w:val="false"/>
+          <w:iCs w:val="false"/>
+          <w:sz w:val="23"/>
+          <w:szCs w:val="23"/>
+        </w:rPr>
+        <w:t xml:space="preserve">, who works signs and enforces the mark (Revelation 13:11–17; 19:20).</w:t>
+      </w:r>
+    </w:p>
+    <w:p>
+      <w:pPr>
+        <w:pStyle w:val="Heading1"/>
+        <w:pBdr>
+          <w:bottom w:val="single" w:color="5B3A29" w:sz="6" w:space="4"/>
+        </w:pBdr>
+        <w:spacing w:after="200" w:before="480"/>
+      </w:pPr>
+      <w:r>
+        <w:rPr>
+          <w:rFonts w:ascii="Garamond" w:cs="Garamond" w:eastAsia="Garamond" w:hAnsi="Garamond"/>
+          <w:b/>
+          <w:bCs/>
+          <w:i w:val="false"/>
+          <w:iCs w:val="false"/>
+          <w:color w:val="5B3A29"/>
+          <w:sz w:val="30"/>
+          <w:szCs w:val="30"/>
+        </w:rPr>
+        <w:t xml:space="preserve">The Antiochus Question</w:t>
+      </w:r>
+    </w:p>
+    <w:p>
+      <w:pPr>
+        <w:spacing w:after="200" w:line="300"/>
+        <w:jc w:val="both"/>
+      </w:pPr>
+      <w:r>
+        <w:rPr>
+          <w:rFonts w:ascii="Garamond" w:cs="Garamond" w:eastAsia="Garamond" w:hAnsi="Garamond"/>
+          <w:b w:val="false"/>
+          <w:bCs w:val="false"/>
+          <w:i w:val="false"/>
+          <w:iCs w:val="false"/>
+          <w:sz w:val="23"/>
+          <w:szCs w:val="23"/>
+        </w:rPr>
+        <w:t xml:space="preserve">Antiochus IV fairly belongs among the “many antichrists.” He opposed God and defiled His Temple. The question is whether he </w:t>
+      </w:r>
       <w:r>
         <w:rPr>
           <w:rFonts w:ascii="Garamond" w:cs="Garamond" w:eastAsia="Garamond" w:hAnsi="Garamond"/>
@@ -2556,6 +2671,1702 @@
           <w:sz w:val="23"/>
           <w:szCs w:val="23"/>
         </w:rPr>
+        <w:t xml:space="preserve">fulfilled</w:t>
+      </w:r>
+      <w:r>
+        <w:rPr>
+          <w:rFonts w:ascii="Garamond" w:cs="Garamond" w:eastAsia="Garamond" w:hAnsi="Garamond"/>
+          <w:b w:val="false"/>
+          <w:bCs w:val="false"/>
+          <w:i w:val="false"/>
+          <w:iCs w:val="false"/>
+          <w:sz w:val="23"/>
+          <w:szCs w:val="23"/>
+        </w:rPr>
+        <w:t xml:space="preserve"> Daniel’s prophecy, and Scripture’s own test says he did not.</w:t>
+      </w:r>
+    </w:p>
+    <w:p>
+      <w:pPr>
+        <w:pStyle w:val="Heading2"/>
+        <w:keepNext/>
+        <w:spacing w:after="140" w:before="300"/>
+      </w:pPr>
+      <w:r>
+        <w:rPr>
+          <w:rFonts w:ascii="Garamond" w:cs="Garamond" w:eastAsia="Garamond" w:hAnsi="Garamond"/>
+          <w:b/>
+          <w:bCs/>
+          <w:i w:val="false"/>
+          <w:iCs w:val="false"/>
+          <w:color w:val="5B3A29"/>
+          <w:sz w:val="25"/>
+          <w:szCs w:val="25"/>
+        </w:rPr>
+        <w:t xml:space="preserve">What many commentaries teach</w:t>
+      </w:r>
+    </w:p>
+    <w:p>
+      <w:pPr>
+        <w:spacing w:after="200" w:line="300"/>
+        <w:jc w:val="both"/>
+      </w:pPr>
+      <w:r>
+        <w:rPr>
+          <w:rFonts w:ascii="Garamond" w:cs="Garamond" w:eastAsia="Garamond" w:hAnsi="Garamond"/>
+          <w:b w:val="false"/>
+          <w:bCs w:val="false"/>
+          <w:i w:val="false"/>
+          <w:iCs w:val="false"/>
+          <w:sz w:val="23"/>
+          <w:szCs w:val="23"/>
+        </w:rPr>
+        <w:t xml:space="preserve">Antiochus IV Epiphanes was a Greek king who defiled the Temple in 167 BC. Many commentaries teach that he fulfilled, or at least foreshadowed, Daniel’s “abomination of desolation.” The verse they apply to him is Daniel 11:31: “they shall place the abomination that maketh desolate.” That is the first abomination of desolation, the one Jesus told His followers to watch for (Matthew 24:15) and Luke explains as Jerusalem “compassed with armies” (Luke 21:20). Scripture ties it to a set of events: Messiah is cut off first, and then the city and the sanctuary are destroyed (Daniel 9:26). It was fulfilled in AD 70. The second abomination, in Daniel 12:11, is still ahead. From there they teach that a future human Antichrist will do the same, after making and breaking a seven-year covenant. This is the foundation of the pre-trib reading of the “he” in Daniel 9:27.</w:t>
+      </w:r>
+    </w:p>
+    <w:p>
+      <w:pPr>
+        <w:pStyle w:val="Heading2"/>
+        <w:keepNext/>
+        <w:spacing w:after="140" w:before="300"/>
+      </w:pPr>
+      <w:r>
+        <w:rPr>
+          <w:rFonts w:ascii="Garamond" w:cs="Garamond" w:eastAsia="Garamond" w:hAnsi="Garamond"/>
+          <w:b/>
+          <w:bCs/>
+          <w:i w:val="false"/>
+          <w:iCs w:val="false"/>
+          <w:color w:val="5B3A29"/>
+          <w:sz w:val="25"/>
+          <w:szCs w:val="25"/>
+        </w:rPr>
+        <w:t xml:space="preserve">How a side note became the mainstream</w:t>
+      </w:r>
+    </w:p>
+    <w:p>
+      <w:pPr>
+        <w:spacing w:after="200" w:line="300"/>
+        <w:jc w:val="both"/>
+      </w:pPr>
+      <w:r>
+        <w:rPr>
+          <w:rFonts w:ascii="Garamond" w:cs="Garamond" w:eastAsia="Garamond" w:hAnsi="Garamond"/>
+          <w:b w:val="false"/>
+          <w:bCs w:val="false"/>
+          <w:i w:val="false"/>
+          <w:iCs w:val="false"/>
+          <w:sz w:val="23"/>
+          <w:szCs w:val="23"/>
+        </w:rPr>
+        <w:t xml:space="preserve">The idea that Antiochus fulfilled Daniel did not come from Scripture. It grew in steps, and each step added more weight than the last:</w:t>
+      </w:r>
+    </w:p>
+    <w:tbl>
+      <w:tblPr>
+        <w:tblW w:type="dxa" w:w="9360"/>
+        <w:tblBorders>
+          <w:top w:val="single" w:color="auto" w:sz="4"/>
+          <w:left w:val="single" w:color="auto" w:sz="4"/>
+          <w:bottom w:val="single" w:color="auto" w:sz="4"/>
+          <w:right w:val="single" w:color="auto" w:sz="4"/>
+          <w:insideH w:val="single" w:color="auto" w:sz="4"/>
+          <w:insideV w:val="single" w:color="auto" w:sz="4"/>
+        </w:tblBorders>
+      </w:tblPr>
+      <w:tblGrid>
+        <w:gridCol w:w="1400"/>
+        <w:gridCol w:w="3000"/>
+        <w:gridCol w:w="4960"/>
+      </w:tblGrid>
+      <w:tr>
+        <w:trPr>
+          <w:cantSplit/>
+          <w:tblHeader/>
+        </w:trPr>
+        <w:tc>
+          <w:tcPr>
+            <w:tcW w:type="dxa" w:w="1400"/>
+            <w:shd w:fill="EDE4CE" w:color="auto" w:val="clear"/>
+            <w:tcMar>
+              <w:top w:type="dxa" w:w="60"/>
+              <w:left w:type="dxa" w:w="90"/>
+              <w:bottom w:type="dxa" w:w="60"/>
+              <w:right w:type="dxa" w:w="90"/>
+            </w:tcMar>
+          </w:tcPr>
+          <w:p>
+            <w:r>
+              <w:rPr>
+                <w:rFonts w:ascii="Arial" w:cs="Arial" w:eastAsia="Arial" w:hAnsi="Arial"/>
+                <w:b/>
+                <w:bCs/>
+                <w:i w:val="false"/>
+                <w:iCs w:val="false"/>
+                <w:color w:val="2B2318"/>
+                <w:sz w:val="18"/>
+                <w:szCs w:val="18"/>
+              </w:rPr>
+              <w:t xml:space="preserve">When</w:t>
+            </w:r>
+          </w:p>
+        </w:tc>
+        <w:tc>
+          <w:tcPr>
+            <w:tcW w:type="dxa" w:w="3000"/>
+            <w:shd w:fill="EDE4CE" w:color="auto" w:val="clear"/>
+            <w:tcMar>
+              <w:top w:type="dxa" w:w="60"/>
+              <w:left w:type="dxa" w:w="90"/>
+              <w:bottom w:type="dxa" w:w="60"/>
+              <w:right w:type="dxa" w:w="90"/>
+            </w:tcMar>
+          </w:tcPr>
+          <w:p>
+            <w:r>
+              <w:rPr>
+                <w:rFonts w:ascii="Arial" w:cs="Arial" w:eastAsia="Arial" w:hAnsi="Arial"/>
+                <w:b/>
+                <w:bCs/>
+                <w:i w:val="false"/>
+                <w:iCs w:val="false"/>
+                <w:color w:val="2B2318"/>
+                <w:sz w:val="18"/>
+                <w:szCs w:val="18"/>
+              </w:rPr>
+              <w:t xml:space="preserve">Who</w:t>
+            </w:r>
+          </w:p>
+        </w:tc>
+        <w:tc>
+          <w:tcPr>
+            <w:tcW w:type="dxa" w:w="4960"/>
+            <w:shd w:fill="EDE4CE" w:color="auto" w:val="clear"/>
+            <w:tcMar>
+              <w:top w:type="dxa" w:w="60"/>
+              <w:left w:type="dxa" w:w="90"/>
+              <w:bottom w:type="dxa" w:w="60"/>
+              <w:right w:type="dxa" w:w="90"/>
+            </w:tcMar>
+          </w:tcPr>
+          <w:p>
+            <w:r>
+              <w:rPr>
+                <w:rFonts w:ascii="Arial" w:cs="Arial" w:eastAsia="Arial" w:hAnsi="Arial"/>
+                <w:b/>
+                <w:bCs/>
+                <w:i w:val="false"/>
+                <w:iCs w:val="false"/>
+                <w:color w:val="2B2318"/>
+                <w:sz w:val="18"/>
+                <w:szCs w:val="18"/>
+              </w:rPr>
+              <w:t xml:space="preserve">What they did with Antiochus</w:t>
+            </w:r>
+          </w:p>
+        </w:tc>
+      </w:tr>
+      <w:tr>
+        <w:trPr>
+          <w:cantSplit/>
+          <w:tblHeader w:val="false"/>
+        </w:trPr>
+        <w:tc>
+          <w:tcPr>
+            <w:tcW w:type="dxa" w:w="1400"/>
+            <w:tcMar>
+              <w:top w:type="dxa" w:w="60"/>
+              <w:left w:type="dxa" w:w="90"/>
+              <w:bottom w:type="dxa" w:w="60"/>
+              <w:right w:type="dxa" w:w="90"/>
+            </w:tcMar>
+          </w:tcPr>
+          <w:p>
+            <w:r>
+              <w:rPr>
+                <w:rFonts w:ascii="Arial" w:cs="Arial" w:eastAsia="Arial" w:hAnsi="Arial"/>
+                <w:b w:val="false"/>
+                <w:bCs w:val="false"/>
+                <w:i w:val="false"/>
+                <w:iCs w:val="false"/>
+                <w:color w:val="2B2318"/>
+                <w:sz w:val="18"/>
+                <w:szCs w:val="18"/>
+              </w:rPr>
+              <w:t xml:space="preserve">About 100 BC</w:t>
+            </w:r>
+          </w:p>
+        </w:tc>
+        <w:tc>
+          <w:tcPr>
+            <w:tcW w:type="dxa" w:w="3000"/>
+            <w:tcMar>
+              <w:top w:type="dxa" w:w="60"/>
+              <w:left w:type="dxa" w:w="90"/>
+              <w:bottom w:type="dxa" w:w="60"/>
+              <w:right w:type="dxa" w:w="90"/>
+            </w:tcMar>
+          </w:tcPr>
+          <w:p>
+            <w:r>
+              <w:rPr>
+                <w:rFonts w:ascii="Arial" w:cs="Arial" w:eastAsia="Arial" w:hAnsi="Arial"/>
+                <w:b/>
+                <w:bCs/>
+                <w:i w:val="false"/>
+                <w:iCs w:val="false"/>
+                <w:color w:val="2B2318"/>
+                <w:sz w:val="18"/>
+                <w:szCs w:val="18"/>
+              </w:rPr>
+              <w:t xml:space="preserve">1 Maccabees</w:t>
+            </w:r>
+            <w:r>
+              <w:rPr>
+                <w:rFonts w:ascii="Arial" w:cs="Arial" w:eastAsia="Arial" w:hAnsi="Arial"/>
+                <w:b w:val="false"/>
+                <w:bCs w:val="false"/>
+                <w:i w:val="false"/>
+                <w:iCs w:val="false"/>
+                <w:color w:val="2B2318"/>
+                <w:sz w:val="18"/>
+                <w:szCs w:val="18"/>
+              </w:rPr>
+              <w:t xml:space="preserve">, a Jewish history book that is not part of the Bible</w:t>
+            </w:r>
+          </w:p>
+        </w:tc>
+        <w:tc>
+          <w:tcPr>
+            <w:tcW w:type="dxa" w:w="4960"/>
+            <w:tcMar>
+              <w:top w:type="dxa" w:w="60"/>
+              <w:left w:type="dxa" w:w="90"/>
+              <w:bottom w:type="dxa" w:w="60"/>
+              <w:right w:type="dxa" w:w="90"/>
+            </w:tcMar>
+          </w:tcPr>
+          <w:p>
+            <w:r>
+              <w:rPr>
+                <w:rFonts w:ascii="Arial" w:cs="Arial" w:eastAsia="Arial" w:hAnsi="Arial"/>
+                <w:b w:val="false"/>
+                <w:bCs w:val="false"/>
+                <w:i w:val="false"/>
+                <w:iCs w:val="false"/>
+                <w:color w:val="2B2318"/>
+                <w:sz w:val="18"/>
+                <w:szCs w:val="18"/>
+              </w:rPr>
+              <w:t xml:space="preserve">Used Daniel’s phrase to describe Antiochus’s pagan altar (1 Maccabees 1:54). A side note in a history book, not a claim of fulfillment.</w:t>
+            </w:r>
+          </w:p>
+        </w:tc>
+      </w:tr>
+      <w:tr>
+        <w:trPr>
+          <w:cantSplit/>
+          <w:tblHeader w:val="false"/>
+        </w:trPr>
+        <w:tc>
+          <w:tcPr>
+            <w:tcW w:type="dxa" w:w="1400"/>
+            <w:tcMar>
+              <w:top w:type="dxa" w:w="60"/>
+              <w:left w:type="dxa" w:w="90"/>
+              <w:bottom w:type="dxa" w:w="60"/>
+              <w:right w:type="dxa" w:w="90"/>
+            </w:tcMar>
+          </w:tcPr>
+          <w:p>
+            <w:r>
+              <w:rPr>
+                <w:rFonts w:ascii="Arial" w:cs="Arial" w:eastAsia="Arial" w:hAnsi="Arial"/>
+                <w:b w:val="false"/>
+                <w:bCs w:val="false"/>
+                <w:i w:val="false"/>
+                <w:iCs w:val="false"/>
+                <w:color w:val="2B2318"/>
+                <w:sz w:val="18"/>
+                <w:szCs w:val="18"/>
+              </w:rPr>
+              <w:t xml:space="preserve">About AD 270</w:t>
+            </w:r>
+          </w:p>
+        </w:tc>
+        <w:tc>
+          <w:tcPr>
+            <w:tcW w:type="dxa" w:w="3000"/>
+            <w:tcMar>
+              <w:top w:type="dxa" w:w="60"/>
+              <w:left w:type="dxa" w:w="90"/>
+              <w:bottom w:type="dxa" w:w="60"/>
+              <w:right w:type="dxa" w:w="90"/>
+            </w:tcMar>
+          </w:tcPr>
+          <w:p>
+            <w:r>
+              <w:rPr>
+                <w:rFonts w:ascii="Arial" w:cs="Arial" w:eastAsia="Arial" w:hAnsi="Arial"/>
+                <w:b/>
+                <w:bCs/>
+                <w:i w:val="false"/>
+                <w:iCs w:val="false"/>
+                <w:color w:val="2B2318"/>
+                <w:sz w:val="18"/>
+                <w:szCs w:val="18"/>
+              </w:rPr>
+              <w:t xml:space="preserve">Porphyry</w:t>
+            </w:r>
+            <w:r>
+              <w:rPr>
+                <w:rFonts w:ascii="Arial" w:cs="Arial" w:eastAsia="Arial" w:hAnsi="Arial"/>
+                <w:b w:val="false"/>
+                <w:bCs w:val="false"/>
+                <w:i w:val="false"/>
+                <w:iCs w:val="false"/>
+                <w:color w:val="2B2318"/>
+                <w:sz w:val="18"/>
+                <w:szCs w:val="18"/>
+              </w:rPr>
+              <w:t xml:space="preserve">, a Greek philosopher who wrote against Christianity</w:t>
+            </w:r>
+          </w:p>
+        </w:tc>
+        <w:tc>
+          <w:tcPr>
+            <w:tcW w:type="dxa" w:w="4960"/>
+            <w:tcMar>
+              <w:top w:type="dxa" w:w="60"/>
+              <w:left w:type="dxa" w:w="90"/>
+              <w:bottom w:type="dxa" w:w="60"/>
+              <w:right w:type="dxa" w:w="90"/>
+            </w:tcMar>
+          </w:tcPr>
+          <w:p>
+            <w:r>
+              <w:rPr>
+                <w:rFonts w:ascii="Arial" w:cs="Arial" w:eastAsia="Arial" w:hAnsi="Arial"/>
+                <w:b w:val="false"/>
+                <w:bCs w:val="false"/>
+                <w:i w:val="false"/>
+                <w:iCs w:val="false"/>
+                <w:color w:val="2B2318"/>
+                <w:sz w:val="18"/>
+                <w:szCs w:val="18"/>
+              </w:rPr>
+              <w:t xml:space="preserve">Claimed the book of Daniel was written after Antiochus, as history dressed up to look like prophecy. Making Antiochus the fulfillment was his way of saying Daniel never predicted anything.</w:t>
+            </w:r>
+          </w:p>
+        </w:tc>
+      </w:tr>
+      <w:tr>
+        <w:trPr>
+          <w:cantSplit/>
+          <w:tblHeader w:val="false"/>
+        </w:trPr>
+        <w:tc>
+          <w:tcPr>
+            <w:tcW w:type="dxa" w:w="1400"/>
+            <w:tcMar>
+              <w:top w:type="dxa" w:w="60"/>
+              <w:left w:type="dxa" w:w="90"/>
+              <w:bottom w:type="dxa" w:w="60"/>
+              <w:right w:type="dxa" w:w="90"/>
+            </w:tcMar>
+          </w:tcPr>
+          <w:p>
+            <w:r>
+              <w:rPr>
+                <w:rFonts w:ascii="Arial" w:cs="Arial" w:eastAsia="Arial" w:hAnsi="Arial"/>
+                <w:b w:val="false"/>
+                <w:bCs w:val="false"/>
+                <w:i w:val="false"/>
+                <w:iCs w:val="false"/>
+                <w:color w:val="2B2318"/>
+                <w:sz w:val="18"/>
+                <w:szCs w:val="18"/>
+              </w:rPr>
+              <w:t xml:space="preserve">AD 407</w:t>
+            </w:r>
+          </w:p>
+        </w:tc>
+        <w:tc>
+          <w:tcPr>
+            <w:tcW w:type="dxa" w:w="3000"/>
+            <w:tcMar>
+              <w:top w:type="dxa" w:w="60"/>
+              <w:left w:type="dxa" w:w="90"/>
+              <w:bottom w:type="dxa" w:w="60"/>
+              <w:right w:type="dxa" w:w="90"/>
+            </w:tcMar>
+          </w:tcPr>
+          <w:p>
+            <w:r>
+              <w:rPr>
+                <w:rFonts w:ascii="Arial" w:cs="Arial" w:eastAsia="Arial" w:hAnsi="Arial"/>
+                <w:b/>
+                <w:bCs/>
+                <w:i w:val="false"/>
+                <w:iCs w:val="false"/>
+                <w:color w:val="2B2318"/>
+                <w:sz w:val="18"/>
+                <w:szCs w:val="18"/>
+              </w:rPr>
+              <w:t xml:space="preserve">Jerome</w:t>
+            </w:r>
+            <w:r>
+              <w:rPr>
+                <w:rFonts w:ascii="Arial" w:cs="Arial" w:eastAsia="Arial" w:hAnsi="Arial"/>
+                <w:b w:val="false"/>
+                <w:bCs w:val="false"/>
+                <w:i w:val="false"/>
+                <w:iCs w:val="false"/>
+                <w:color w:val="2B2318"/>
+                <w:sz w:val="18"/>
+                <w:szCs w:val="18"/>
+              </w:rPr>
+              <w:t xml:space="preserve">, a church scholar best known for translating the Bible into Latin</w:t>
+            </w:r>
+          </w:p>
+        </w:tc>
+        <w:tc>
+          <w:tcPr>
+            <w:tcW w:type="dxa" w:w="4960"/>
+            <w:tcMar>
+              <w:top w:type="dxa" w:w="60"/>
+              <w:left w:type="dxa" w:w="90"/>
+              <w:bottom w:type="dxa" w:w="60"/>
+              <w:right w:type="dxa" w:w="90"/>
+            </w:tcMar>
+          </w:tcPr>
+          <w:p>
+            <w:r>
+              <w:rPr>
+                <w:rFonts w:ascii="Arial" w:cs="Arial" w:eastAsia="Arial" w:hAnsi="Arial"/>
+                <w:b w:val="false"/>
+                <w:bCs w:val="false"/>
+                <w:i w:val="false"/>
+                <w:iCs w:val="false"/>
+                <w:color w:val="2B2318"/>
+                <w:sz w:val="18"/>
+                <w:szCs w:val="18"/>
+              </w:rPr>
+              <w:t xml:space="preserve">Defended Daniel against Porphyry, but still kept Antiochus as a “type,” meaning an early preview, of a future Antichrist. His commentary became a standard reference for over a thousand years.</w:t>
+            </w:r>
+          </w:p>
+        </w:tc>
+      </w:tr>
+      <w:tr>
+        <w:trPr>
+          <w:cantSplit/>
+          <w:tblHeader w:val="false"/>
+        </w:trPr>
+        <w:tc>
+          <w:tcPr>
+            <w:tcW w:type="dxa" w:w="1400"/>
+            <w:tcMar>
+              <w:top w:type="dxa" w:w="60"/>
+              <w:left w:type="dxa" w:w="90"/>
+              <w:bottom w:type="dxa" w:w="60"/>
+              <w:right w:type="dxa" w:w="90"/>
+            </w:tcMar>
+          </w:tcPr>
+          <w:p>
+            <w:r>
+              <w:rPr>
+                <w:rFonts w:ascii="Arial" w:cs="Arial" w:eastAsia="Arial" w:hAnsi="Arial"/>
+                <w:b w:val="false"/>
+                <w:bCs w:val="false"/>
+                <w:i w:val="false"/>
+                <w:iCs w:val="false"/>
+                <w:color w:val="2B2318"/>
+                <w:sz w:val="18"/>
+                <w:szCs w:val="18"/>
+              </w:rPr>
+              <w:t xml:space="preserve">1560</w:t>
+            </w:r>
+          </w:p>
+        </w:tc>
+        <w:tc>
+          <w:tcPr>
+            <w:tcW w:type="dxa" w:w="3000"/>
+            <w:tcMar>
+              <w:top w:type="dxa" w:w="60"/>
+              <w:left w:type="dxa" w:w="90"/>
+              <w:bottom w:type="dxa" w:w="60"/>
+              <w:right w:type="dxa" w:w="90"/>
+            </w:tcMar>
+          </w:tcPr>
+          <w:p>
+            <w:r>
+              <w:rPr>
+                <w:rFonts w:ascii="Arial" w:cs="Arial" w:eastAsia="Arial" w:hAnsi="Arial"/>
+                <w:b/>
+                <w:bCs/>
+                <w:i w:val="false"/>
+                <w:iCs w:val="false"/>
+                <w:color w:val="2B2318"/>
+                <w:sz w:val="18"/>
+                <w:szCs w:val="18"/>
+              </w:rPr>
+              <w:t xml:space="preserve">The Geneva Bible’s</w:t>
+            </w:r>
+            <w:r>
+              <w:rPr>
+                <w:rFonts w:ascii="Arial" w:cs="Arial" w:eastAsia="Arial" w:hAnsi="Arial"/>
+                <w:b w:val="false"/>
+                <w:bCs w:val="false"/>
+                <w:i w:val="false"/>
+                <w:iCs w:val="false"/>
+                <w:color w:val="2B2318"/>
+                <w:sz w:val="18"/>
+                <w:szCs w:val="18"/>
+              </w:rPr>
+              <w:t xml:space="preserve"> study notes</w:t>
+            </w:r>
+          </w:p>
+        </w:tc>
+        <w:tc>
+          <w:tcPr>
+            <w:tcW w:type="dxa" w:w="4960"/>
+            <w:tcMar>
+              <w:top w:type="dxa" w:w="60"/>
+              <w:left w:type="dxa" w:w="90"/>
+              <w:bottom w:type="dxa" w:w="60"/>
+              <w:right w:type="dxa" w:w="90"/>
+            </w:tcMar>
+          </w:tcPr>
+          <w:p>
+            <w:r>
+              <w:rPr>
+                <w:rFonts w:ascii="Arial" w:cs="Arial" w:eastAsia="Arial" w:hAnsi="Arial"/>
+                <w:b w:val="false"/>
+                <w:bCs w:val="false"/>
+                <w:i w:val="false"/>
+                <w:iCs w:val="false"/>
+                <w:color w:val="2B2318"/>
+                <w:sz w:val="18"/>
+                <w:szCs w:val="18"/>
+              </w:rPr>
+              <w:t xml:space="preserve">Printed Antiochus as the “little horn” of Daniel 8 in the margins of a popular English Bible.</w:t>
+            </w:r>
+          </w:p>
+        </w:tc>
+      </w:tr>
+      <w:tr>
+        <w:trPr>
+          <w:cantSplit/>
+          <w:tblHeader w:val="false"/>
+        </w:trPr>
+        <w:tc>
+          <w:tcPr>
+            <w:tcW w:type="dxa" w:w="1400"/>
+            <w:tcMar>
+              <w:top w:type="dxa" w:w="60"/>
+              <w:left w:type="dxa" w:w="90"/>
+              <w:bottom w:type="dxa" w:w="60"/>
+              <w:right w:type="dxa" w:w="90"/>
+            </w:tcMar>
+          </w:tcPr>
+          <w:p>
+            <w:r>
+              <w:rPr>
+                <w:rFonts w:ascii="Arial" w:cs="Arial" w:eastAsia="Arial" w:hAnsi="Arial"/>
+                <w:b w:val="false"/>
+                <w:bCs w:val="false"/>
+                <w:i w:val="false"/>
+                <w:iCs w:val="false"/>
+                <w:color w:val="2B2318"/>
+                <w:sz w:val="18"/>
+                <w:szCs w:val="18"/>
+              </w:rPr>
+              <w:t xml:space="preserve">1800s to today</w:t>
+            </w:r>
+          </w:p>
+        </w:tc>
+        <w:tc>
+          <w:tcPr>
+            <w:tcW w:type="dxa" w:w="3000"/>
+            <w:tcMar>
+              <w:top w:type="dxa" w:w="60"/>
+              <w:left w:type="dxa" w:w="90"/>
+              <w:bottom w:type="dxa" w:w="60"/>
+              <w:right w:type="dxa" w:w="90"/>
+            </w:tcMar>
+          </w:tcPr>
+          <w:p>
+            <w:r>
+              <w:rPr>
+                <w:rFonts w:ascii="Arial" w:cs="Arial" w:eastAsia="Arial" w:hAnsi="Arial"/>
+                <w:b/>
+                <w:bCs/>
+                <w:i w:val="false"/>
+                <w:iCs w:val="false"/>
+                <w:color w:val="2B2318"/>
+                <w:sz w:val="18"/>
+                <w:szCs w:val="18"/>
+              </w:rPr>
+              <w:t xml:space="preserve">Two modern roads</w:t>
+            </w:r>
+          </w:p>
+        </w:tc>
+        <w:tc>
+          <w:tcPr>
+            <w:tcW w:type="dxa" w:w="4960"/>
+            <w:tcMar>
+              <w:top w:type="dxa" w:w="60"/>
+              <w:left w:type="dxa" w:w="90"/>
+              <w:bottom w:type="dxa" w:w="60"/>
+              <w:right w:type="dxa" w:w="90"/>
+            </w:tcMar>
+          </w:tcPr>
+          <w:p>
+            <w:r>
+              <w:rPr>
+                <w:rFonts w:ascii="Arial" w:cs="Arial" w:eastAsia="Arial" w:hAnsi="Arial"/>
+                <w:b w:val="false"/>
+                <w:bCs w:val="false"/>
+                <w:i w:val="false"/>
+                <w:iCs w:val="false"/>
+                <w:color w:val="2B2318"/>
+                <w:sz w:val="18"/>
+                <w:szCs w:val="18"/>
+              </w:rPr>
+              <w:t xml:space="preserve">University scholars revived Porphyry’s view: Daniel was written about 165 BC, and Antiochus is the fulfillment. Dispensational teachers kept Jerome’s “type” and built on it a future Antichrist and a seven-year treaty. The Scofield Reference Bible (1909) carried that reading into millions of homes.</w:t>
+            </w:r>
+          </w:p>
+        </w:tc>
+      </w:tr>
+    </w:tbl>
+    <w:p>
+      <w:pPr>
+        <w:spacing w:after="120"/>
+      </w:pPr>
+    </w:p>
+    <w:p>
+      <w:pPr>
+        <w:spacing w:after="200" w:line="300"/>
+        <w:jc w:val="both"/>
+      </w:pPr>
+      <w:r>
+        <w:rPr>
+          <w:rFonts w:ascii="Garamond" w:cs="Garamond" w:eastAsia="Garamond" w:hAnsi="Garamond"/>
+          <w:b w:val="false"/>
+          <w:bCs w:val="false"/>
+          <w:i w:val="false"/>
+          <w:iCs w:val="false"/>
+          <w:sz w:val="23"/>
+          <w:szCs w:val="23"/>
+        </w:rPr>
+        <w:t xml:space="preserve">Notice how the idea traveled. It began as a side note, became a critic’s weapon against prophecy, survived as a defender’s compromise, and spread through study notes printed beside the text, until many readers could no longer tell the note from the Scripture. It grew by repetition, not by Scripture.</w:t>
+      </w:r>
+    </w:p>
+    <w:p>
+      <w:pPr>
+        <w:spacing w:after="200" w:line="300"/>
+        <w:jc w:val="both"/>
+      </w:pPr>
+      <w:r>
+        <w:rPr>
+          <w:rFonts w:ascii="Garamond" w:cs="Garamond" w:eastAsia="Garamond" w:hAnsi="Garamond"/>
+          <w:b w:val="false"/>
+          <w:bCs w:val="false"/>
+          <w:i w:val="false"/>
+          <w:iCs w:val="false"/>
+          <w:sz w:val="23"/>
+          <w:szCs w:val="23"/>
+        </w:rPr>
+        <w:t xml:space="preserve">A theory that began by denying Daniel could predict the future is not a safe foundation for reading his prophecies.</w:t>
+      </w:r>
+    </w:p>
+    <w:p>
+      <w:pPr>
+        <w:pStyle w:val="Heading2"/>
+        <w:keepNext/>
+        <w:spacing w:after="140" w:before="300"/>
+      </w:pPr>
+      <w:r>
+        <w:rPr>
+          <w:rFonts w:ascii="Garamond" w:cs="Garamond" w:eastAsia="Garamond" w:hAnsi="Garamond"/>
+          <w:b/>
+          <w:bCs/>
+          <w:i w:val="false"/>
+          <w:iCs w:val="false"/>
+          <w:color w:val="5B3A29"/>
+          <w:sz w:val="25"/>
+          <w:szCs w:val="25"/>
+        </w:rPr>
+        <w:t xml:space="preserve">Scripture’s test</w:t>
+      </w:r>
+    </w:p>
+    <w:p>
+      <w:pPr>
+        <w:spacing w:after="200" w:line="300"/>
+        <w:jc w:val="both"/>
+      </w:pPr>
+      <w:r>
+        <w:rPr>
+          <w:rFonts w:ascii="Garamond" w:cs="Garamond" w:eastAsia="Garamond" w:hAnsi="Garamond"/>
+          <w:b w:val="false"/>
+          <w:bCs w:val="false"/>
+          <w:i w:val="false"/>
+          <w:iCs w:val="false"/>
+          <w:sz w:val="23"/>
+          <w:szCs w:val="23"/>
+        </w:rPr>
+        <w:t xml:space="preserve">A prophecy is fulfilled only when every part of it is fulfilled. Antiochus fails every event Scripture ties to the first abomination:</w:t>
+      </w:r>
+    </w:p>
+    <w:p>
+      <w:pPr>
+        <w:pStyle w:val="ListParagraph"/>
+        <w:numPr>
+          <w:ilvl w:val="0"/>
+          <w:numId w:val="2"/>
+        </w:numPr>
+        <w:spacing w:after="120" w:line="300"/>
+        <w:jc w:val="both"/>
+      </w:pPr>
+      <w:r>
+        <w:rPr>
+          <w:rFonts w:ascii="Garamond" w:cs="Garamond" w:eastAsia="Garamond" w:hAnsi="Garamond"/>
+          <w:b/>
+          <w:bCs/>
+          <w:i w:val="false"/>
+          <w:iCs w:val="false"/>
+          <w:sz w:val="23"/>
+          <w:szCs w:val="23"/>
+        </w:rPr>
+        <w:t xml:space="preserve">Jesus pointed forward.</w:t>
+      </w:r>
+      <w:r>
+        <w:rPr>
+          <w:rFonts w:ascii="Garamond" w:cs="Garamond" w:eastAsia="Garamond" w:hAnsi="Garamond"/>
+          <w:b w:val="false"/>
+          <w:bCs w:val="false"/>
+          <w:i w:val="false"/>
+          <w:iCs w:val="false"/>
+          <w:sz w:val="23"/>
+          <w:szCs w:val="23"/>
+        </w:rPr>
+        <w:t xml:space="preserve"> About two centuries after Antiochus, Jesus said, “When ye therefore shall see the abomination of desolation, spoken of by Daniel the prophet” (Matthew 24:15). He even attended the feast of the dedication (John 10:22), the feast that celebrated the Temple’s cleansing after Antiochus. He knew that history well, and He still placed Daniel’s abomination in the future.</w:t>
+      </w:r>
+    </w:p>
+    <w:p>
+      <w:pPr>
+        <w:pStyle w:val="ListParagraph"/>
+        <w:numPr>
+          <w:ilvl w:val="0"/>
+          <w:numId w:val="2"/>
+        </w:numPr>
+        <w:spacing w:after="120" w:line="300"/>
+        <w:jc w:val="both"/>
+      </w:pPr>
+      <w:r>
+        <w:rPr>
+          <w:rFonts w:ascii="Garamond" w:cs="Garamond" w:eastAsia="Garamond" w:hAnsi="Garamond"/>
+          <w:b/>
+          <w:bCs/>
+          <w:i w:val="false"/>
+          <w:iCs w:val="false"/>
+          <w:sz w:val="23"/>
+          <w:szCs w:val="23"/>
+        </w:rPr>
+        <w:t xml:space="preserve">It comes after Messiah.</w:t>
+      </w:r>
+      <w:r>
+        <w:rPr>
+          <w:rFonts w:ascii="Garamond" w:cs="Garamond" w:eastAsia="Garamond" w:hAnsi="Garamond"/>
+          <w:b w:val="false"/>
+          <w:bCs w:val="false"/>
+          <w:i w:val="false"/>
+          <w:iCs w:val="false"/>
+          <w:sz w:val="23"/>
+          <w:szCs w:val="23"/>
+        </w:rPr>
+        <w:t xml:space="preserve"> The city and sanctuary are destroyed after “Messiah be cut off” (Daniel 9:26). Antiochus came almost two hundred years before Messiah.</w:t>
+      </w:r>
+    </w:p>
+    <w:p>
+      <w:pPr>
+        <w:pStyle w:val="ListParagraph"/>
+        <w:numPr>
+          <w:ilvl w:val="0"/>
+          <w:numId w:val="2"/>
+        </w:numPr>
+        <w:spacing w:after="120" w:line="300"/>
+        <w:jc w:val="both"/>
+      </w:pPr>
+      <w:r>
+        <w:rPr>
+          <w:rFonts w:ascii="Garamond" w:cs="Garamond" w:eastAsia="Garamond" w:hAnsi="Garamond"/>
+          <w:b/>
+          <w:bCs/>
+          <w:i w:val="false"/>
+          <w:iCs w:val="false"/>
+          <w:sz w:val="23"/>
+          <w:szCs w:val="23"/>
+        </w:rPr>
+        <w:t xml:space="preserve">It destroys.</w:t>
+      </w:r>
+      <w:r>
+        <w:rPr>
+          <w:rFonts w:ascii="Garamond" w:cs="Garamond" w:eastAsia="Garamond" w:hAnsi="Garamond"/>
+          <w:b w:val="false"/>
+          <w:bCs w:val="false"/>
+          <w:i w:val="false"/>
+          <w:iCs w:val="false"/>
+          <w:sz w:val="23"/>
+          <w:szCs w:val="23"/>
+        </w:rPr>
+        <w:t xml:space="preserve"> Daniel 9:26 says the city and the sanctuary are destroyed, and Luke 21:20 ties the desolation to Jerusalem “compassed with armies.” Antiochus defiled the Temple but destroyed neither the city nor the sanctuary. The Temple was cleansed and back in use about three years later.</w:t>
+      </w:r>
+    </w:p>
+    <w:p>
+      <w:pPr>
+        <w:spacing w:after="200" w:line="300"/>
+        <w:jc w:val="both"/>
+      </w:pPr>
+      <w:r>
+        <w:rPr>
+          <w:rFonts w:ascii="Garamond" w:cs="Garamond" w:eastAsia="Garamond" w:hAnsi="Garamond"/>
+          <w:b/>
+          <w:bCs/>
+          <w:i w:val="false"/>
+          <w:iCs w:val="false"/>
+          <w:sz w:val="23"/>
+          <w:szCs w:val="23"/>
+        </w:rPr>
+        <w:t xml:space="preserve">Daniel 8’s little horn.</w:t>
+      </w:r>
+      <w:r>
+        <w:rPr>
+          <w:rFonts w:ascii="Garamond" w:cs="Garamond" w:eastAsia="Garamond" w:hAnsi="Garamond"/>
+          <w:b w:val="false"/>
+          <w:bCs w:val="false"/>
+          <w:i w:val="false"/>
+          <w:iCs w:val="false"/>
+          <w:sz w:val="23"/>
+          <w:szCs w:val="23"/>
+        </w:rPr>
+        <w:t xml:space="preserve"> Commentaries also apply the little horn of Daniel 8:9–13 to Antiochus. But this is where Daniel’s prophecy moves beyond the Greek kings toward the great enemy of the end. The ram “became great” (8:4), the goat “waxed very great” (8:8), and the little horn “waxed exceeding great” (8:9). Antiochus ruled only one piece of Alexander’s divided empire, and he was not greater than Persia or Alexander. The vision also reaches “the time of the end” (8:17) and “shall be for many days” (8:26). A prophecy is fulfilled only when every part of it is fulfilled, and Antiochus meets neither claim.</w:t>
+      </w:r>
+    </w:p>
+    <w:p>
+      <w:pPr>
+        <w:pStyle w:val="Heading2"/>
+        <w:keepNext/>
+        <w:spacing w:after="140" w:before="300"/>
+      </w:pPr>
+      <w:r>
+        <w:rPr>
+          <w:rFonts w:ascii="Garamond" w:cs="Garamond" w:eastAsia="Garamond" w:hAnsi="Garamond"/>
+          <w:b/>
+          <w:bCs/>
+          <w:i w:val="false"/>
+          <w:iCs w:val="false"/>
+          <w:color w:val="5B3A29"/>
+          <w:sz w:val="25"/>
+          <w:szCs w:val="25"/>
+        </w:rPr>
+        <w:t xml:space="preserve">How Daniel 11 reads instead</w:t>
+      </w:r>
+    </w:p>
+    <w:p>
+      <w:pPr>
+        <w:spacing w:after="200" w:line="300"/>
+        <w:jc w:val="both"/>
+      </w:pPr>
+      <w:r>
+        <w:rPr>
+          <w:rFonts w:ascii="Garamond" w:cs="Garamond" w:eastAsia="Garamond" w:hAnsi="Garamond"/>
+          <w:b w:val="false"/>
+          <w:bCs w:val="false"/>
+          <w:i w:val="false"/>
+          <w:iCs w:val="false"/>
+          <w:sz w:val="23"/>
+          <w:szCs w:val="23"/>
+        </w:rPr>
+        <w:t xml:space="preserve">Daniel 11:30–35 points to Rome, the destruction of AD 70, and the long persecution that followed. The chapter then shifts to the end-time king at about 11:36. </w:t>
+      </w:r>
+      <w:r>
+        <w:rPr>
+          <w:rFonts w:ascii="Garamond" w:cs="Garamond" w:eastAsia="Garamond" w:hAnsi="Garamond"/>
+          <w:b w:val="false"/>
+          <w:bCs w:val="false"/>
+          <w:i/>
+          <w:iCs/>
+          <w:sz w:val="23"/>
+          <w:szCs w:val="23"/>
+        </w:rPr>
+        <w:t xml:space="preserve">(See “The Jubilee Calendar and the Story of the End,” which reads Daniel 10:1–11:35 as the warning fulfilled in AD 70 and 11:36–12:13 as the prophecy still ahead.)</w:t>
+      </w:r>
+    </w:p>
+    <w:p>
+      <w:pPr>
+        <w:spacing w:after="200" w:line="300"/>
+        <w:jc w:val="both"/>
+      </w:pPr>
+      <w:r>
+        <w:rPr>
+          <w:rFonts w:ascii="Garamond" w:cs="Garamond" w:eastAsia="Garamond" w:hAnsi="Garamond"/>
+          <w:b w:val="false"/>
+          <w:bCs w:val="false"/>
+          <w:i w:val="false"/>
+          <w:iCs w:val="false"/>
+          <w:sz w:val="23"/>
+          <w:szCs w:val="23"/>
+        </w:rPr>
+        <w:t xml:space="preserve">Without Antiochus as its pattern, the idea of a future human Antichrist making a seven-year treaty in Daniel 9:27 loses its main support. That leads directly into the covenant question.</w:t>
+      </w:r>
+    </w:p>
+    <w:p>
+      <w:pPr>
+        <w:pStyle w:val="Heading1"/>
+        <w:pBdr>
+          <w:bottom w:val="single" w:color="5B3A29" w:sz="6" w:space="4"/>
+        </w:pBdr>
+        <w:spacing w:after="200" w:before="480"/>
+      </w:pPr>
+      <w:r>
+        <w:rPr>
+          <w:rFonts w:ascii="Garamond" w:cs="Garamond" w:eastAsia="Garamond" w:hAnsi="Garamond"/>
+          <w:b/>
+          <w:bCs/>
+          <w:i w:val="false"/>
+          <w:iCs w:val="false"/>
+          <w:color w:val="5B3A29"/>
+          <w:sz w:val="30"/>
+          <w:szCs w:val="30"/>
+        </w:rPr>
+        <w:t xml:space="preserve">Pillar 2: Whose Covenant Is It?</w:t>
+      </w:r>
+    </w:p>
+    <w:p>
+      <w:pPr>
+        <w:pStyle w:val="Heading2"/>
+        <w:keepNext/>
+        <w:spacing w:after="140" w:before="300"/>
+      </w:pPr>
+      <w:r>
+        <w:rPr>
+          <w:rFonts w:ascii="Garamond" w:cs="Garamond" w:eastAsia="Garamond" w:hAnsi="Garamond"/>
+          <w:b/>
+          <w:bCs/>
+          <w:i w:val="false"/>
+          <w:iCs w:val="false"/>
+          <w:color w:val="5B3A29"/>
+          <w:sz w:val="25"/>
+          <w:szCs w:val="25"/>
+        </w:rPr>
+        <w:t xml:space="preserve">What pre-trib teaches</w:t>
+      </w:r>
+    </w:p>
+    <w:p>
+      <w:pPr>
+        <w:spacing w:after="200" w:line="300"/>
+        <w:jc w:val="both"/>
+      </w:pPr>
+      <w:r>
+        <w:rPr>
+          <w:rFonts w:ascii="Garamond" w:cs="Garamond" w:eastAsia="Garamond" w:hAnsi="Garamond"/>
+          <w:b w:val="false"/>
+          <w:bCs w:val="false"/>
+          <w:i w:val="false"/>
+          <w:iCs w:val="false"/>
+          <w:sz w:val="23"/>
+          <w:szCs w:val="23"/>
+        </w:rPr>
+        <w:t xml:space="preserve">Daniel 9:26 mentions “the prince that shall come.” Pre-trib teaches that this prince is a future human Antichrist. Then, because “he” in 9:27 comes right after, they say the Antichrist is the one who will “confirm the covenant with many for one week.” He makes a seven-year treaty with Israel, breaks it halfway through, and stops the sacrifices in a rebuilt temple. The whole seven-year Tribulation is built on this one pronoun.</w:t>
+      </w:r>
+    </w:p>
+    <w:p>
+      <w:pPr>
+        <w:pStyle w:val="Heading2"/>
+        <w:keepNext/>
+        <w:spacing w:after="140" w:before="300"/>
+      </w:pPr>
+      <w:r>
+        <w:rPr>
+          <w:rFonts w:ascii="Garamond" w:cs="Garamond" w:eastAsia="Garamond" w:hAnsi="Garamond"/>
+          <w:b/>
+          <w:bCs/>
+          <w:i w:val="false"/>
+          <w:iCs w:val="false"/>
+          <w:color w:val="5B3A29"/>
+          <w:sz w:val="25"/>
+          <w:szCs w:val="25"/>
+        </w:rPr>
+        <w:t xml:space="preserve">What Scripture says</w:t>
+      </w:r>
+    </w:p>
+    <w:p>
+      <w:pPr>
+        <w:spacing w:after="200" w:line="300"/>
+        <w:jc w:val="both"/>
+      </w:pPr>
+      <w:r>
+        <w:rPr>
+          <w:rFonts w:ascii="Garamond" w:cs="Garamond" w:eastAsia="Garamond" w:hAnsi="Garamond"/>
+          <w:b/>
+          <w:bCs/>
+          <w:i w:val="false"/>
+          <w:iCs w:val="false"/>
+          <w:sz w:val="23"/>
+          <w:szCs w:val="23"/>
+        </w:rPr>
+        <w:t xml:space="preserve">1. The passage is about one Prince.</w:t>
+      </w:r>
+    </w:p>
+    <w:p>
+      <w:pPr>
+        <w:spacing w:after="200" w:line="300"/>
+        <w:jc w:val="both"/>
+      </w:pPr>
+      <w:r>
+        <w:rPr>
+          <w:rFonts w:ascii="Garamond" w:cs="Garamond" w:eastAsia="Garamond" w:hAnsi="Garamond"/>
+          <w:b w:val="false"/>
+          <w:bCs w:val="false"/>
+          <w:i w:val="false"/>
+          <w:iCs w:val="false"/>
+          <w:sz w:val="23"/>
+          <w:szCs w:val="23"/>
+        </w:rPr>
+        <w:t xml:space="preserve">Gabriel’s message centers on “Messiah the Prince” (9:25), who is “cut off, but not for himself” (9:26). The word for “prince” in 9:25 is </w:t>
+      </w:r>
+      <w:r>
+        <w:rPr>
+          <w:rFonts w:ascii="Garamond" w:cs="Garamond" w:eastAsia="Garamond" w:hAnsi="Garamond"/>
+          <w:b w:val="false"/>
+          <w:bCs w:val="false"/>
+          <w:i/>
+          <w:iCs/>
+          <w:sz w:val="23"/>
+          <w:szCs w:val="23"/>
+        </w:rPr>
+        <w:t xml:space="preserve">nagid</w:t>
+      </w:r>
+      <w:r>
+        <w:rPr>
+          <w:rFonts w:ascii="Garamond" w:cs="Garamond" w:eastAsia="Garamond" w:hAnsi="Garamond"/>
+          <w:b w:val="false"/>
+          <w:bCs w:val="false"/>
+          <w:i w:val="false"/>
+          <w:iCs w:val="false"/>
+          <w:sz w:val="23"/>
+          <w:szCs w:val="23"/>
+        </w:rPr>
+        <w:t xml:space="preserve"> (H5057). The “prince that shall come” in 9:26 is the same word, </w:t>
+      </w:r>
+      <w:r>
+        <w:rPr>
+          <w:rFonts w:ascii="Garamond" w:cs="Garamond" w:eastAsia="Garamond" w:hAnsi="Garamond"/>
+          <w:b w:val="false"/>
+          <w:bCs w:val="false"/>
+          <w:i/>
+          <w:iCs/>
+          <w:sz w:val="23"/>
+          <w:szCs w:val="23"/>
+        </w:rPr>
+        <w:t xml:space="preserve">nagid</w:t>
+      </w:r>
+      <w:r>
+        <w:rPr>
+          <w:rFonts w:ascii="Garamond" w:cs="Garamond" w:eastAsia="Garamond" w:hAnsi="Garamond"/>
+          <w:b w:val="false"/>
+          <w:bCs w:val="false"/>
+          <w:i w:val="false"/>
+          <w:iCs w:val="false"/>
+          <w:sz w:val="23"/>
+          <w:szCs w:val="23"/>
+        </w:rPr>
+        <w:t xml:space="preserve">. Nothing in the text introduces a second, evil prince. The Prince who comes is the Messiah Gabriel has been describing all along.</w:t>
+      </w:r>
+    </w:p>
+    <w:p>
+      <w:pPr>
+        <w:spacing w:after="200" w:line="300"/>
+        <w:jc w:val="both"/>
+      </w:pPr>
+      <w:r>
+        <w:rPr>
+          <w:rFonts w:ascii="Garamond" w:cs="Garamond" w:eastAsia="Garamond" w:hAnsi="Garamond"/>
+          <w:b w:val="false"/>
+          <w:bCs w:val="false"/>
+          <w:i w:val="false"/>
+          <w:iCs w:val="false"/>
+          <w:sz w:val="23"/>
+          <w:szCs w:val="23"/>
+        </w:rPr>
+        <w:t xml:space="preserve">Also, in 9:26 the prince does not act. It is “the people of the prince” who “destroy the city and the sanctuary.” The Romans who destroyed Jerusalem in AD 70 served as His instruments of judgment. God once called Nebuchadnezzar “my servant” when He sent Babylon against Jerusalem (Jeremiah 25:9). Jesus told the same story in His own parable: the king “sent forth his armies, and destroyed those murderers, and burned up their city” (Matthew 22:7).</w:t>
+      </w:r>
+    </w:p>
+    <w:p>
+      <w:pPr>
+        <w:spacing w:after="200" w:line="300"/>
+        <w:jc w:val="both"/>
+      </w:pPr>
+      <w:r>
+        <w:rPr>
+          <w:rFonts w:ascii="Garamond" w:cs="Garamond" w:eastAsia="Garamond" w:hAnsi="Garamond"/>
+          <w:b/>
+          <w:bCs/>
+          <w:i w:val="false"/>
+          <w:iCs w:val="false"/>
+          <w:sz w:val="23"/>
+          <w:szCs w:val="23"/>
+        </w:rPr>
+        <w:t xml:space="preserve">2. “Confirm,” not “make.”</w:t>
+      </w:r>
+    </w:p>
+    <w:p>
+      <w:pPr>
+        <w:spacing w:after="200" w:line="300"/>
+        <w:jc w:val="both"/>
+      </w:pPr>
+      <w:r>
+        <w:rPr>
+          <w:rFonts w:ascii="Garamond" w:cs="Garamond" w:eastAsia="Garamond" w:hAnsi="Garamond"/>
+          <w:b w:val="false"/>
+          <w:bCs w:val="false"/>
+          <w:i w:val="false"/>
+          <w:iCs w:val="false"/>
+          <w:sz w:val="23"/>
+          <w:szCs w:val="23"/>
+        </w:rPr>
+        <w:t xml:space="preserve">Daniel does not say the prince will </w:t>
+      </w:r>
+      <w:r>
+        <w:rPr>
+          <w:rFonts w:ascii="Garamond" w:cs="Garamond" w:eastAsia="Garamond" w:hAnsi="Garamond"/>
+          <w:b w:val="false"/>
+          <w:bCs w:val="false"/>
+          <w:i/>
+          <w:iCs/>
+          <w:sz w:val="23"/>
+          <w:szCs w:val="23"/>
+        </w:rPr>
+        <w:t xml:space="preserve">make</w:t>
+      </w:r>
+      <w:r>
+        <w:rPr>
+          <w:rFonts w:ascii="Garamond" w:cs="Garamond" w:eastAsia="Garamond" w:hAnsi="Garamond"/>
+          <w:b w:val="false"/>
+          <w:bCs w:val="false"/>
+          <w:i w:val="false"/>
+          <w:iCs w:val="false"/>
+          <w:sz w:val="23"/>
+          <w:szCs w:val="23"/>
+        </w:rPr>
+        <w:t xml:space="preserve"> a covenant. He says “he shall confirm the covenant.” To confirm something is to make firm what already exists. The New Testament uses the same idea for Christ: He came “to confirm the promises made unto the fathers” (Romans 15:8), and the gospel “was confirmed unto us by them that heard him” (Hebrews 2:3).</w:t>
+      </w:r>
+    </w:p>
+    <w:p>
+      <w:pPr>
+        <w:spacing w:after="200" w:line="300"/>
+        <w:jc w:val="both"/>
+      </w:pPr>
+      <w:r>
+        <w:rPr>
+          <w:rFonts w:ascii="Garamond" w:cs="Garamond" w:eastAsia="Garamond" w:hAnsi="Garamond"/>
+          <w:b w:val="false"/>
+          <w:bCs w:val="false"/>
+          <w:i w:val="false"/>
+          <w:iCs w:val="false"/>
+          <w:sz w:val="23"/>
+          <w:szCs w:val="23"/>
+        </w:rPr>
+        <w:t xml:space="preserve">In Daniel, the word “covenant” (</w:t>
+      </w:r>
+      <w:r>
+        <w:rPr>
+          <w:rFonts w:ascii="Garamond" w:cs="Garamond" w:eastAsia="Garamond" w:hAnsi="Garamond"/>
+          <w:b w:val="false"/>
+          <w:bCs w:val="false"/>
+          <w:i/>
+          <w:iCs/>
+          <w:sz w:val="23"/>
+          <w:szCs w:val="23"/>
+        </w:rPr>
+        <w:t xml:space="preserve">berit</w:t>
+      </w:r>
+      <w:r>
+        <w:rPr>
+          <w:rFonts w:ascii="Garamond" w:cs="Garamond" w:eastAsia="Garamond" w:hAnsi="Garamond"/>
+          <w:b w:val="false"/>
+          <w:bCs w:val="false"/>
+          <w:i w:val="false"/>
+          <w:iCs w:val="false"/>
+          <w:sz w:val="23"/>
+          <w:szCs w:val="23"/>
+        </w:rPr>
+        <w:t xml:space="preserve">, H1285) always means God’s covenant. Daniel opens his prayer in this very chapter with “keeping the covenant and mercy to them that love him” (9:4). In chapter 11 it is “the holy covenant” (11:28, 30). A treaty signed by a future dictator appears nowhere in the book.</w:t>
+      </w:r>
+    </w:p>
+    <w:p>
+      <w:pPr>
+        <w:spacing w:after="200" w:line="300"/>
+        <w:jc w:val="both"/>
+      </w:pPr>
+      <w:r>
+        <w:rPr>
+          <w:rFonts w:ascii="Garamond" w:cs="Garamond" w:eastAsia="Garamond" w:hAnsi="Garamond"/>
+          <w:b/>
+          <w:bCs/>
+          <w:i w:val="false"/>
+          <w:iCs w:val="false"/>
+          <w:sz w:val="23"/>
+          <w:szCs w:val="23"/>
+        </w:rPr>
+        <w:t xml:space="preserve">3. “With many.”</w:t>
+      </w:r>
+    </w:p>
+    <w:p>
+      <w:pPr>
+        <w:spacing w:after="200" w:line="300"/>
+        <w:jc w:val="both"/>
+      </w:pPr>
+      <w:r>
+        <w:rPr>
+          <w:rFonts w:ascii="Garamond" w:cs="Garamond" w:eastAsia="Garamond" w:hAnsi="Garamond"/>
+          <w:b w:val="false"/>
+          <w:bCs w:val="false"/>
+          <w:i w:val="false"/>
+          <w:iCs w:val="false"/>
+          <w:sz w:val="23"/>
+          <w:szCs w:val="23"/>
+        </w:rPr>
+        <w:t xml:space="preserve">These are covenant words, and Jesus used them at the Last Supper: “this is my blood of the new testament, which is shed for many” (Matthew 26:28). Isaiah said the Servant would “justify many” and “bare the sin of many” (Isaiah 53:11–12). And “Christ was once offered to bear the sins of many” (Hebrews 9:28).</w:t>
+      </w:r>
+    </w:p>
+    <w:p>
+      <w:pPr>
+        <w:spacing w:after="200" w:line="300"/>
+        <w:jc w:val="both"/>
+      </w:pPr>
+      <w:r>
+        <w:rPr>
+          <w:rFonts w:ascii="Garamond" w:cs="Garamond" w:eastAsia="Garamond" w:hAnsi="Garamond"/>
+          <w:b/>
+          <w:bCs/>
+          <w:i w:val="false"/>
+          <w:iCs w:val="false"/>
+          <w:sz w:val="23"/>
+          <w:szCs w:val="23"/>
+        </w:rPr>
+        <w:t xml:space="preserve">4. “In the midst of the week he shall cause the sacrifice and the oblation to cease.”</w:t>
+      </w:r>
+    </w:p>
+    <w:p>
+      <w:pPr>
+        <w:spacing w:after="200" w:line="300"/>
+        <w:jc w:val="both"/>
+      </w:pPr>
+      <w:r>
+        <w:rPr>
+          <w:rFonts w:ascii="Garamond" w:cs="Garamond" w:eastAsia="Garamond" w:hAnsi="Garamond"/>
+          <w:b w:val="false"/>
+          <w:bCs w:val="false"/>
+          <w:i w:val="false"/>
+          <w:iCs w:val="false"/>
+          <w:sz w:val="23"/>
+          <w:szCs w:val="23"/>
+        </w:rPr>
+        <w:t xml:space="preserve">In AD 30, in the middle of the final week, Christ offered Himself. The veil of the Temple was torn in two (Matthew 27:51), and “there is no more offering for sin” (Hebrews 10:18). The sacrifices did not stop because a tyrant banned them. They ended because the true Sacrifice had been made. No rebuilt temple is needed to fulfill this verse. It was fulfilled at the cross, right on God’s clock.</w:t>
+      </w:r>
+    </w:p>
+    <w:p>
+      <w:pPr>
+        <w:pStyle w:val="Heading2"/>
+        <w:keepNext/>
+        <w:spacing w:after="140" w:before="300"/>
+      </w:pPr>
+      <w:r>
+        <w:rPr>
+          <w:rFonts w:ascii="Garamond" w:cs="Garamond" w:eastAsia="Garamond" w:hAnsi="Garamond"/>
+          <w:b/>
+          <w:bCs/>
+          <w:i w:val="false"/>
+          <w:iCs w:val="false"/>
+          <w:color w:val="5B3A29"/>
+          <w:sz w:val="25"/>
+          <w:szCs w:val="25"/>
+        </w:rPr>
+        <w:t xml:space="preserve">The rest of 9:27: who makes it desolate?</w:t>
+      </w:r>
+    </w:p>
+    <w:p>
+      <w:pPr>
+        <w:spacing w:after="200" w:line="300"/>
+        <w:jc w:val="both"/>
+      </w:pPr>
+      <w:r>
+        <w:rPr>
+          <w:rFonts w:ascii="Garamond" w:cs="Garamond" w:eastAsia="Garamond" w:hAnsi="Garamond"/>
+          <w:b w:val="false"/>
+          <w:bCs w:val="false"/>
+          <w:i w:val="false"/>
+          <w:iCs w:val="false"/>
+          <w:sz w:val="23"/>
+          <w:szCs w:val="23"/>
+        </w:rPr>
+        <w:t xml:space="preserve">Bible translations read the end of the verse in two ways, so both are shown here.</w:t>
+      </w:r>
+    </w:p>
+    <w:p>
+      <w:pPr>
+        <w:spacing w:after="200" w:line="300"/>
+        <w:jc w:val="both"/>
+      </w:pPr>
+      <w:r>
+        <w:rPr>
+          <w:rFonts w:ascii="Garamond" w:cs="Garamond" w:eastAsia="Garamond" w:hAnsi="Garamond"/>
+          <w:b/>
+          <w:bCs/>
+          <w:i w:val="false"/>
+          <w:iCs w:val="false"/>
+          <w:sz w:val="23"/>
+          <w:szCs w:val="23"/>
+        </w:rPr>
+        <w:t xml:space="preserve">The KJV reading:</w:t>
+      </w:r>
+      <w:r>
+        <w:rPr>
+          <w:rFonts w:ascii="Garamond" w:cs="Garamond" w:eastAsia="Garamond" w:hAnsi="Garamond"/>
+          <w:b w:val="false"/>
+          <w:bCs w:val="false"/>
+          <w:i w:val="false"/>
+          <w:iCs w:val="false"/>
+          <w:sz w:val="23"/>
+          <w:szCs w:val="23"/>
+        </w:rPr>
+        <w:t xml:space="preserve"> “for the overspreading of abominations he shall make it desolate, even until the consummation, and that determined shall be poured upon the desolate.” In this reading, the Prince Himself declares the judgment. Jesus said it in person: “Behold, your house is left unto you desolate” (Matthew 23:38). The Roman armies carried it out, and the desolation continues “until the consummation.”</w:t>
+      </w:r>
+    </w:p>
+    <w:p>
+      <w:pPr>
+        <w:spacing w:after="200" w:line="300"/>
+        <w:jc w:val="both"/>
+      </w:pPr>
+      <w:r>
+        <w:rPr>
+          <w:rFonts w:ascii="Garamond" w:cs="Garamond" w:eastAsia="Garamond" w:hAnsi="Garamond"/>
+          <w:b/>
+          <w:bCs/>
+          <w:i w:val="false"/>
+          <w:iCs w:val="false"/>
+          <w:sz w:val="23"/>
+          <w:szCs w:val="23"/>
+        </w:rPr>
+        <w:t xml:space="preserve">The NASB (New American Standard Bible) reading:</w:t>
+      </w:r>
+      <w:r>
+        <w:rPr>
+          <w:rFonts w:ascii="Garamond" w:cs="Garamond" w:eastAsia="Garamond" w:hAnsi="Garamond"/>
+          <w:b w:val="false"/>
+          <w:bCs w:val="false"/>
+          <w:i w:val="false"/>
+          <w:iCs w:val="false"/>
+          <w:sz w:val="23"/>
+          <w:szCs w:val="23"/>
+        </w:rPr>
+        <w:t xml:space="preserve"> Here, the verse speaks of “one who makes desolate,” and the decreed destruction is poured out “on the one who makes desolate.” In this reading, the destroyer is the unseen enemy behind the ruin, Lucifer himself. His desolations continue until God’s wrath is finally poured out on him (Revelation 20:10).</w:t>
+      </w:r>
+    </w:p>
+    <w:p>
+      <w:pPr>
+        <w:spacing w:after="200" w:line="300"/>
+        <w:jc w:val="both"/>
+      </w:pPr>
+      <w:r>
+        <w:rPr>
+          <w:rFonts w:ascii="Garamond" w:cs="Garamond" w:eastAsia="Garamond" w:hAnsi="Garamond"/>
+          <w:b w:val="false"/>
+          <w:bCs w:val="false"/>
+          <w:i w:val="false"/>
+          <w:iCs w:val="false"/>
+          <w:sz w:val="23"/>
+          <w:szCs w:val="23"/>
+        </w:rPr>
+        <w:t xml:space="preserve">Neither reading has a human Antichrist signing a seven-year treaty. In the KJV, the Prince judges the city that rejected Him. In the NASB, the destroyer is Satan, whose end is already decreed. In both, the covenant belongs to Christ.</w:t>
+      </w:r>
+    </w:p>
+    <w:p>
+      <w:pPr>
+        <w:pStyle w:val="Heading2"/>
+        <w:keepNext/>
+        <w:spacing w:after="140" w:before="300"/>
+      </w:pPr>
+      <w:r>
+        <w:rPr>
+          <w:rFonts w:ascii="Garamond" w:cs="Garamond" w:eastAsia="Garamond" w:hAnsi="Garamond"/>
+          <w:b/>
+          <w:bCs/>
+          <w:i w:val="false"/>
+          <w:iCs w:val="false"/>
+          <w:color w:val="5B3A29"/>
+          <w:sz w:val="25"/>
+          <w:szCs w:val="25"/>
+        </w:rPr>
+        <w:t xml:space="preserve">The answer</w:t>
+      </w:r>
+    </w:p>
+    <w:p>
+      <w:pPr>
+        <w:spacing w:after="200" w:line="300"/>
+        <w:jc w:val="both"/>
+      </w:pPr>
+      <w:r>
+        <w:rPr>
+          <w:rFonts w:ascii="Garamond" w:cs="Garamond" w:eastAsia="Garamond" w:hAnsi="Garamond"/>
+          <w:b w:val="false"/>
+          <w:bCs w:val="false"/>
+          <w:i w:val="false"/>
+          <w:iCs w:val="false"/>
+          <w:sz w:val="23"/>
+          <w:szCs w:val="23"/>
+        </w:rPr>
+        <w:t xml:space="preserve">Pre-trib takes the covenant Christ confirmed with His own blood and hands it to His enemy, and it does so on the strength of one pronoun. Scripture keeps the covenant where it belongs. One Prince confirms it, one Sacrifice ends the offerings, and one clock keeps the time. Without a seven-year treaty, there is no seven-year Tribulation for the church to be removed from.</w:t>
+      </w:r>
+    </w:p>
+    <w:p>
+      <w:pPr>
+        <w:pStyle w:val="Heading1"/>
+        <w:pBdr>
+          <w:bottom w:val="single" w:color="5B3A29" w:sz="6" w:space="4"/>
+        </w:pBdr>
+        <w:spacing w:after="200" w:before="480"/>
+      </w:pPr>
+      <w:r>
+        <w:rPr>
+          <w:rFonts w:ascii="Garamond" w:cs="Garamond" w:eastAsia="Garamond" w:hAnsi="Garamond"/>
+          <w:b/>
+          <w:bCs/>
+          <w:i w:val="false"/>
+          <w:iCs w:val="false"/>
+          <w:color w:val="5B3A29"/>
+          <w:sz w:val="30"/>
+          <w:szCs w:val="30"/>
+        </w:rPr>
+        <w:t xml:space="preserve">Pillar 3: One People of God</w:t>
+      </w:r>
+    </w:p>
+    <w:p>
+      <w:pPr>
+        <w:pStyle w:val="Heading2"/>
+        <w:keepNext/>
+        <w:spacing w:after="140" w:before="300"/>
+      </w:pPr>
+      <w:r>
+        <w:rPr>
+          <w:rFonts w:ascii="Garamond" w:cs="Garamond" w:eastAsia="Garamond" w:hAnsi="Garamond"/>
+          <w:b/>
+          <w:bCs/>
+          <w:i w:val="false"/>
+          <w:iCs w:val="false"/>
+          <w:color w:val="5B3A29"/>
+          <w:sz w:val="25"/>
+          <w:szCs w:val="25"/>
+        </w:rPr>
+        <w:t xml:space="preserve">What pre-trib teaches</w:t>
+      </w:r>
+    </w:p>
+    <w:p>
+      <w:pPr>
+        <w:spacing w:after="200" w:line="300"/>
+        <w:jc w:val="both"/>
+      </w:pPr>
+      <w:r>
+        <w:rPr>
+          <w:rFonts w:ascii="Garamond" w:cs="Garamond" w:eastAsia="Garamond" w:hAnsi="Garamond"/>
+          <w:b w:val="false"/>
+          <w:bCs w:val="false"/>
+          <w:i w:val="false"/>
+          <w:iCs w:val="false"/>
+          <w:sz w:val="23"/>
+          <w:szCs w:val="23"/>
+        </w:rPr>
+        <w:t xml:space="preserve">Dispensational teaching holds that God has two separate peoples, Israel and the church, with two separate programs. Its own scholars call this distinction the heart of the system. The reasoning goes like this:</w:t>
+      </w:r>
+    </w:p>
+    <w:p>
+      <w:pPr>
+        <w:pStyle w:val="ListParagraph"/>
+        <w:numPr>
+          <w:ilvl w:val="0"/>
+          <w:numId w:val="2"/>
+        </w:numPr>
+        <w:spacing w:after="120" w:line="300"/>
+        <w:jc w:val="both"/>
+      </w:pPr>
+      <w:r>
+        <w:rPr>
+          <w:rFonts w:ascii="Garamond" w:cs="Garamond" w:eastAsia="Garamond" w:hAnsi="Garamond"/>
+          <w:b/>
+          <w:bCs/>
+          <w:i w:val="false"/>
+          <w:iCs w:val="false"/>
+          <w:sz w:val="23"/>
+          <w:szCs w:val="23"/>
+        </w:rPr>
+        <w:t xml:space="preserve">The seventieth week belongs to Israel.</w:t>
+      </w:r>
+      <w:r>
+        <w:rPr>
+          <w:rFonts w:ascii="Garamond" w:cs="Garamond" w:eastAsia="Garamond" w:hAnsi="Garamond"/>
+          <w:b w:val="false"/>
+          <w:bCs w:val="false"/>
+          <w:i w:val="false"/>
+          <w:iCs w:val="false"/>
+          <w:sz w:val="23"/>
+          <w:szCs w:val="23"/>
+        </w:rPr>
+        <w:t xml:space="preserve"> The seventy weeks were “determined upon thy people” (Daniel 9:24), so the final week is Israel’s alone.</w:t>
+      </w:r>
+    </w:p>
+    <w:p>
+      <w:pPr>
+        <w:pStyle w:val="ListParagraph"/>
+        <w:numPr>
+          <w:ilvl w:val="0"/>
+          <w:numId w:val="2"/>
+        </w:numPr>
+        <w:spacing w:after="120" w:line="300"/>
+        <w:jc w:val="both"/>
+      </w:pPr>
+      <w:r>
+        <w:rPr>
+          <w:rFonts w:ascii="Garamond" w:cs="Garamond" w:eastAsia="Garamond" w:hAnsi="Garamond"/>
+          <w:b/>
+          <w:bCs/>
+          <w:i w:val="false"/>
+          <w:iCs w:val="false"/>
+          <w:sz w:val="23"/>
+          <w:szCs w:val="23"/>
+        </w:rPr>
+        <w:t xml:space="preserve">The church is a “parenthesis.”</w:t>
+      </w:r>
+      <w:r>
+        <w:rPr>
+          <w:rFonts w:ascii="Garamond" w:cs="Garamond" w:eastAsia="Garamond" w:hAnsi="Garamond"/>
+          <w:b w:val="false"/>
+          <w:bCs w:val="false"/>
+          <w:i w:val="false"/>
+          <w:iCs w:val="false"/>
+          <w:sz w:val="23"/>
+          <w:szCs w:val="23"/>
+        </w:rPr>
+        <w:t xml:space="preserve"> It is a “mystery” the prophets never saw, inserted between week 69 and week 70.</w:t>
+      </w:r>
+    </w:p>
+    <w:p>
+      <w:pPr>
+        <w:pStyle w:val="ListParagraph"/>
+        <w:numPr>
+          <w:ilvl w:val="0"/>
+          <w:numId w:val="2"/>
+        </w:numPr>
+        <w:spacing w:after="120" w:line="300"/>
+        <w:jc w:val="both"/>
+      </w:pPr>
+      <w:r>
+        <w:rPr>
+          <w:rFonts w:ascii="Garamond" w:cs="Garamond" w:eastAsia="Garamond" w:hAnsi="Garamond"/>
+          <w:b/>
+          <w:bCs/>
+          <w:i w:val="false"/>
+          <w:iCs w:val="false"/>
+          <w:sz w:val="23"/>
+          <w:szCs w:val="23"/>
+        </w:rPr>
+        <w:t xml:space="preserve">The church must leave first.</w:t>
+      </w:r>
+      <w:r>
+        <w:rPr>
+          <w:rFonts w:ascii="Garamond" w:cs="Garamond" w:eastAsia="Garamond" w:hAnsi="Garamond"/>
+          <w:b w:val="false"/>
+          <w:bCs w:val="false"/>
+          <w:i w:val="false"/>
+          <w:iCs w:val="false"/>
+          <w:sz w:val="23"/>
+          <w:szCs w:val="23"/>
+        </w:rPr>
+        <w:t xml:space="preserve"> Before God can resume His program with Israel, the church has to be removed.</w:t>
+      </w:r>
+    </w:p>
+    <w:p>
+      <w:pPr>
+        <w:pStyle w:val="Heading2"/>
+        <w:keepNext/>
+        <w:spacing w:after="140" w:before="300"/>
+      </w:pPr>
+      <w:r>
+        <w:rPr>
+          <w:rFonts w:ascii="Garamond" w:cs="Garamond" w:eastAsia="Garamond" w:hAnsi="Garamond"/>
+          <w:b/>
+          <w:bCs/>
+          <w:i w:val="false"/>
+          <w:iCs w:val="false"/>
+          <w:color w:val="5B3A29"/>
+          <w:sz w:val="25"/>
+          <w:szCs w:val="25"/>
+        </w:rPr>
+        <w:t xml:space="preserve">What Scripture says</w:t>
+      </w:r>
+    </w:p>
+    <w:p>
+      <w:pPr>
+        <w:spacing w:after="200" w:line="300"/>
+        <w:jc w:val="both"/>
+      </w:pPr>
+      <w:r>
+        <w:rPr>
+          <w:rFonts w:ascii="Garamond" w:cs="Garamond" w:eastAsia="Garamond" w:hAnsi="Garamond"/>
+          <w:b/>
+          <w:bCs/>
+          <w:i w:val="false"/>
+          <w:iCs w:val="false"/>
+          <w:sz w:val="23"/>
+          <w:szCs w:val="23"/>
+        </w:rPr>
+        <w:t xml:space="preserve">1. One olive tree.</w:t>
+      </w:r>
+    </w:p>
+    <w:p>
+      <w:pPr>
+        <w:spacing w:after="200" w:line="300"/>
+        <w:jc w:val="both"/>
+      </w:pPr>
+      <w:r>
+        <w:rPr>
+          <w:rFonts w:ascii="Garamond" w:cs="Garamond" w:eastAsia="Garamond" w:hAnsi="Garamond"/>
+          <w:b w:val="false"/>
+          <w:bCs w:val="false"/>
+          <w:i w:val="false"/>
+          <w:iCs w:val="false"/>
+          <w:sz w:val="23"/>
+          <w:szCs w:val="23"/>
+        </w:rPr>
+        <w:t xml:space="preserve">Paul does not describe two trees. He describes one. Believing Gentiles are wild branches “graffed in among them,” and “with them partakest of the root and fatness of the olive tree” (Romans 11:17). Natural branches that were broken off will be grafted back in “if they abide not still in unbelief,” into “their own olive tree” (11:23–24). There is one tree, one root, and one sap. Branches are added or removed by faith.</w:t>
+      </w:r>
+    </w:p>
+    <w:p>
+      <w:pPr>
+        <w:spacing w:after="200" w:line="300"/>
+        <w:jc w:val="both"/>
+      </w:pPr>
+      <w:r>
+        <w:rPr>
+          <w:rFonts w:ascii="Garamond" w:cs="Garamond" w:eastAsia="Garamond" w:hAnsi="Garamond"/>
+          <w:b w:val="false"/>
+          <w:bCs w:val="false"/>
+          <w:i/>
+          <w:iCs/>
+          <w:sz w:val="23"/>
+          <w:szCs w:val="23"/>
+        </w:rPr>
         <w:t xml:space="preserve">A note on the two olive trees.</w:t>
       </w:r>
       <w:r>
@@ -2568,7 +4379,7 @@
           <w:sz w:val="23"/>
           <w:szCs w:val="23"/>
         </w:rPr>
-        <w:t xml:space="preserve"> Zechariah saw “two olive trees by it, one upon the right side of the bowl, and the other upon the left side” (Zechariah 4:3). Revelation says of the two witnesses, “These are the two olive trees, and the two candlesticks standing before the God of the earth” (Revelation 11:4). Some may ask whether these two trees are Israel and the church. But Scripture defines each picture where it uses it. Zechariah was told the trees are “the two anointed ones, that stand by the Lord of the whole earth” (Zechariah 4:14). Their purpose is to supply oil for the light, and the message of the vision is “Not by might, nor by power, but by my spirit” (4:6). Revelation calls them “my two witnesses” (11:3), who testify for 1,260 days. In this research, the two witnesses are God’s Word in its two testimonies, the Old and New Testaments, lit by the Holy Spirit and carried to the world by His people. </w:t>
+        <w:t xml:space="preserve"> Zechariah saw “two olive trees by it, one upon the right side of the bowl, and the other upon the left side” (Zechariah 4:3). Revelation says of the two witnesses, “These are the two olive trees, and the two candlesticks standing before the God of the earth” (Revelation 11:4). Some may ask whether these two trees are Israel and the church. But Scripture defines each picture where it uses it. Zechariah was told the trees are “the two anointed ones, that stand by the Lord of the whole earth” (Zechariah 4:14). Their purpose is to supply oil for the light, and the message of the vision is “Not by might, nor by power, but by my spirit” (4:6). Revelation calls them “my two witnesses” (11:3), who testify for 1,260 days. In this research, the two witnesses are God’s Word in its two testimonies, the Old and New Testaments, standing side by side and agreeing, lit by the Holy Spirit and carried to the world by His people. </w:t>
       </w:r>
       <w:r>
         <w:rPr>
@@ -3294,7 +5105,7 @@
                 <w:sz w:val="18"/>
                 <w:szCs w:val="18"/>
               </w:rPr>
-              <w:t xml:space="preserve"> (G3952), in verses 27, 37, and 39. Nothing signals a second event.</w:t>
+              <w:t xml:space="preserve"> (G3952, “coming” or “arrival”), in verses 27, 37, and 39. Nothing signals a second event.</w:t>
             </w:r>
           </w:p>
         </w:tc>
@@ -3378,7 +5189,7 @@
                 <w:sz w:val="18"/>
                 <w:szCs w:val="18"/>
               </w:rPr>
-              <w:t xml:space="preserve">, G1565). The nearest day is the coming and gathering “Immediately after the tribulation of those days” (24:29–31), the only gathering in the chapter.</w:t>
+              <w:t xml:space="preserve">, G1565, “that”). The nearest day is the coming and gathering “Immediately after the tribulation of those days” (24:29–31), the only gathering in the chapter.</w:t>
             </w:r>
           </w:p>
         </w:tc>
@@ -5820,7 +7631,7 @@
           <w:sz w:val="23"/>
           <w:szCs w:val="23"/>
         </w:rPr>
-        <w:t xml:space="preserve"> “I will put a division between my people and thy people” (Exodus 8:23). The hail did not fall in Goshen (9:26), and “all the children of Israel had light in their dwellings” (10:23). On the night of judgment, the Lord would “not suffer the destroyer to come in unto your houses” (12:23). Israel stayed in Egypt through the plagues, and God put a division between His people and the judgment falling around them. Several of the bowls mirror these plagues: sores, water to blood, frogs, and darkness. </w:t>
+        <w:t xml:space="preserve"> “I will put a division between my people and thy people” (Exodus 8:23). The hail did not fall in Goshen, the region of Egypt where Israel lived (9:26), and “all the children of Israel had light in their dwellings” (10:23). On the night of judgment, the Lord would “not suffer the destroyer to come in unto your houses” (12:23). Israel stayed in Egypt through the plagues, and God put a division between His people and the judgment falling around them. Several of the bowls mirror these plagues: sores, water to blood, frogs, and darkness. </w:t>
       </w:r>
       <w:r>
         <w:rPr>
@@ -6061,7 +7872,7 @@
           <w:sz w:val="23"/>
           <w:szCs w:val="23"/>
         </w:rPr>
-        <w:t xml:space="preserve">Scripture is honest about this, and so is this paper. Saints die for their faith in Revelation: the martyrs under the altar at the fifth seal (6:9–11). Near the end, a death decree is set against all who refuse the mark (13:15). The sealed who remain recognize it from Daniel’s abomination prophecy (Daniel 12:11) and hide, as Isaiah says, “until the indignation be overpast” (Isaiah 26:20). God shelters them until He gathers them shortly after: “at that time thy people shall be delivered” (Daniel 12:1). Both the martyrdom and the decree come from the dragon, not from God. Being kept from God’s wrath has never meant being kept from the enemy’s rage, and the saints who face it “overcame him by the blood of the Lamb, and by the word of their testimony” (12:11).</w:t>
+        <w:t xml:space="preserve">Scripture is honest about this, and so is this paper. Saints die for their faith in Revelation: the martyrs under the altar at the fifth seal (6:9–11). Near the end, a death decree is set against all who refuse the mark (13:15). It comes on day 1,290, during the bowls, as the plagues stir the wicked to fury rather than repentance: “they repented not to give him glory” (16:9), for the devil knows “he hath but a short time” (12:12). The sealed who remain recognize it from Daniel’s abomination prophecy (Daniel 12:11) and hide, as Isaiah says, “until the indignation be overpast” (Isaiah 26:20). God shelters them until He gathers them shortly after: “at that time thy people shall be delivered” (Daniel 12:1). Both the martyrdom and the decree come from the dragon, not from God. Being kept from God’s wrath has never meant being kept from the enemy’s rage, and the saints who face it “overcame him by the blood of the Lamb, and by the word of their testimony” (12:11).</w:t>
       </w:r>
     </w:p>
     <w:p>
@@ -6419,7 +8230,7 @@
           <w:sz w:val="23"/>
           <w:szCs w:val="23"/>
         </w:rPr>
-        <w:t xml:space="preserve">God’s two witnesses prophesy “a thousand two hundred and threescore days” during the Tribulation (Revelation 11:3). In this research, those witnesses are God’s Word in its two testimonies, lit by the Holy Spirit and carried by His people: “Not by might, nor by power, but by my spirit, saith the LORD of hosts” (Zechariah 4:6). </w:t>
+        <w:t xml:space="preserve">God’s two witnesses prophesy “a thousand two hundred and threescore days” during the Tribulation (Revelation 11:3). In this research, those witnesses are God’s Word in its two testimonies, the Old and New Testaments, standing side by side and agreeing, lit by the Holy Spirit and carried by His people: “Not by might, nor by power, but by my spirit, saith the LORD of hosts” (Zechariah 4:6). </w:t>
       </w:r>
       <w:r>
         <w:rPr>
@@ -6839,7 +8650,7 @@
           <w:sz w:val="23"/>
           <w:szCs w:val="23"/>
         </w:rPr>
-        <w:t xml:space="preserve"> in Greek. John uses the same construction in only one other place, in Jesus’ prayer for His disciples: “I pray not that thou shouldest take them out of the world, but that thou shouldest keep them from the evil” (John 17:15).</w:t>
+        <w:t xml:space="preserve"> in Greek, literally “keep out of.” John uses the same construction in only one other place, in Jesus’ prayer for His disciples: “I pray not that thou shouldest take them out of the world, but that thou shouldest keep them from the evil” (John 17:15).</w:t>
       </w:r>
     </w:p>
     <w:p>
@@ -9411,7 +11222,7 @@
         <w:spacing w:after="120" w:line="300"/>
         <w:jc w:val="both"/>
       </w:pPr>
-      <w:hyperlink w:history="1" r:id="rIdzsqvrp2q6eiuhvdyzt3zc">
+      <w:hyperlink w:history="1" r:id="rIdf4geolnhudnwrec7izlzz">
         <w:r>
           <w:rPr>
             <w:rStyle w:val="Hyperlink"/>
@@ -9439,7 +11250,7 @@
         <w:spacing w:after="120" w:line="300"/>
         <w:jc w:val="both"/>
       </w:pPr>
-      <w:hyperlink w:history="1" r:id="rIdbidhu2grewotfqf7tftfy">
+      <w:hyperlink w:history="1" r:id="rIdo9u51ku5-bmyusuqeseam">
         <w:r>
           <w:rPr>
             <w:rStyle w:val="Hyperlink"/>
@@ -9467,7 +11278,7 @@
         <w:spacing w:after="120" w:line="300"/>
         <w:jc w:val="both"/>
       </w:pPr>
-      <w:hyperlink w:history="1" r:id="rIdmqhfflfp_tcd3iqx8woix">
+      <w:hyperlink w:history="1" r:id="rIdkhebbhmtxb_jjwjbftqyd">
         <w:r>
           <w:rPr>
             <w:rStyle w:val="Hyperlink"/>
@@ -9495,7 +11306,7 @@
         <w:spacing w:after="120" w:line="300"/>
         <w:jc w:val="both"/>
       </w:pPr>
-      <w:hyperlink w:history="1" r:id="rId3njnzrsqupw4k6ci5jhzc">
+      <w:hyperlink w:history="1" r:id="rIdj5mzczftlggiz6zabb-1k">
         <w:r>
           <w:rPr>
             <w:rStyle w:val="Hyperlink"/>
@@ -9523,7 +11334,7 @@
         <w:spacing w:after="120" w:line="300"/>
         <w:jc w:val="both"/>
       </w:pPr>
-      <w:hyperlink w:history="1" r:id="rIdbolnpjisml0psdcev4yj1">
+      <w:hyperlink w:history="1" r:id="rIdxnq8r1tznpupwnkejewv3">
         <w:r>
           <w:rPr>
             <w:rStyle w:val="Hyperlink"/>
@@ -9551,7 +11362,7 @@
         <w:spacing w:after="120" w:line="300"/>
         <w:jc w:val="both"/>
       </w:pPr>
-      <w:hyperlink w:history="1" r:id="rIdtqdga39fmkl82b3kkpxk-">
+      <w:hyperlink w:history="1" r:id="rIdhc2req_uni150nubmbkzb">
         <w:r>
           <w:rPr>
             <w:rStyle w:val="Hyperlink"/>
@@ -9579,7 +11390,7 @@
         <w:spacing w:after="120" w:line="300"/>
         <w:jc w:val="both"/>
       </w:pPr>
-      <w:hyperlink w:history="1" r:id="rIdakgbmn-goyr6svzbieveb">
+      <w:hyperlink w:history="1" r:id="rIdycpc7oatda2gsrrq8cklj">
         <w:r>
           <w:rPr>
             <w:rStyle w:val="Hyperlink"/>
@@ -9828,24 +11639,6 @@
     </w:p>
     <w:p>
       <w:pPr>
-        <w:spacing w:after="200" w:line="300"/>
-        <w:jc w:val="both"/>
-      </w:pPr>
-      <w:r>
-        <w:rPr>
-          <w:rFonts w:ascii="Garamond" w:cs="Garamond" w:eastAsia="Garamond" w:hAnsi="Garamond"/>
-          <w:b/>
-          <w:bCs/>
-          <w:i w:val="false"/>
-          <w:iCs w:val="false"/>
-          <w:sz w:val="23"/>
-          <w:szCs w:val="23"/>
-        </w:rPr>
-        <w:t xml:space="preserve">Sources on the Antiochus interpretation</w:t>
-      </w:r>
-    </w:p>
-    <w:p>
-      <w:pPr>
         <w:pStyle w:val="ListParagraph"/>
         <w:numPr>
           <w:ilvl w:val="0"/>
@@ -9864,7 +11657,166 @@
           <w:sz w:val="23"/>
           <w:szCs w:val="23"/>
         </w:rPr>
+        <w:t xml:space="preserve">Sir Robert Anderson, </w:t>
+      </w:r>
+      <w:r>
+        <w:rPr>
+          <w:rFonts w:ascii="Garamond" w:cs="Garamond" w:eastAsia="Garamond" w:hAnsi="Garamond"/>
+          <w:b w:val="false"/>
+          <w:bCs w:val="false"/>
+          <w:i/>
+          <w:iCs/>
+          <w:sz w:val="23"/>
+          <w:szCs w:val="23"/>
+        </w:rPr>
+        <w:t xml:space="preserve">The Coming Prince</w:t>
+      </w:r>
+      <w:r>
+        <w:rPr>
+          <w:rFonts w:ascii="Garamond" w:cs="Garamond" w:eastAsia="Garamond" w:hAnsi="Garamond"/>
+          <w:b w:val="false"/>
+          <w:bCs w:val="false"/>
+          <w:i w:val="false"/>
+          <w:iCs w:val="false"/>
+          <w:sz w:val="23"/>
+          <w:szCs w:val="23"/>
+        </w:rPr>
+        <w:t xml:space="preserve"> (1894), and Harold W. Hoehner, </w:t>
+      </w:r>
+      <w:r>
+        <w:rPr>
+          <w:rFonts w:ascii="Garamond" w:cs="Garamond" w:eastAsia="Garamond" w:hAnsi="Garamond"/>
+          <w:b w:val="false"/>
+          <w:bCs w:val="false"/>
+          <w:i/>
+          <w:iCs/>
+          <w:sz w:val="23"/>
+          <w:szCs w:val="23"/>
+        </w:rPr>
+        <w:t xml:space="preserve">Chronological Aspects of the Life of Christ</w:t>
+      </w:r>
+      <w:r>
+        <w:rPr>
+          <w:rFonts w:ascii="Garamond" w:cs="Garamond" w:eastAsia="Garamond" w:hAnsi="Garamond"/>
+          <w:b w:val="false"/>
+          <w:bCs w:val="false"/>
+          <w:i w:val="false"/>
+          <w:iCs w:val="false"/>
+          <w:sz w:val="23"/>
+          <w:szCs w:val="23"/>
+        </w:rPr>
+        <w:t xml:space="preserve"> (1977), on the 360-day-year count.</w:t>
+      </w:r>
+    </w:p>
+    <w:p>
+      <w:pPr>
+        <w:spacing w:after="200" w:line="300"/>
+        <w:jc w:val="both"/>
+      </w:pPr>
+      <w:r>
+        <w:rPr>
+          <w:rFonts w:ascii="Garamond" w:cs="Garamond" w:eastAsia="Garamond" w:hAnsi="Garamond"/>
+          <w:b/>
+          <w:bCs/>
+          <w:i w:val="false"/>
+          <w:iCs w:val="false"/>
+          <w:sz w:val="23"/>
+          <w:szCs w:val="23"/>
+        </w:rPr>
+        <w:t xml:space="preserve">Sources on the Antiochus interpretation</w:t>
+      </w:r>
+    </w:p>
+    <w:p>
+      <w:pPr>
+        <w:pStyle w:val="ListParagraph"/>
+        <w:numPr>
+          <w:ilvl w:val="0"/>
+          <w:numId w:val="2"/>
+        </w:numPr>
+        <w:spacing w:after="120" w:line="300"/>
+        <w:jc w:val="both"/>
+      </w:pPr>
+      <w:r>
+        <w:rPr>
+          <w:rFonts w:ascii="Garamond" w:cs="Garamond" w:eastAsia="Garamond" w:hAnsi="Garamond"/>
+          <w:b w:val="false"/>
+          <w:bCs w:val="false"/>
+          <w:i w:val="false"/>
+          <w:iCs w:val="false"/>
+          <w:sz w:val="23"/>
+          <w:szCs w:val="23"/>
+        </w:rPr>
         <w:t xml:space="preserve">1 Maccabees 1:54 (Apocrypha).</w:t>
+      </w:r>
+    </w:p>
+    <w:p>
+      <w:pPr>
+        <w:pStyle w:val="ListParagraph"/>
+        <w:numPr>
+          <w:ilvl w:val="0"/>
+          <w:numId w:val="2"/>
+        </w:numPr>
+        <w:spacing w:after="120" w:line="300"/>
+        <w:jc w:val="both"/>
+      </w:pPr>
+      <w:r>
+        <w:rPr>
+          <w:rFonts w:ascii="Garamond" w:cs="Garamond" w:eastAsia="Garamond" w:hAnsi="Garamond"/>
+          <w:b w:val="false"/>
+          <w:bCs w:val="false"/>
+          <w:i w:val="false"/>
+          <w:iCs w:val="false"/>
+          <w:sz w:val="23"/>
+          <w:szCs w:val="23"/>
+        </w:rPr>
+        <w:t xml:space="preserve">Porphyry, </w:t>
+      </w:r>
+      <w:r>
+        <w:rPr>
+          <w:rFonts w:ascii="Garamond" w:cs="Garamond" w:eastAsia="Garamond" w:hAnsi="Garamond"/>
+          <w:b w:val="false"/>
+          <w:bCs w:val="false"/>
+          <w:i/>
+          <w:iCs/>
+          <w:sz w:val="23"/>
+          <w:szCs w:val="23"/>
+        </w:rPr>
+        <w:t xml:space="preserve">Against the Christians</w:t>
+      </w:r>
+      <w:r>
+        <w:rPr>
+          <w:rFonts w:ascii="Garamond" w:cs="Garamond" w:eastAsia="Garamond" w:hAnsi="Garamond"/>
+          <w:b w:val="false"/>
+          <w:bCs w:val="false"/>
+          <w:i w:val="false"/>
+          <w:iCs w:val="false"/>
+          <w:sz w:val="23"/>
+          <w:szCs w:val="23"/>
+        </w:rPr>
+        <w:t xml:space="preserve"> (book 12, on Daniel), known through Jerome’s quotations.</w:t>
+      </w:r>
+    </w:p>
+    <w:p>
+      <w:pPr>
+        <w:pStyle w:val="ListParagraph"/>
+        <w:numPr>
+          <w:ilvl w:val="0"/>
+          <w:numId w:val="2"/>
+        </w:numPr>
+        <w:spacing w:after="120" w:line="300"/>
+        <w:jc w:val="both"/>
+      </w:pPr>
+      <w:r>
+        <w:rPr>
+          <w:rFonts w:ascii="Garamond" w:cs="Garamond" w:eastAsia="Garamond" w:hAnsi="Garamond"/>
+          <w:b w:val="false"/>
+          <w:bCs w:val="false"/>
+          <w:i w:val="false"/>
+          <w:iCs w:val="false"/>
+          <w:sz w:val="23"/>
+          <w:szCs w:val="23"/>
+        </w:rPr>
+        <w:t xml:space="preserve">The Geneva Bible (1560), study note on Daniel 8:9; the Scofield Reference Bible (1909), note on Daniel 8:9.</w:t>
       </w:r>
     </w:p>
     <w:p>

--- a/protected-assets/PreTribulation.docx
+++ b/protected-assets/PreTribulation.docx
@@ -9016,6 +9016,1010 @@
           <w:sz w:val="30"/>
           <w:szCs w:val="30"/>
         </w:rPr>
+        <w:t xml:space="preserve">“No Warning”? Can the Rapture Happen at Any Moment?</w:t>
+      </w:r>
+    </w:p>
+    <w:p>
+      <w:pPr>
+        <w:spacing w:after="200" w:line="300"/>
+        <w:jc w:val="both"/>
+      </w:pPr>
+      <w:r>
+        <w:rPr>
+          <w:rFonts w:ascii="Garamond" w:cs="Garamond" w:eastAsia="Garamond" w:hAnsi="Garamond"/>
+          <w:b/>
+          <w:bCs/>
+          <w:i w:val="false"/>
+          <w:iCs w:val="false"/>
+          <w:sz w:val="23"/>
+          <w:szCs w:val="23"/>
+        </w:rPr>
+        <w:t xml:space="preserve">The short answer:</w:t>
+      </w:r>
+      <w:r>
+        <w:rPr>
+          <w:rFonts w:ascii="Garamond" w:cs="Garamond" w:eastAsia="Garamond" w:hAnsi="Garamond"/>
+          <w:b w:val="false"/>
+          <w:bCs w:val="false"/>
+          <w:i w:val="false"/>
+          <w:iCs w:val="false"/>
+          <w:sz w:val="23"/>
+          <w:szCs w:val="23"/>
+        </w:rPr>
+        <w:t xml:space="preserve"> No. Scripture says no one knows the day or the hour, but it also gives clear signs and a clear order of events. The gathering of believers comes at the end of that order, not before it.</w:t>
+      </w:r>
+    </w:p>
+    <w:p>
+      <w:pPr>
+        <w:pStyle w:val="Heading2"/>
+        <w:keepNext/>
+        <w:spacing w:after="140" w:before="300"/>
+      </w:pPr>
+      <w:r>
+        <w:rPr>
+          <w:rFonts w:ascii="Garamond" w:cs="Garamond" w:eastAsia="Garamond" w:hAnsi="Garamond"/>
+          <w:b/>
+          <w:bCs/>
+          <w:i w:val="false"/>
+          <w:iCs w:val="false"/>
+          <w:color w:val="5B3A29"/>
+          <w:sz w:val="25"/>
+          <w:szCs w:val="25"/>
+        </w:rPr>
+        <w:t xml:space="preserve">What pre-trib teaches</w:t>
+      </w:r>
+    </w:p>
+    <w:p>
+      <w:pPr>
+        <w:spacing w:after="200" w:line="300"/>
+        <w:jc w:val="both"/>
+      </w:pPr>
+      <w:r>
+        <w:rPr>
+          <w:rFonts w:ascii="Garamond" w:cs="Garamond" w:eastAsia="Garamond" w:hAnsi="Garamond"/>
+          <w:b w:val="false"/>
+          <w:bCs w:val="false"/>
+          <w:i w:val="false"/>
+          <w:iCs w:val="false"/>
+          <w:sz w:val="23"/>
+          <w:szCs w:val="23"/>
+        </w:rPr>
+        <w:t xml:space="preserve">Pre-trib teaches that the rapture is “imminent”: it could happen at any moment, with no warning and no sign that must come first. On this view, believers will be taken before any of the prophesied trouble begins.</w:t>
+      </w:r>
+    </w:p>
+    <w:p>
+      <w:pPr>
+        <w:pStyle w:val="Heading2"/>
+        <w:keepNext/>
+        <w:spacing w:after="140" w:before="300"/>
+      </w:pPr>
+      <w:r>
+        <w:rPr>
+          <w:rFonts w:ascii="Garamond" w:cs="Garamond" w:eastAsia="Garamond" w:hAnsi="Garamond"/>
+          <w:b/>
+          <w:bCs/>
+          <w:i w:val="false"/>
+          <w:iCs w:val="false"/>
+          <w:color w:val="5B3A29"/>
+          <w:sz w:val="25"/>
+          <w:szCs w:val="25"/>
+        </w:rPr>
+        <w:t xml:space="preserve">What Scripture says, step by step</w:t>
+      </w:r>
+    </w:p>
+    <w:p>
+      <w:pPr>
+        <w:spacing w:after="200" w:line="300"/>
+        <w:jc w:val="both"/>
+      </w:pPr>
+      <w:r>
+        <w:rPr>
+          <w:rFonts w:ascii="Garamond" w:cs="Garamond" w:eastAsia="Garamond" w:hAnsi="Garamond"/>
+          <w:b/>
+          <w:bCs/>
+          <w:i w:val="false"/>
+          <w:iCs w:val="false"/>
+          <w:sz w:val="23"/>
+          <w:szCs w:val="23"/>
+        </w:rPr>
+        <w:t xml:space="preserve">Step 1: Not knowing the day is not the same as having no signs.</w:t>
+      </w:r>
+    </w:p>
+    <w:p>
+      <w:pPr>
+        <w:spacing w:after="200" w:line="300"/>
+        <w:jc w:val="both"/>
+      </w:pPr>
+      <w:r>
+        <w:rPr>
+          <w:rFonts w:ascii="Garamond" w:cs="Garamond" w:eastAsia="Garamond" w:hAnsi="Garamond"/>
+          <w:b w:val="false"/>
+          <w:bCs w:val="false"/>
+          <w:i w:val="false"/>
+          <w:iCs w:val="false"/>
+          <w:sz w:val="23"/>
+          <w:szCs w:val="23"/>
+        </w:rPr>
+        <w:t xml:space="preserve">Jesus said, “of that day and hour knoweth no man” (Matthew 24:36). But in the same chapter He gave a picture anyone can follow: “Now learn a parable of the fig tree; When his branch is yet tender, and putteth forth leaves, ye know that summer is nigh: So likewise ye, when ye shall see all these things, know that it is near, even at the doors” (Matthew 24:32–33). Jesus did not point His listeners to a calendar date. He pointed them to the tree. When the fig branch turns tender and the leaves come out, you know the warm season of harvest is near, even before it arrives. In the same way, the signs tell the watcher that His coming is near, even though “that day and hour knoweth no man.” Paul told believers the same: “ye, brethren, are not in darkness, that that day should overtake you as a thief” (1 Thessalonians 5:4).</w:t>
+      </w:r>
+    </w:p>
+    <w:p>
+      <w:pPr>
+        <w:spacing w:after="200" w:line="300"/>
+        <w:jc w:val="both"/>
+      </w:pPr>
+      <w:r>
+        <w:rPr>
+          <w:rFonts w:ascii="Garamond" w:cs="Garamond" w:eastAsia="Garamond" w:hAnsi="Garamond"/>
+          <w:b/>
+          <w:bCs/>
+          <w:i w:val="false"/>
+          <w:iCs w:val="false"/>
+          <w:sz w:val="23"/>
+          <w:szCs w:val="23"/>
+        </w:rPr>
+        <w:t xml:space="preserve">Step 2: Paul answered this exact question.</w:t>
+      </w:r>
+    </w:p>
+    <w:p>
+      <w:pPr>
+        <w:spacing w:after="200" w:line="300"/>
+        <w:jc w:val="both"/>
+      </w:pPr>
+      <w:r>
+        <w:rPr>
+          <w:rFonts w:ascii="Garamond" w:cs="Garamond" w:eastAsia="Garamond" w:hAnsi="Garamond"/>
+          <w:b w:val="false"/>
+          <w:bCs w:val="false"/>
+          <w:i w:val="false"/>
+          <w:iCs w:val="false"/>
+          <w:sz w:val="23"/>
+          <w:szCs w:val="23"/>
+        </w:rPr>
+        <w:t xml:space="preserve">The believers in Thessalonica were worried they had missed Christ’s coming. Paul wrote to them about “the coming of our Lord Jesus Christ, and by our gathering together unto him” (2 Thessalonians 2:1), which is the very event pre-trib calls the rapture. His answer was plain: “Let no man deceive you by any means: for that day shall not come, except there come a falling away first, and that man of sin be revealed” (2:3). Two things must happen </w:t>
+      </w:r>
+      <w:r>
+        <w:rPr>
+          <w:rFonts w:ascii="Garamond" w:cs="Garamond" w:eastAsia="Garamond" w:hAnsi="Garamond"/>
+          <w:b w:val="false"/>
+          <w:bCs w:val="false"/>
+          <w:i/>
+          <w:iCs/>
+          <w:sz w:val="23"/>
+          <w:szCs w:val="23"/>
+        </w:rPr>
+        <w:t xml:space="preserve">first</w:t>
+      </w:r>
+      <w:r>
+        <w:rPr>
+          <w:rFonts w:ascii="Garamond" w:cs="Garamond" w:eastAsia="Garamond" w:hAnsi="Garamond"/>
+          <w:b w:val="false"/>
+          <w:bCs w:val="false"/>
+          <w:i w:val="false"/>
+          <w:iCs w:val="false"/>
+          <w:sz w:val="23"/>
+          <w:szCs w:val="23"/>
+        </w:rPr>
+        <w:t xml:space="preserve">. A gathering with things that must come first cannot be a gathering with no warning.</w:t>
+      </w:r>
+    </w:p>
+    <w:p>
+      <w:pPr>
+        <w:spacing w:after="200" w:line="300"/>
+        <w:jc w:val="both"/>
+      </w:pPr>
+      <w:r>
+        <w:rPr>
+          <w:rFonts w:ascii="Garamond" w:cs="Garamond" w:eastAsia="Garamond" w:hAnsi="Garamond"/>
+          <w:b/>
+          <w:bCs/>
+          <w:i w:val="false"/>
+          <w:iCs w:val="false"/>
+          <w:sz w:val="23"/>
+          <w:szCs w:val="23"/>
+        </w:rPr>
+        <w:t xml:space="preserve">Step 3: Scripture’s order of events.</w:t>
+      </w:r>
+    </w:p>
+    <w:p>
+      <w:pPr>
+        <w:spacing w:after="200" w:line="300"/>
+        <w:jc w:val="both"/>
+      </w:pPr>
+      <w:r>
+        <w:rPr>
+          <w:rFonts w:ascii="Garamond" w:cs="Garamond" w:eastAsia="Garamond" w:hAnsi="Garamond"/>
+          <w:b w:val="false"/>
+          <w:bCs w:val="false"/>
+          <w:i w:val="false"/>
+          <w:iCs w:val="false"/>
+          <w:sz w:val="23"/>
+          <w:szCs w:val="23"/>
+        </w:rPr>
+        <w:t xml:space="preserve">Put the passages side by side, and the order is clear:</w:t>
+      </w:r>
+    </w:p>
+    <w:tbl>
+      <w:tblPr>
+        <w:tblW w:type="dxa" w:w="9360"/>
+        <w:tblBorders>
+          <w:top w:val="single" w:color="auto" w:sz="4"/>
+          <w:left w:val="single" w:color="auto" w:sz="4"/>
+          <w:bottom w:val="single" w:color="auto" w:sz="4"/>
+          <w:right w:val="single" w:color="auto" w:sz="4"/>
+          <w:insideH w:val="single" w:color="auto" w:sz="4"/>
+          <w:insideV w:val="single" w:color="auto" w:sz="4"/>
+        </w:tblBorders>
+      </w:tblPr>
+      <w:tblGrid>
+        <w:gridCol w:w="900"/>
+        <w:gridCol w:w="5260"/>
+        <w:gridCol w:w="3200"/>
+      </w:tblGrid>
+      <w:tr>
+        <w:trPr>
+          <w:cantSplit/>
+          <w:tblHeader/>
+        </w:trPr>
+        <w:tc>
+          <w:tcPr>
+            <w:tcW w:type="dxa" w:w="900"/>
+            <w:shd w:fill="EDE4CE" w:color="auto" w:val="clear"/>
+            <w:tcMar>
+              <w:top w:type="dxa" w:w="60"/>
+              <w:left w:type="dxa" w:w="90"/>
+              <w:bottom w:type="dxa" w:w="60"/>
+              <w:right w:type="dxa" w:w="90"/>
+            </w:tcMar>
+          </w:tcPr>
+          <w:p>
+            <w:r>
+              <w:rPr>
+                <w:rFonts w:ascii="Arial" w:cs="Arial" w:eastAsia="Arial" w:hAnsi="Arial"/>
+                <w:b/>
+                <w:bCs/>
+                <w:i w:val="false"/>
+                <w:iCs w:val="false"/>
+                <w:color w:val="2B2318"/>
+                <w:sz w:val="18"/>
+                <w:szCs w:val="18"/>
+              </w:rPr>
+              <w:t xml:space="preserve">Order</w:t>
+            </w:r>
+          </w:p>
+        </w:tc>
+        <w:tc>
+          <w:tcPr>
+            <w:tcW w:type="dxa" w:w="5260"/>
+            <w:shd w:fill="EDE4CE" w:color="auto" w:val="clear"/>
+            <w:tcMar>
+              <w:top w:type="dxa" w:w="60"/>
+              <w:left w:type="dxa" w:w="90"/>
+              <w:bottom w:type="dxa" w:w="60"/>
+              <w:right w:type="dxa" w:w="90"/>
+            </w:tcMar>
+          </w:tcPr>
+          <w:p>
+            <w:r>
+              <w:rPr>
+                <w:rFonts w:ascii="Arial" w:cs="Arial" w:eastAsia="Arial" w:hAnsi="Arial"/>
+                <w:b/>
+                <w:bCs/>
+                <w:i w:val="false"/>
+                <w:iCs w:val="false"/>
+                <w:color w:val="2B2318"/>
+                <w:sz w:val="18"/>
+                <w:szCs w:val="18"/>
+              </w:rPr>
+              <w:t xml:space="preserve">What happens</w:t>
+            </w:r>
+          </w:p>
+        </w:tc>
+        <w:tc>
+          <w:tcPr>
+            <w:tcW w:type="dxa" w:w="3200"/>
+            <w:shd w:fill="EDE4CE" w:color="auto" w:val="clear"/>
+            <w:tcMar>
+              <w:top w:type="dxa" w:w="60"/>
+              <w:left w:type="dxa" w:w="90"/>
+              <w:bottom w:type="dxa" w:w="60"/>
+              <w:right w:type="dxa" w:w="90"/>
+            </w:tcMar>
+          </w:tcPr>
+          <w:p>
+            <w:r>
+              <w:rPr>
+                <w:rFonts w:ascii="Arial" w:cs="Arial" w:eastAsia="Arial" w:hAnsi="Arial"/>
+                <w:b/>
+                <w:bCs/>
+                <w:i w:val="false"/>
+                <w:iCs w:val="false"/>
+                <w:color w:val="2B2318"/>
+                <w:sz w:val="18"/>
+                <w:szCs w:val="18"/>
+              </w:rPr>
+              <w:t xml:space="preserve">Scripture</w:t>
+            </w:r>
+          </w:p>
+        </w:tc>
+      </w:tr>
+      <w:tr>
+        <w:trPr>
+          <w:cantSplit/>
+          <w:tblHeader w:val="false"/>
+        </w:trPr>
+        <w:tc>
+          <w:tcPr>
+            <w:tcW w:type="dxa" w:w="900"/>
+            <w:tcMar>
+              <w:top w:type="dxa" w:w="60"/>
+              <w:left w:type="dxa" w:w="90"/>
+              <w:bottom w:type="dxa" w:w="60"/>
+              <w:right w:type="dxa" w:w="90"/>
+            </w:tcMar>
+          </w:tcPr>
+          <w:p>
+            <w:r>
+              <w:rPr>
+                <w:rFonts w:ascii="Arial" w:cs="Arial" w:eastAsia="Arial" w:hAnsi="Arial"/>
+                <w:b w:val="false"/>
+                <w:bCs w:val="false"/>
+                <w:i w:val="false"/>
+                <w:iCs w:val="false"/>
+                <w:color w:val="2B2318"/>
+                <w:sz w:val="18"/>
+                <w:szCs w:val="18"/>
+              </w:rPr>
+              <w:t xml:space="preserve">1</w:t>
+            </w:r>
+          </w:p>
+        </w:tc>
+        <w:tc>
+          <w:tcPr>
+            <w:tcW w:type="dxa" w:w="5260"/>
+            <w:tcMar>
+              <w:top w:type="dxa" w:w="60"/>
+              <w:left w:type="dxa" w:w="90"/>
+              <w:bottom w:type="dxa" w:w="60"/>
+              <w:right w:type="dxa" w:w="90"/>
+            </w:tcMar>
+          </w:tcPr>
+          <w:p>
+            <w:r>
+              <w:rPr>
+                <w:rFonts w:ascii="Arial" w:cs="Arial" w:eastAsia="Arial" w:hAnsi="Arial"/>
+                <w:b w:val="false"/>
+                <w:bCs w:val="false"/>
+                <w:i w:val="false"/>
+                <w:iCs w:val="false"/>
+                <w:color w:val="2B2318"/>
+                <w:sz w:val="18"/>
+                <w:szCs w:val="18"/>
+              </w:rPr>
+              <w:t xml:space="preserve">A falling away from the faith, and the man of sin revealed</w:t>
+            </w:r>
+          </w:p>
+        </w:tc>
+        <w:tc>
+          <w:tcPr>
+            <w:tcW w:type="dxa" w:w="3200"/>
+            <w:tcMar>
+              <w:top w:type="dxa" w:w="60"/>
+              <w:left w:type="dxa" w:w="90"/>
+              <w:bottom w:type="dxa" w:w="60"/>
+              <w:right w:type="dxa" w:w="90"/>
+            </w:tcMar>
+          </w:tcPr>
+          <w:p>
+            <w:r>
+              <w:rPr>
+                <w:rFonts w:ascii="Arial" w:cs="Arial" w:eastAsia="Arial" w:hAnsi="Arial"/>
+                <w:b w:val="false"/>
+                <w:bCs w:val="false"/>
+                <w:i w:val="false"/>
+                <w:iCs w:val="false"/>
+                <w:color w:val="2B2318"/>
+                <w:sz w:val="18"/>
+                <w:szCs w:val="18"/>
+              </w:rPr>
+              <w:t xml:space="preserve">2 Thessalonians 2:3</w:t>
+            </w:r>
+          </w:p>
+        </w:tc>
+      </w:tr>
+      <w:tr>
+        <w:trPr>
+          <w:cantSplit/>
+          <w:tblHeader w:val="false"/>
+        </w:trPr>
+        <w:tc>
+          <w:tcPr>
+            <w:tcW w:type="dxa" w:w="900"/>
+            <w:tcMar>
+              <w:top w:type="dxa" w:w="60"/>
+              <w:left w:type="dxa" w:w="90"/>
+              <w:bottom w:type="dxa" w:w="60"/>
+              <w:right w:type="dxa" w:w="90"/>
+            </w:tcMar>
+          </w:tcPr>
+          <w:p>
+            <w:r>
+              <w:rPr>
+                <w:rFonts w:ascii="Arial" w:cs="Arial" w:eastAsia="Arial" w:hAnsi="Arial"/>
+                <w:b w:val="false"/>
+                <w:bCs w:val="false"/>
+                <w:i w:val="false"/>
+                <w:iCs w:val="false"/>
+                <w:color w:val="2B2318"/>
+                <w:sz w:val="18"/>
+                <w:szCs w:val="18"/>
+              </w:rPr>
+              <w:t xml:space="preserve">2</w:t>
+            </w:r>
+          </w:p>
+        </w:tc>
+        <w:tc>
+          <w:tcPr>
+            <w:tcW w:type="dxa" w:w="5260"/>
+            <w:tcMar>
+              <w:top w:type="dxa" w:w="60"/>
+              <w:left w:type="dxa" w:w="90"/>
+              <w:bottom w:type="dxa" w:w="60"/>
+              <w:right w:type="dxa" w:w="90"/>
+            </w:tcMar>
+          </w:tcPr>
+          <w:p>
+            <w:r>
+              <w:rPr>
+                <w:rFonts w:ascii="Arial" w:cs="Arial" w:eastAsia="Arial" w:hAnsi="Arial"/>
+                <w:b w:val="false"/>
+                <w:bCs w:val="false"/>
+                <w:i w:val="false"/>
+                <w:iCs w:val="false"/>
+                <w:color w:val="2B2318"/>
+                <w:sz w:val="18"/>
+                <w:szCs w:val="18"/>
+              </w:rPr>
+              <w:t xml:space="preserve">The great tribulation, when the beast makes “war with the saints”</w:t>
+            </w:r>
+          </w:p>
+        </w:tc>
+        <w:tc>
+          <w:tcPr>
+            <w:tcW w:type="dxa" w:w="3200"/>
+            <w:tcMar>
+              <w:top w:type="dxa" w:w="60"/>
+              <w:left w:type="dxa" w:w="90"/>
+              <w:bottom w:type="dxa" w:w="60"/>
+              <w:right w:type="dxa" w:w="90"/>
+            </w:tcMar>
+          </w:tcPr>
+          <w:p>
+            <w:r>
+              <w:rPr>
+                <w:rFonts w:ascii="Arial" w:cs="Arial" w:eastAsia="Arial" w:hAnsi="Arial"/>
+                <w:b w:val="false"/>
+                <w:bCs w:val="false"/>
+                <w:i w:val="false"/>
+                <w:iCs w:val="false"/>
+                <w:color w:val="2B2318"/>
+                <w:sz w:val="18"/>
+                <w:szCs w:val="18"/>
+              </w:rPr>
+              <w:t xml:space="preserve">Matthew 24:21; Revelation 13:7</w:t>
+            </w:r>
+          </w:p>
+        </w:tc>
+      </w:tr>
+      <w:tr>
+        <w:trPr>
+          <w:cantSplit/>
+          <w:tblHeader w:val="false"/>
+        </w:trPr>
+        <w:tc>
+          <w:tcPr>
+            <w:tcW w:type="dxa" w:w="900"/>
+            <w:tcMar>
+              <w:top w:type="dxa" w:w="60"/>
+              <w:left w:type="dxa" w:w="90"/>
+              <w:bottom w:type="dxa" w:w="60"/>
+              <w:right w:type="dxa" w:w="90"/>
+            </w:tcMar>
+          </w:tcPr>
+          <w:p>
+            <w:r>
+              <w:rPr>
+                <w:rFonts w:ascii="Arial" w:cs="Arial" w:eastAsia="Arial" w:hAnsi="Arial"/>
+                <w:b w:val="false"/>
+                <w:bCs w:val="false"/>
+                <w:i w:val="false"/>
+                <w:iCs w:val="false"/>
+                <w:color w:val="2B2318"/>
+                <w:sz w:val="18"/>
+                <w:szCs w:val="18"/>
+              </w:rPr>
+              <w:t xml:space="preserve">3</w:t>
+            </w:r>
+          </w:p>
+        </w:tc>
+        <w:tc>
+          <w:tcPr>
+            <w:tcW w:type="dxa" w:w="5260"/>
+            <w:tcMar>
+              <w:top w:type="dxa" w:w="60"/>
+              <w:left w:type="dxa" w:w="90"/>
+              <w:bottom w:type="dxa" w:w="60"/>
+              <w:right w:type="dxa" w:w="90"/>
+            </w:tcMar>
+          </w:tcPr>
+          <w:p>
+            <w:r>
+              <w:rPr>
+                <w:rFonts w:ascii="Arial" w:cs="Arial" w:eastAsia="Arial" w:hAnsi="Arial"/>
+                <w:b w:val="false"/>
+                <w:bCs w:val="false"/>
+                <w:i w:val="false"/>
+                <w:iCs w:val="false"/>
+                <w:color w:val="2B2318"/>
+                <w:sz w:val="18"/>
+                <w:szCs w:val="18"/>
+              </w:rPr>
+              <w:t xml:space="preserve">Signs in the sky “immediately after the tribulation”: the sun darkened, the moon not giving her light, the stars falling</w:t>
+            </w:r>
+          </w:p>
+        </w:tc>
+        <w:tc>
+          <w:tcPr>
+            <w:tcW w:type="dxa" w:w="3200"/>
+            <w:tcMar>
+              <w:top w:type="dxa" w:w="60"/>
+              <w:left w:type="dxa" w:w="90"/>
+              <w:bottom w:type="dxa" w:w="60"/>
+              <w:right w:type="dxa" w:w="90"/>
+            </w:tcMar>
+          </w:tcPr>
+          <w:p>
+            <w:r>
+              <w:rPr>
+                <w:rFonts w:ascii="Arial" w:cs="Arial" w:eastAsia="Arial" w:hAnsi="Arial"/>
+                <w:b w:val="false"/>
+                <w:bCs w:val="false"/>
+                <w:i w:val="false"/>
+                <w:iCs w:val="false"/>
+                <w:color w:val="2B2318"/>
+                <w:sz w:val="18"/>
+                <w:szCs w:val="18"/>
+              </w:rPr>
+              <w:t xml:space="preserve">Matthew 24:29; Revelation 6:12–13</w:t>
+            </w:r>
+          </w:p>
+        </w:tc>
+      </w:tr>
+      <w:tr>
+        <w:trPr>
+          <w:cantSplit/>
+          <w:tblHeader w:val="false"/>
+        </w:trPr>
+        <w:tc>
+          <w:tcPr>
+            <w:tcW w:type="dxa" w:w="900"/>
+            <w:tcMar>
+              <w:top w:type="dxa" w:w="60"/>
+              <w:left w:type="dxa" w:w="90"/>
+              <w:bottom w:type="dxa" w:w="60"/>
+              <w:right w:type="dxa" w:w="90"/>
+            </w:tcMar>
+          </w:tcPr>
+          <w:p>
+            <w:r>
+              <w:rPr>
+                <w:rFonts w:ascii="Arial" w:cs="Arial" w:eastAsia="Arial" w:hAnsi="Arial"/>
+                <w:b w:val="false"/>
+                <w:bCs w:val="false"/>
+                <w:i w:val="false"/>
+                <w:iCs w:val="false"/>
+                <w:color w:val="2B2318"/>
+                <w:sz w:val="18"/>
+                <w:szCs w:val="18"/>
+              </w:rPr>
+              <w:t xml:space="preserve">4</w:t>
+            </w:r>
+          </w:p>
+        </w:tc>
+        <w:tc>
+          <w:tcPr>
+            <w:tcW w:type="dxa" w:w="5260"/>
+            <w:tcMar>
+              <w:top w:type="dxa" w:w="60"/>
+              <w:left w:type="dxa" w:w="90"/>
+              <w:bottom w:type="dxa" w:w="60"/>
+              <w:right w:type="dxa" w:w="90"/>
+            </w:tcMar>
+          </w:tcPr>
+          <w:p>
+            <w:r>
+              <w:rPr>
+                <w:rFonts w:ascii="Arial" w:cs="Arial" w:eastAsia="Arial" w:hAnsi="Arial"/>
+                <w:b w:val="false"/>
+                <w:bCs w:val="false"/>
+                <w:i w:val="false"/>
+                <w:iCs w:val="false"/>
+                <w:color w:val="2B2318"/>
+                <w:sz w:val="18"/>
+                <w:szCs w:val="18"/>
+              </w:rPr>
+              <w:t xml:space="preserve">The Son of man appears; the trumpet sounds; His people are gathered</w:t>
+            </w:r>
+          </w:p>
+        </w:tc>
+        <w:tc>
+          <w:tcPr>
+            <w:tcW w:type="dxa" w:w="3200"/>
+            <w:tcMar>
+              <w:top w:type="dxa" w:w="60"/>
+              <w:left w:type="dxa" w:w="90"/>
+              <w:bottom w:type="dxa" w:w="60"/>
+              <w:right w:type="dxa" w:w="90"/>
+            </w:tcMar>
+          </w:tcPr>
+          <w:p>
+            <w:r>
+              <w:rPr>
+                <w:rFonts w:ascii="Arial" w:cs="Arial" w:eastAsia="Arial" w:hAnsi="Arial"/>
+                <w:b w:val="false"/>
+                <w:bCs w:val="false"/>
+                <w:i w:val="false"/>
+                <w:iCs w:val="false"/>
+                <w:color w:val="2B2318"/>
+                <w:sz w:val="18"/>
+                <w:szCs w:val="18"/>
+              </w:rPr>
+              <w:t xml:space="preserve">Matthew 24:30–31; 1 Thessalonians 4:16–17</w:t>
+            </w:r>
+          </w:p>
+        </w:tc>
+      </w:tr>
+    </w:tbl>
+    <w:p>
+      <w:pPr>
+        <w:spacing w:after="120"/>
+      </w:pPr>
+    </w:p>
+    <w:p>
+      <w:pPr>
+        <w:spacing w:after="200" w:line="300"/>
+        <w:jc w:val="both"/>
+      </w:pPr>
+      <w:r>
+        <w:rPr>
+          <w:rFonts w:ascii="Garamond" w:cs="Garamond" w:eastAsia="Garamond" w:hAnsi="Garamond"/>
+          <w:b w:val="false"/>
+          <w:bCs w:val="false"/>
+          <w:i w:val="false"/>
+          <w:iCs w:val="false"/>
+          <w:sz w:val="23"/>
+          <w:szCs w:val="23"/>
+        </w:rPr>
+        <w:t xml:space="preserve">Pre-trib places the rapture before step 1. Scripture places the gathering at step 4. </w:t>
+      </w:r>
+      <w:r>
+        <w:rPr>
+          <w:rFonts w:ascii="Garamond" w:cs="Garamond" w:eastAsia="Garamond" w:hAnsi="Garamond"/>
+          <w:b w:val="false"/>
+          <w:bCs w:val="false"/>
+          <w:i/>
+          <w:iCs/>
+          <w:sz w:val="23"/>
+          <w:szCs w:val="23"/>
+        </w:rPr>
+        <w:t xml:space="preserve">(For how Daniel’s 1,260, 1,290, and 1,335 days fit this order, see “The Shepherd’s Gathering.”)</w:t>
+      </w:r>
+    </w:p>
+    <w:p>
+      <w:pPr>
+        <w:spacing w:after="200" w:line="300"/>
+        <w:jc w:val="both"/>
+      </w:pPr>
+      <w:r>
+        <w:rPr>
+          <w:rFonts w:ascii="Garamond" w:cs="Garamond" w:eastAsia="Garamond" w:hAnsi="Garamond"/>
+          <w:b/>
+          <w:bCs/>
+          <w:i w:val="false"/>
+          <w:iCs w:val="false"/>
+          <w:sz w:val="23"/>
+          <w:szCs w:val="23"/>
+        </w:rPr>
+        <w:t xml:space="preserve">Step 4: What “escape all these things” means.</w:t>
+      </w:r>
+    </w:p>
+    <w:p>
+      <w:pPr>
+        <w:spacing w:after="200" w:line="300"/>
+        <w:jc w:val="both"/>
+      </w:pPr>
+      <w:r>
+        <w:rPr>
+          <w:rFonts w:ascii="Garamond" w:cs="Garamond" w:eastAsia="Garamond" w:hAnsi="Garamond"/>
+          <w:b w:val="false"/>
+          <w:bCs w:val="false"/>
+          <w:i w:val="false"/>
+          <w:iCs w:val="false"/>
+          <w:sz w:val="23"/>
+          <w:szCs w:val="23"/>
+        </w:rPr>
+        <w:t xml:space="preserve">Luke 21:36 is often quoted as a promise of escape before the trouble: “Watch ye therefore, and pray always, that ye may be accounted worthy to escape all these things that shall come to pass, and to stand before the Son of man.” Read with the verses around it, it says something different:</w:t>
+      </w:r>
+    </w:p>
+    <w:p>
+      <w:pPr>
+        <w:pStyle w:val="ListParagraph"/>
+        <w:numPr>
+          <w:ilvl w:val="0"/>
+          <w:numId w:val="2"/>
+        </w:numPr>
+        <w:spacing w:after="120" w:line="300"/>
+        <w:jc w:val="both"/>
+      </w:pPr>
+      <w:r>
+        <w:rPr>
+          <w:rFonts w:ascii="Garamond" w:cs="Garamond" w:eastAsia="Garamond" w:hAnsi="Garamond"/>
+          <w:b/>
+          <w:bCs/>
+          <w:i w:val="false"/>
+          <w:iCs w:val="false"/>
+          <w:sz w:val="23"/>
+          <w:szCs w:val="23"/>
+        </w:rPr>
+        <w:t xml:space="preserve">Jesus had just warned His disciples of hardship.</w:t>
+      </w:r>
+      <w:r>
+        <w:rPr>
+          <w:rFonts w:ascii="Garamond" w:cs="Garamond" w:eastAsia="Garamond" w:hAnsi="Garamond"/>
+          <w:b w:val="false"/>
+          <w:bCs w:val="false"/>
+          <w:i w:val="false"/>
+          <w:iCs w:val="false"/>
+          <w:sz w:val="23"/>
+          <w:szCs w:val="23"/>
+        </w:rPr>
+        <w:t xml:space="preserve"> They would be persecuted and imprisoned (21:12), and “some of you shall they cause to be put to death” (21:16). He was not promising them removal.</w:t>
+      </w:r>
+    </w:p>
+    <w:p>
+      <w:pPr>
+        <w:pStyle w:val="ListParagraph"/>
+        <w:numPr>
+          <w:ilvl w:val="0"/>
+          <w:numId w:val="2"/>
+        </w:numPr>
+        <w:spacing w:after="120" w:line="300"/>
+        <w:jc w:val="both"/>
+      </w:pPr>
+      <w:r>
+        <w:rPr>
+          <w:rFonts w:ascii="Garamond" w:cs="Garamond" w:eastAsia="Garamond" w:hAnsi="Garamond"/>
+          <w:b/>
+          <w:bCs/>
+          <w:i w:val="false"/>
+          <w:iCs w:val="false"/>
+          <w:sz w:val="23"/>
+          <w:szCs w:val="23"/>
+        </w:rPr>
+        <w:t xml:space="preserve">The danger is a trap for the unprepared.</w:t>
+      </w:r>
+      <w:r>
+        <w:rPr>
+          <w:rFonts w:ascii="Garamond" w:cs="Garamond" w:eastAsia="Garamond" w:hAnsi="Garamond"/>
+          <w:b w:val="false"/>
+          <w:bCs w:val="false"/>
+          <w:i w:val="false"/>
+          <w:iCs w:val="false"/>
+          <w:sz w:val="23"/>
+          <w:szCs w:val="23"/>
+        </w:rPr>
+        <w:t xml:space="preserve"> Right before verse 36, He warned them to “take heed to yourselves, lest at any time your hearts be overcharged... and so that day come upon you unawares. For as a snare shall it come on all them that dwell on the face of the whole earth” (21:34–35).</w:t>
+      </w:r>
+    </w:p>
+    <w:p>
+      <w:pPr>
+        <w:pStyle w:val="ListParagraph"/>
+        <w:numPr>
+          <w:ilvl w:val="0"/>
+          <w:numId w:val="2"/>
+        </w:numPr>
+        <w:spacing w:after="120" w:line="300"/>
+        <w:jc w:val="both"/>
+      </w:pPr>
+      <w:r>
+        <w:rPr>
+          <w:rFonts w:ascii="Garamond" w:cs="Garamond" w:eastAsia="Garamond" w:hAnsi="Garamond"/>
+          <w:b/>
+          <w:bCs/>
+          <w:i w:val="false"/>
+          <w:iCs w:val="false"/>
+          <w:sz w:val="23"/>
+          <w:szCs w:val="23"/>
+        </w:rPr>
+        <w:t xml:space="preserve">The escape is from judgment, not from the earth.</w:t>
+      </w:r>
+      <w:r>
+        <w:rPr>
+          <w:rFonts w:ascii="Garamond" w:cs="Garamond" w:eastAsia="Garamond" w:hAnsi="Garamond"/>
+          <w:b w:val="false"/>
+          <w:bCs w:val="false"/>
+          <w:i w:val="false"/>
+          <w:iCs w:val="false"/>
+          <w:sz w:val="23"/>
+          <w:szCs w:val="23"/>
+        </w:rPr>
+        <w:t xml:space="preserve"> Paul uses the same Greek word, </w:t>
+      </w:r>
+      <w:r>
+        <w:rPr>
+          <w:rFonts w:ascii="Garamond" w:cs="Garamond" w:eastAsia="Garamond" w:hAnsi="Garamond"/>
+          <w:b w:val="false"/>
+          <w:bCs w:val="false"/>
+          <w:i/>
+          <w:iCs/>
+          <w:sz w:val="23"/>
+          <w:szCs w:val="23"/>
+        </w:rPr>
+        <w:t xml:space="preserve">ekpheugō</w:t>
+      </w:r>
+      <w:r>
+        <w:rPr>
+          <w:rFonts w:ascii="Garamond" w:cs="Garamond" w:eastAsia="Garamond" w:hAnsi="Garamond"/>
+          <w:b w:val="false"/>
+          <w:bCs w:val="false"/>
+          <w:i w:val="false"/>
+          <w:iCs w:val="false"/>
+          <w:sz w:val="23"/>
+          <w:szCs w:val="23"/>
+        </w:rPr>
+        <w:t xml:space="preserve"> (G1628), for the unbelieving world: “sudden destruction cometh upon them... and they shall not escape” (1 Thessalonians 5:3). The watchful escape what the careless cannot.</w:t>
+      </w:r>
+    </w:p>
+    <w:p>
+      <w:pPr>
+        <w:pStyle w:val="ListParagraph"/>
+        <w:numPr>
+          <w:ilvl w:val="0"/>
+          <w:numId w:val="2"/>
+        </w:numPr>
+        <w:spacing w:after="120" w:line="300"/>
+        <w:jc w:val="both"/>
+      </w:pPr>
+      <w:r>
+        <w:rPr>
+          <w:rFonts w:ascii="Garamond" w:cs="Garamond" w:eastAsia="Garamond" w:hAnsi="Garamond"/>
+          <w:b/>
+          <w:bCs/>
+          <w:i w:val="false"/>
+          <w:iCs w:val="false"/>
+          <w:sz w:val="23"/>
+          <w:szCs w:val="23"/>
+        </w:rPr>
+        <w:t xml:space="preserve">The goal is to stand before Christ when He comes.</w:t>
+      </w:r>
+      <w:r>
+        <w:rPr>
+          <w:rFonts w:ascii="Garamond" w:cs="Garamond" w:eastAsia="Garamond" w:hAnsi="Garamond"/>
+          <w:b w:val="false"/>
+          <w:bCs w:val="false"/>
+          <w:i w:val="false"/>
+          <w:iCs w:val="false"/>
+          <w:sz w:val="23"/>
+          <w:szCs w:val="23"/>
+        </w:rPr>
+        <w:t xml:space="preserve"> The unprepared cry out, “who shall be able to stand?” (Revelation 6:17). The faithful are able to stand.</w:t>
+      </w:r>
+    </w:p>
+    <w:p>
+      <w:pPr>
+        <w:spacing w:after="200" w:line="300"/>
+        <w:jc w:val="both"/>
+      </w:pPr>
+      <w:r>
+        <w:rPr>
+          <w:rFonts w:ascii="Garamond" w:cs="Garamond" w:eastAsia="Garamond" w:hAnsi="Garamond"/>
+          <w:b/>
+          <w:bCs/>
+          <w:i w:val="false"/>
+          <w:iCs w:val="false"/>
+          <w:sz w:val="23"/>
+          <w:szCs w:val="23"/>
+        </w:rPr>
+        <w:t xml:space="preserve">Step 5: Where the “any moment” idea came from.</w:t>
+      </w:r>
+    </w:p>
+    <w:p>
+      <w:pPr>
+        <w:spacing w:after="200" w:line="300"/>
+        <w:jc w:val="both"/>
+      </w:pPr>
+      <w:r>
+        <w:rPr>
+          <w:rFonts w:ascii="Garamond" w:cs="Garamond" w:eastAsia="Garamond" w:hAnsi="Garamond"/>
+          <w:b w:val="false"/>
+          <w:bCs w:val="false"/>
+          <w:i w:val="false"/>
+          <w:iCs w:val="false"/>
+          <w:sz w:val="23"/>
+          <w:szCs w:val="23"/>
+        </w:rPr>
+        <w:t xml:space="preserve">Christians have always watched for Christ’s return. But the early church expected the signs Paul named to come first. The idea of a signless, any-moment rapture before all prophesied events took its modern form in the 1830s as part of J. N. Darby’s pre-tribulation system. </w:t>
+      </w:r>
+      <w:r>
+        <w:rPr>
+          <w:rFonts w:ascii="Garamond" w:cs="Garamond" w:eastAsia="Garamond" w:hAnsi="Garamond"/>
+          <w:b w:val="false"/>
+          <w:bCs w:val="false"/>
+          <w:i/>
+          <w:iCs/>
+          <w:sz w:val="23"/>
+          <w:szCs w:val="23"/>
+        </w:rPr>
+        <w:t xml:space="preserve">(See also the table under “Two Different Comings in Matthew 24?”)</w:t>
+      </w:r>
+    </w:p>
+    <w:p>
+      <w:pPr>
+        <w:pStyle w:val="Heading2"/>
+        <w:keepNext/>
+        <w:spacing w:after="140" w:before="300"/>
+      </w:pPr>
+      <w:r>
+        <w:rPr>
+          <w:rFonts w:ascii="Garamond" w:cs="Garamond" w:eastAsia="Garamond" w:hAnsi="Garamond"/>
+          <w:b/>
+          <w:bCs/>
+          <w:i w:val="false"/>
+          <w:iCs w:val="false"/>
+          <w:color w:val="5B3A29"/>
+          <w:sz w:val="25"/>
+          <w:szCs w:val="25"/>
+        </w:rPr>
+        <w:t xml:space="preserve">The answer</w:t>
+      </w:r>
+    </w:p>
+    <w:p>
+      <w:pPr>
+        <w:spacing w:after="200" w:line="300"/>
+        <w:jc w:val="both"/>
+      </w:pPr>
+      <w:r>
+        <w:rPr>
+          <w:rFonts w:ascii="Garamond" w:cs="Garamond" w:eastAsia="Garamond" w:hAnsi="Garamond"/>
+          <w:b w:val="false"/>
+          <w:bCs w:val="false"/>
+          <w:i w:val="false"/>
+          <w:iCs w:val="false"/>
+          <w:sz w:val="23"/>
+          <w:szCs w:val="23"/>
+        </w:rPr>
+        <w:t xml:space="preserve">The world will be caught off guard because it is not watching. The church is told to watch because it has been told what to watch for. Scripture gives the signs, the order of events, and the command to stay awake: “Watch therefore” (Matthew 24:42). It does not give a coming with no warning at all.</w:t>
+      </w:r>
+    </w:p>
+    <w:p>
+      <w:pPr>
+        <w:pStyle w:val="Heading1"/>
+        <w:pBdr>
+          <w:bottom w:val="single" w:color="5B3A29" w:sz="6" w:space="4"/>
+        </w:pBdr>
+        <w:spacing w:after="200" w:before="480"/>
+      </w:pPr>
+      <w:r>
+        <w:rPr>
+          <w:rFonts w:ascii="Garamond" w:cs="Garamond" w:eastAsia="Garamond" w:hAnsi="Garamond"/>
+          <w:b/>
+          <w:bCs/>
+          <w:i w:val="false"/>
+          <w:iCs w:val="false"/>
+          <w:color w:val="5B3A29"/>
+          <w:sz w:val="30"/>
+          <w:szCs w:val="30"/>
+        </w:rPr>
         <w:t xml:space="preserve">One Harvest, Not Two</w:t>
       </w:r>
     </w:p>
@@ -11222,7 +12226,7 @@
         <w:spacing w:after="120" w:line="300"/>
         <w:jc w:val="both"/>
       </w:pPr>
-      <w:hyperlink w:history="1" r:id="rIdf4geolnhudnwrec7izlzz">
+      <w:hyperlink w:history="1" r:id="rIdqjgxjrimrdxnd6cvbve-i">
         <w:r>
           <w:rPr>
             <w:rStyle w:val="Hyperlink"/>
@@ -11250,7 +12254,7 @@
         <w:spacing w:after="120" w:line="300"/>
         <w:jc w:val="both"/>
       </w:pPr>
-      <w:hyperlink w:history="1" r:id="rIdo9u51ku5-bmyusuqeseam">
+      <w:hyperlink w:history="1" r:id="rIdiu-d7mfm_0m0k9kfywk5_">
         <w:r>
           <w:rPr>
             <w:rStyle w:val="Hyperlink"/>
@@ -11278,7 +12282,7 @@
         <w:spacing w:after="120" w:line="300"/>
         <w:jc w:val="both"/>
       </w:pPr>
-      <w:hyperlink w:history="1" r:id="rIdkhebbhmtxb_jjwjbftqyd">
+      <w:hyperlink w:history="1" r:id="rIdso85xgumq0dtuymyutqsw">
         <w:r>
           <w:rPr>
             <w:rStyle w:val="Hyperlink"/>
@@ -11306,7 +12310,7 @@
         <w:spacing w:after="120" w:line="300"/>
         <w:jc w:val="both"/>
       </w:pPr>
-      <w:hyperlink w:history="1" r:id="rIdj5mzczftlggiz6zabb-1k">
+      <w:hyperlink w:history="1" r:id="rIdbeu7-weemd_roshq2ka0y">
         <w:r>
           <w:rPr>
             <w:rStyle w:val="Hyperlink"/>
@@ -11334,7 +12338,7 @@
         <w:spacing w:after="120" w:line="300"/>
         <w:jc w:val="both"/>
       </w:pPr>
-      <w:hyperlink w:history="1" r:id="rIdxnq8r1tznpupwnkejewv3">
+      <w:hyperlink w:history="1" r:id="rIdiwyr9-u4kixirnzqdrn4n">
         <w:r>
           <w:rPr>
             <w:rStyle w:val="Hyperlink"/>
@@ -11362,7 +12366,7 @@
         <w:spacing w:after="120" w:line="300"/>
         <w:jc w:val="both"/>
       </w:pPr>
-      <w:hyperlink w:history="1" r:id="rIdhc2req_uni150nubmbkzb">
+      <w:hyperlink w:history="1" r:id="rIds3io72xyp0_ue6izq7vjc">
         <w:r>
           <w:rPr>
             <w:rStyle w:val="Hyperlink"/>
@@ -11390,7 +12394,7 @@
         <w:spacing w:after="120" w:line="300"/>
         <w:jc w:val="both"/>
       </w:pPr>
-      <w:hyperlink w:history="1" r:id="rIdycpc7oatda2gsrrq8cklj">
+      <w:hyperlink w:history="1" r:id="rIdwhaevpdiqufrwpe6xxwvn">
         <w:r>
           <w:rPr>
             <w:rStyle w:val="Hyperlink"/>

--- a/protected-assets/PreTribulation.docx
+++ b/protected-assets/PreTribulation.docx
@@ -6309,7 +6309,7 @@
                 <w:sz w:val="18"/>
                 <w:szCs w:val="18"/>
               </w:rPr>
-              <w:t xml:space="preserve">“At that time thy people shall be delivered, every one that shall be found written in the book” (Daniel 12:1). They are gathered at the last trump and brought into the new earth (1 Thessalonians 4:17; Revelation 21:1).</w:t>
+              <w:t>“At that time thy people shall be delivered, every one that shall be found written in the book” (Daniel 12:1). They are gathered at the last trump to be with the Lord, and after the thousand years they are brought onto the earth made new (1 Thessalonians 4:17; John 14:3; Revelation 20:4; 21:1).</w:t>
             </w:r>
           </w:p>
         </w:tc>
@@ -9140,7 +9140,7 @@
           <w:sz w:val="23"/>
           <w:szCs w:val="23"/>
         </w:rPr>
-        <w:t xml:space="preserve">Jesus said, “of that day and hour knoweth no man” (Matthew 24:36). But in the same chapter He gave a picture anyone can follow: “Now learn a parable of the fig tree; When his branch is yet tender, and putteth forth leaves, ye know that summer is nigh: So likewise ye, when ye shall see all these things, know that it is near, even at the doors” (Matthew 24:32–33). Jesus did not point His listeners to a calendar date. He pointed them to the tree. When the fig branch turns tender and the leaves come out, you know the warm season of harvest is near, even before it arrives. In the same way, the signs tell the watcher that His coming is near, even though “that day and hour knoweth no man.” Paul told believers the same: “ye, brethren, are not in darkness, that that day should overtake you as a thief” (1 Thessalonians 5:4).</w:t>
+        <w:t>Jesus said, “of that day and hour knoweth no man” (Matthew 24:36). But in the same chapter He gave a picture anyone can follow: “Now learn a parable of the fig tree; When his branch is yet tender, and putteth forth leaves, ye know that summer is nigh: So likewise ye, when ye shall see all these things, know that it is near, even at the doors” (Matthew 24:32–33). Jesus did not point His listeners to a calendar date. He pointed them to the tree. When the fig branch turns tender and the leaves come out, you know the warm season of harvest is near, even before it arrives. In the same way, the signs tell the watcher that His coming is near, even though “that day and hour knoweth no man.” In the very next verse, Jesus chose Noah as the picture of His coming (24:37). God told Noah, “yet seven days, and I will cause it to rain upon the earth” (Genesis 7:4). Once the final count began, Noah knew the day, while the world “knew not until the flood came” (24:39). Paul told believers the same: “ye, brethren, are not in darkness, that that day should overtake you as a thief” (1 Thessalonians 5:4).</w:t>
       </w:r>
     </w:p>
     <w:p>

--- a/protected-assets/PreTribulation.docx
+++ b/protected-assets/PreTribulation.docx
@@ -6967,7 +6967,7 @@
           <w:sz w:val="25"/>
           <w:szCs w:val="25"/>
         </w:rPr>
-        <w:t xml:space="preserve">Where we agree</w:t>
+        <w:t>Where I agree</w:t>
       </w:r>
     </w:p>
     <w:p>
@@ -8346,7 +8346,7 @@
           <w:sz w:val="23"/>
           <w:szCs w:val="23"/>
         </w:rPr>
-        <w:t xml:space="preserve">Throughout Scripture, God holds evil back until His set time. Four angels hold the winds of judgment with the command, “Hurt not the earth... till we have sealed the servants of our God in their foreheads” (Revelation 7:3). The restraint is lifted on God’s schedule, and His people are sealed, not removed, when it is.</w:t>
+        <w:t>Throughout Scripture, God holds evil back until His set time. Four angels hold the winds of judgment with the command, “Hurt not the earth... till we have sealed the servants of our God in their foreheads” (Revelation 7:3). Zechariah tells us whose winds these are: God’s horses are “the four spirits of the heavens” (Zechariah 6:5), and in Hebrew spirit and wind are the same word. God’s Spirit is holding the harm back. The restraint is lifted on God’s schedule, and His people are sealed, not removed, when it is.</w:t>
       </w:r>
     </w:p>
     <w:p>
@@ -8402,7 +8402,35 @@
           <w:sz w:val="23"/>
           <w:szCs w:val="23"/>
         </w:rPr>
-        <w:t xml:space="preserve">On this point, pre-trib and this paper agree. The difference is what “out of the midst” means. The Spirit does not leave the earth. He steps aside from holding Satan back, on God’s schedule, while He goes on lighting the two witnesses’ testimony until day 1,260 (Revelation 11:3).</w:t>
+        <w:t>On this point, pre-trib and this paper agree. The difference is what “out of the midst” means. The Spirit does not leave the earth. Paul says evil is already at work, but Someone is holding it back: “the mystery of iniquity doth already work: only he who now letteth will let” (2 Thessalonians 2:7). In plain words, evil is busy, but the Holy Spirit is holding it back.</w:t>
+      </w:r>
+    </w:p>
+    <w:p>
+      <w:pPr>
+        <w:spacing w:after="200" w:line="300"/>
+        <w:jc w:val="both"/>
+      </w:pPr>
+      <w:r>
+        <w:rPr>
+          <w:rFonts w:ascii="Garamond" w:cs="Garamond" w:eastAsia="Garamond" w:hAnsi="Garamond"/>
+          <w:sz w:val="23"/>
+          <w:szCs w:val="23"/>
+        </w:rPr>
+        <w:t xml:space="preserve">He keeps holding it back as long as mercy is open, while the two witnesses give their testimony for 1,260 days (Revelation 11:3). When their testimony is finished, mercy closes, and He steps aside. It happened once before. Before the flood, God said, “My spirit shall not always strive with man” (Genesis 6:3). Then “the LORD shut him in” (Genesis 7:16), and the door of the ark was closed.</w:t>
+      </w:r>
+    </w:p>
+    <w:p>
+      <w:pPr>
+        <w:spacing w:after="200" w:line="300"/>
+        <w:jc w:val="both"/>
+      </w:pPr>
+      <w:r>
+        <w:rPr>
+          <w:rFonts w:ascii="Garamond" w:cs="Garamond" w:eastAsia="Garamond" w:hAnsi="Garamond"/>
+          <w:sz w:val="23"/>
+          <w:szCs w:val="23"/>
+        </w:rPr>
+        <w:t xml:space="preserve">Paul shows what happens next, and he is careful to say why. These are people who “received not the love of the truth, that they might be saved,” who “believed not the truth, but had pleasure in unrighteousness” (2 Thessalonians 2:10, 12). They made their choice. So God lets them have it: “for this cause God shall send them strong delusion, that they should believe a lie” (2:11). He never takes away anyone’s free will. He has always set the choice before us: “I have set before you life and death... therefore choose life” (Deuteronomy 30:19). Pharaoh hardened his own heart first (Exodus 8:15, 32), and only then did God confirm what Pharaoh had chosen (9:12). Paul saw the same in his day: because they “did not like to retain God in their knowledge, God gave them over” (Romans 1:28). The delusion is not forced on anyone. It is what they wanted. Revelation says it this way: “He that is unjust, let him be unjust still” (Revelation 22:11). “And then shall that Wicked be revealed” (2:8). With nothing left to hold him back, he sets himself up “in the temple of God, shewing himself that he is God” (2:4), at day 1,290.</w:t>
       </w:r>
     </w:p>
     <w:p>

--- a/protected-assets/PreTribulation.docx
+++ b/protected-assets/PreTribulation.docx
@@ -4379,7 +4379,7 @@
           <w:sz w:val="23"/>
           <w:szCs w:val="23"/>
         </w:rPr>
-        <w:t xml:space="preserve"> Zechariah saw “two olive trees by it, one upon the right side of the bowl, and the other upon the left side” (Zechariah 4:3). Revelation says of the two witnesses, “These are the two olive trees, and the two candlesticks standing before the God of the earth” (Revelation 11:4). Some may ask whether these two trees are Israel and the church. But Scripture defines each picture where it uses it. Zechariah was told the trees are “the two anointed ones, that stand by the Lord of the whole earth” (Zechariah 4:14). Their purpose is to supply oil for the light, and the message of the vision is “Not by might, nor by power, but by my spirit” (4:6). Revelation calls them “my two witnesses” (11:3), who testify for 1,260 days. In this research, the two witnesses are God’s Word in its two testimonies, the Old and New Testaments, standing side by side and agreeing, lit by the Holy Spirit and carried to the world by His people. </w:t>
+        <w:t xml:space="preserve"> Zechariah saw “two olive trees by it, one upon the right side of the bowl, and the other upon the left side” (Zechariah 4:3). Revelation says of the two witnesses, “These are the two olive trees, and the two candlesticks standing before the God of the earth” (Revelation 11:4). Some may ask whether these two trees are Israel and the church. But Scripture defines each picture where it uses it. Zechariah was told the trees are “the two anointed ones, that stand by the Lord of the whole earth” (Zechariah 4:14). Their purpose is to supply oil for the light, and the message of the vision is “Not by might, nor by power, but by my spirit” (4:6). Revelation calls them “my two witnesses” (11:3), who testify for 1,260 days. In this research, the two witnesses are the Holy Spirit and the Word of God, acting together through God’s sealed servants: the trees supply the Spirit’s oil, and the lampstands hold up the light of the Word. </w:t>
       </w:r>
       <w:r>
         <w:rPr>
@@ -8230,7 +8230,7 @@
           <w:sz w:val="23"/>
           <w:szCs w:val="23"/>
         </w:rPr>
-        <w:t xml:space="preserve">God’s two witnesses prophesy “a thousand two hundred and threescore days” during the Tribulation (Revelation 11:3). In this research, those witnesses are God’s Word in its two testimonies, the Old and New Testaments, standing side by side and agreeing, lit by the Holy Spirit and carried by His people: “Not by might, nor by power, but by my spirit, saith the LORD of hosts” (Zechariah 4:6). </w:t>
+        <w:t xml:space="preserve">God’s two witnesses prophesy “a thousand two hundred and threescore days” during the Tribulation (Revelation 11:3). In this research, those witnesses are the Holy Spirit and the Word of God, carried to the world by His sealed servants: “Not by might, nor by power, but by my spirit, saith the LORD of hosts” (Zechariah 4:6). </w:t>
       </w:r>
       <w:r>
         <w:rPr>
@@ -8254,7 +8254,7 @@
           <w:sz w:val="23"/>
           <w:szCs w:val="23"/>
         </w:rPr>
-        <w:t xml:space="preserve"> Far from leaving, the Spirit is lighting that testimony for the whole world.</w:t>
+        <w:t xml:space="preserve"> Far from leaving, the Spirit is one of the two witnesses, giving the Word to the whole world.</w:t>
       </w:r>
     </w:p>
     <w:p>
@@ -11826,7 +11826,7 @@
           <w:sz w:val="23"/>
           <w:szCs w:val="23"/>
         </w:rPr>
-        <w:t xml:space="preserve"> “Thy word is a lamp unto my feet” (Psalm 119:105). Oil in Scripture is the picture of the Spirit. When Samuel anointed David with oil, “the Spirit of the LORD came upon David from that day forward” (1 Samuel 16:13). Zechariah’s olive trees pour out “golden oil” for the light, “not by might, nor by power, but by my spirit” (Zechariah 4:6, 12). The Word, lit by the Spirit, is the same testimony the two witnesses carry through the great tribulation.</w:t>
+        <w:t xml:space="preserve"> “Thy word is a lamp unto my feet” (Psalm 119:105). Oil in Scripture is the picture of the Spirit. When Samuel anointed David with oil, “the Spirit of the LORD came upon David from that day forward” (1 Samuel 16:13). Zechariah’s olive trees pour out “golden oil” for the light, “not by might, nor by power, but by my spirit” (Zechariah 4:6, 12). The Spirit and the Word are the two witnesses themselves, speaking through God’s servants through the great tribulation.</w:t>
       </w:r>
     </w:p>
     <w:p>

--- a/protected-assets/PreTribulation.docx
+++ b/protected-assets/PreTribulation.docx
@@ -7872,25 +7872,25 @@
           <w:sz w:val="23"/>
           <w:szCs w:val="23"/>
         </w:rPr>
-        <w:t xml:space="preserve">Scripture is honest about this, and so is this paper. Saints die for their faith in Revelation: the martyrs under the altar at the fifth seal (6:9–11). Near the end, a death decree is set against all who refuse the mark (13:15). It comes on day 1,290, during the bowls, as the plagues stir the wicked to fury rather than repentance: “they repented not to give him glory” (16:9), for the devil knows “he hath but a short time” (12:12). The sealed who remain recognize it from Daniel’s abomination prophecy (Daniel 12:11) and hide, as Isaiah says, “until the indignation be overpast” (Isaiah 26:20). God shelters them until He gathers them shortly after: “at that time thy people shall be delivered” (Daniel 12:1). Both the martyrdom and the decree come from the dragon, not from God. Being kept from God’s wrath has never meant being kept from the enemy’s rage, and the saints who face it “overcame him by the blood of the Lamb, and by the word of their testimony” (12:11).</w:t>
-      </w:r>
-    </w:p>
-    <w:p>
-      <w:pPr>
-        <w:spacing w:after="200" w:line="300"/>
-        <w:jc w:val="both"/>
-      </w:pPr>
-      <w:r>
-        <w:rPr>
-          <w:rFonts w:ascii="Garamond" w:cs="Garamond" w:eastAsia="Garamond" w:hAnsi="Garamond"/>
-          <w:b w:val="false"/>
-          <w:bCs w:val="false"/>
-          <w:i w:val="false"/>
-          <w:iCs w:val="false"/>
-          <w:sz w:val="23"/>
-          <w:szCs w:val="23"/>
-        </w:rPr>
-        <w:t xml:space="preserve">This is true of the 144,000 as well. They are sealed before any harm is allowed (7:3), so they are most likely spared the actions of the fourth seal (6:8) and the trumpets (9:4). But the seal does not shield them from Babylon, the one-world church-state, who is “drunken with the blood of the saints, and with the blood of the martyrs of Jesus” (17:6). Most of them give their lives, each in his own time, only after his testimony is finished: “when they shall have finished their testimony” (11:7). They are the souls under the altar, the first given white robes, “the firstfruits unto God and to the Lamb” (6:9–11; 14:4). </w:t>
+        <w:t>Scripture is honest about this, and so is this paper. Saints die for their faith in Revelation: the martyrs under the altar at the fifth seal (6:9–11). Like Paul, they can say, “I have fought a good fight, I have finished my course, I have kept the faith” (2 Timothy 4:7). Near the end, a death decree is set against all who refuse the mark (13:15). It comes on day 1,290, during the bowls, as the plagues stir the wicked to fury rather than repentance: “they repented not to give him glory” (16:9), for the devil knows “he hath but a short time” (12:12). The sealed who remain recognize it from Daniel’s abomination prophecy (Daniel 12:11) and hide, as Isaiah says, “until the indignation be overpast” (Isaiah 26:20). God shelters them until He gathers them shortly after: “at that time thy people shall be delivered” (Daniel 12:1). Both the martyrdom and the decree come from the dragon, not from God. Being kept from God’s wrath has never meant being kept from the enemy’s rage, and the saints who face it “overcame him by the blood of the Lamb, and by the word of their testimony” (12:11).</w:t>
+      </w:r>
+    </w:p>
+    <w:p>
+      <w:pPr>
+        <w:spacing w:after="200" w:line="300"/>
+        <w:jc w:val="both"/>
+      </w:pPr>
+      <w:r>
+        <w:rPr>
+          <w:rFonts w:ascii="Garamond" w:cs="Garamond" w:eastAsia="Garamond" w:hAnsi="Garamond"/>
+          <w:b w:val="false"/>
+          <w:bCs w:val="false"/>
+          <w:i w:val="false"/>
+          <w:iCs w:val="false"/>
+          <w:sz w:val="23"/>
+          <w:szCs w:val="23"/>
+        </w:rPr>
+        <w:t xml:space="preserve">This is true of the 144,000 as well. They are sealed before any harm is allowed (7:3), so they are most likely spared the actions of the fourth seal (6:8) and the trumpets (9:4). But the seal does not shield them from Babylon, the one-world church-state, who is “drunken with the blood of the saints, and with the blood of the martyrs of Jesus” (17:6). They give their lives when their testimony is finished: “when they shall have finished their testimony” (11:7). Then they are raised and taken up as “the firstfruits unto God and to the Lamb” (11:11–12; 14:4), while the souls under the altar, the faithful martyrs of every age, wait for them and for the saints still alive, who are caught up together with them at the last trump (6:9–11; 1 Thessalonians 4:17). </w:t>
       </w:r>
       <w:r>
         <w:rPr>
@@ -8924,7 +8924,7 @@
           <w:sz w:val="23"/>
           <w:szCs w:val="23"/>
         </w:rPr>
-        <w:t xml:space="preserve"> their 1,260 days of testimony: “And they heard a great voice from heaven saying unto them, Come up hither. And they ascended up to heaven in a cloud; and their enemies beheld them” (11:12). The messengers who carry God’s testimony, His sealed servants, are killed only when their testimony is finished (11:7). Their bodies lie “in the street of the great city” while the world rejoices (11:8–10). Then “the Spirit of life from God entered into them, and they stood upon their feet” (11:11). They ascend in a cloud before their enemies’ eyes, and “the remnant were affrighted, and gave glory to the God of heaven” (11:13). All of this comes after the 1,260 days, in public view, not at Revelation 4:1. This is not the resurrection of the saints. Like Lazarus, who was raised as a sign before the resurrection (John 11:43–44; 12:9–11), they are raised as a public sign, not in the incorruptible body Paul describes (1 Corinthians 15:42–44). The word for heaven, </w:t>
+        <w:t xml:space="preserve"> their 1,260 days of testimony: “And they heard a great voice from heaven saying unto them, Come up hither. And they ascended up to heaven in a cloud; and their enemies beheld them” (11:12). The messengers who carry God’s testimony, His sealed servants, are killed only when their testimony is finished (11:7). Their bodies lie “in the street of the great city” while the world rejoices (11:8–10). Then “the Spirit of life from God entered into them, and they stood upon their feet” (11:11). They ascend in a cloud before their enemies’ eyes, and “the remnant were affrighted, and gave glory to the God of heaven” (11:13). All of this comes after the 1,260 days, in public view, not at Revelation 4:1. This is not the resurrection of the saints. Like Lazarus, who was raised as a sign before the resurrection (John 11:43–44; 12:9–11), they are raised as a public sign, and their deaths are vindicated before the world. Their going up follows the firstfruits offering, the first sheaf presented to God before the harvest (Leviticus 23:10–11): they are “the firstfruits unto God and to the Lamb” (14:4), taken up before the one harvest at the last trump (14:14–16; 1 Corinthians 15:52). Scripture does not say whether they receive the incorruptible body then or with all the saints; the pattern allows that they receive it just before the rest. It is not a separate rapture of the church: the gathering of God’s people still comes once, at the last trump (1 Thessalonians 4:14–17).</w:t>
       </w:r>
       <w:r>
         <w:rPr>
@@ -8936,19 +8936,18 @@
           <w:sz w:val="23"/>
           <w:szCs w:val="23"/>
         </w:rPr>
-        <w:t xml:space="preserve">ouranos</w:t>
-      </w:r>
-      <w:r>
-        <w:rPr>
-          <w:rFonts w:ascii="Garamond" w:cs="Garamond" w:eastAsia="Garamond" w:hAnsi="Garamond"/>
-          <w:b w:val="false"/>
-          <w:bCs w:val="false"/>
-          <w:i w:val="false"/>
-          <w:iCs w:val="false"/>
-          <w:sz w:val="23"/>
-          <w:szCs w:val="23"/>
-        </w:rPr>
-        <w:t xml:space="preserve"> (G3772), is also Scripture’s word for the sky (Matthew 16:2–3), and Scripture does not say they enter God’s throne room. Their deaths are vindicated before the world. Scripture does not describe what follows their ascent; the best understanding is that, like all who “sleep in Jesus,” they rest until the gathering, which comes once, at the last trump (1 Thessalonians 4:14–17). (See “The Shepherd’s Gathering”: Revelation 11:3–13; 14:4.)</w:t>
+      </w:r>
+      <w:r>
+        <w:rPr>
+          <w:rFonts w:ascii="Garamond" w:cs="Garamond" w:eastAsia="Garamond" w:hAnsi="Garamond"/>
+          <w:b w:val="false"/>
+          <w:bCs w:val="false"/>
+          <w:i w:val="false"/>
+          <w:iCs w:val="false"/>
+          <w:sz w:val="23"/>
+          <w:szCs w:val="23"/>
+        </w:rPr>
+        <w:t xml:space="preserve"> (See “The Shepherd’s Gathering”: Revelation 11:3–13; 14:4.)</w:t>
       </w:r>
     </w:p>
     <w:p>

--- a/protected-assets/PreTribulation.docx
+++ b/protected-assets/PreTribulation.docx
@@ -2225,6 +2225,22 @@
           <w:szCs w:val="23"/>
         </w:rPr>
         <w:t xml:space="preserve">Jesus gave these signs to His followers to watch for. A church removed years earlier would have no reason to watch the sky for them.</w:t>
+      </w:r>
+    </w:p>
+    <w:p>
+      <w:pPr>
+        <w:spacing w:after="200" w:line="300"/>
+        <w:jc w:val="both"/>
+      </w:pPr>
+      <w:r>
+        <w:rPr>
+          <w:rFonts w:ascii="Garamond" w:cs="Garamond" w:eastAsia="Garamond" w:hAnsi="Garamond"/>
+          <w:bCs w:val="false"/>
+          <w:iCs w:val="false"/>
+          <w:sz w:val="23"/>
+          <w:szCs w:val="23"/>
+        </w:rPr>
+        <w:t>A second verse is often paired with it: “There be some standing here, which shall not taste of death, till they see the Son of man coming in his kingdom” (Matthew 16:28). All three Gospels place that promise right before the Transfiguration, where three disciples saw His glory “in the holy mount” (2 Peter 1:16-18). It was a preview, kept within days of the promise, not the coming itself. (See “The Shepherd’s Gathering,” “Other Views, Answered Fairly.”)</w:t>
       </w:r>
     </w:p>
     <w:p>
